--- a/BankingProject_SRS_CS401.docx
+++ b/BankingProject_SRS_CS401.docx
@@ -31,8 +31,8 @@
           <w:sz w:val="28"/>
         </w:rPr>
         <w:sectPr>
-          <w:headerReference w:type="default" r:id="rId7"/>
-          <w:footerReference w:type="default" r:id="rId8"/>
+          <w:headerReference w:type="default" r:id="rId8"/>
+          <w:footerReference w:type="default" r:id="rId9"/>
           <w:pgSz w:w="12240" w:h="15840"/>
           <w:pgMar w:top="1440" w:right="1800" w:bottom="1800" w:left="1800" w:header="720" w:footer="1080" w:gutter="0"/>
           <w:pgNumType w:fmt="lowerRoman" w:start="1"/>
@@ -1153,7 +1153,28 @@
                 <w:color w:val="000000"/>
                 <w:u w:val="single"/>
               </w:rPr>
-              <w:t>2/27/2026</w:t>
+              <w:t>3</w:t>
+            </w:r>
+            <w:r>
+              <w:rPr>
+                <w:color w:val="000000"/>
+                <w:u w:val="single"/>
+              </w:rPr>
+              <w:t>/</w:t>
+            </w:r>
+            <w:r>
+              <w:rPr>
+                <w:color w:val="000000"/>
+                <w:u w:val="single"/>
+              </w:rPr>
+              <w:t>02</w:t>
+            </w:r>
+            <w:r>
+              <w:rPr>
+                <w:color w:val="000000"/>
+                <w:u w:val="single"/>
+              </w:rPr>
+              <w:t>/2026</w:t>
             </w:r>
           </w:p>
         </w:tc>
@@ -1205,7 +1226,7 @@
               <w:rPr>
                 <w:color w:val="000000"/>
               </w:rPr>
-              <w:t>Use Case Specification Document Progress</w:t>
+              <w:t>Completed Use Case Specification Document and UML Use Case Diagram</w:t>
             </w:r>
           </w:p>
         </w:tc>
@@ -1665,8 +1686,8 @@
           <w:u w:val="single"/>
         </w:rPr>
         <w:sectPr>
-          <w:headerReference w:type="default" r:id="rId9"/>
-          <w:footerReference w:type="default" r:id="rId10"/>
+          <w:headerReference w:type="default" r:id="rId10"/>
+          <w:footerReference w:type="default" r:id="rId11"/>
           <w:pgSz w:w="12240" w:h="15840"/>
           <w:pgMar w:top="1440" w:right="1800" w:bottom="1800" w:left="1800" w:header="720" w:footer="1080" w:gutter="0"/>
           <w:pgNumType w:fmt="lowerRoman"/>
@@ -1737,9 +1758,6 @@
             <w:instrText>TOC \o "1-3" \h</w:instrText>
           </w:r>
           <w:r>
-            <w:rPr>
-              <w:lang w:eastAsia="en-US"/>
-            </w:rPr>
             <w:fldChar w:fldCharType="separate"/>
           </w:r>
           <w:r>
@@ -3098,9 +3116,11 @@
       <w:r>
         <w:t xml:space="preserve"> major modules: the </w:t>
       </w:r>
+      <w:proofErr w:type="spellStart"/>
       <w:r>
         <w:t>tellerMode</w:t>
       </w:r>
+      <w:proofErr w:type="spellEnd"/>
       <w:r>
         <w:t xml:space="preserve"> module, the </w:t>
       </w:r>
@@ -3929,10 +3949,10 @@
     <w:p>
       <w:pPr>
         <w:sectPr>
-          <w:headerReference w:type="default" r:id="rId11"/>
-          <w:footerReference w:type="default" r:id="rId12"/>
-          <w:headerReference w:type="first" r:id="rId13"/>
-          <w:footerReference w:type="first" r:id="rId14"/>
+          <w:headerReference w:type="default" r:id="rId12"/>
+          <w:footerReference w:type="default" r:id="rId13"/>
+          <w:headerReference w:type="first" r:id="rId14"/>
+          <w:footerReference w:type="first" r:id="rId15"/>
           <w:pgSz w:w="12240" w:h="15840"/>
           <w:pgMar w:top="1440" w:right="1800" w:bottom="1800" w:left="1800" w:header="720" w:footer="1080" w:gutter="0"/>
           <w:pgNumType w:fmt="lowerRoman"/>
@@ -4189,6 +4209,15 @@
         </w:rPr>
         <w:t xml:space="preserve">Relevant Requirements: </w:t>
       </w:r>
+      <w:r>
+        <w:rPr>
+          <w:rFonts w:eastAsia="Noto Sans CJK SC"/>
+          <w:color w:val="000000"/>
+          <w:sz w:val="24"/>
+          <w:szCs w:val="24"/>
+        </w:rPr>
+        <w:t>3.1.2.1, 3.1.3.1</w:t>
+      </w:r>
     </w:p>
     <w:p>
       <w:pPr>
@@ -4878,6 +4907,15 @@
         </w:rPr>
         <w:t xml:space="preserve">Relevant Requirements: </w:t>
       </w:r>
+      <w:r>
+        <w:rPr>
+          <w:rFonts w:eastAsia="Noto Sans CJK SC"/>
+          <w:color w:val="000000"/>
+          <w:sz w:val="24"/>
+          <w:szCs w:val="24"/>
+        </w:rPr>
+        <w:t>3.1.2.5, 3.1.3.3</w:t>
+      </w:r>
     </w:p>
     <w:p>
       <w:pPr>
@@ -5059,25 +5097,7 @@
           <w:sz w:val="24"/>
           <w:szCs w:val="24"/>
         </w:rPr>
-        <w:t>The customer</w:t>
-      </w:r>
-      <w:r>
-        <w:rPr>
-          <w:rFonts w:eastAsia="Noto Sans CJK SC"/>
-          <w:color w:val="000000"/>
-          <w:sz w:val="24"/>
-          <w:szCs w:val="24"/>
-        </w:rPr>
-        <w:t>’</w:t>
-      </w:r>
-      <w:r>
-        <w:rPr>
-          <w:rFonts w:eastAsia="Noto Sans CJK SC"/>
-          <w:color w:val="000000"/>
-          <w:sz w:val="24"/>
-          <w:szCs w:val="24"/>
-        </w:rPr>
-        <w:t>s balance is updated.</w:t>
+        <w:t>The customer’s balance is updated.</w:t>
       </w:r>
     </w:p>
     <w:p>
@@ -5261,6 +5281,15 @@
         </w:rPr>
         <w:t xml:space="preserve">Exceptions: </w:t>
       </w:r>
+      <w:r>
+        <w:rPr>
+          <w:rFonts w:eastAsia="Noto Sans CJK SC"/>
+          <w:color w:val="000000"/>
+          <w:sz w:val="24"/>
+          <w:szCs w:val="24"/>
+        </w:rPr>
+        <w:t>Daily Limit Exceeded, Insufficient Funds.</w:t>
+      </w:r>
     </w:p>
     <w:p>
       <w:pPr>
@@ -5394,6 +5423,15 @@
           <w:szCs w:val="24"/>
         </w:rPr>
         <w:t xml:space="preserve">Relevant Requirements: </w:t>
+      </w:r>
+      <w:r>
+        <w:rPr>
+          <w:rFonts w:eastAsia="Noto Sans CJK SC"/>
+          <w:color w:val="000000"/>
+          <w:sz w:val="24"/>
+          <w:szCs w:val="24"/>
+        </w:rPr>
+        <w:t>3.1.2.5, 3.1.3.3</w:t>
       </w:r>
     </w:p>
     <w:p>
@@ -5702,6 +5740,15 @@
         </w:rPr>
         <w:t>Exceptions:</w:t>
       </w:r>
+      <w:r>
+        <w:rPr>
+          <w:rFonts w:eastAsia="Noto Sans CJK SC"/>
+          <w:color w:val="000000"/>
+          <w:sz w:val="24"/>
+          <w:szCs w:val="24"/>
+        </w:rPr>
+        <w:t xml:space="preserve"> Frozen Account, Deposit Amount Invalid.</w:t>
+      </w:r>
     </w:p>
     <w:p>
       <w:pPr>
@@ -5846,7 +5893,25 @@
           <w:sz w:val="24"/>
           <w:szCs w:val="24"/>
         </w:rPr>
-        <w:t>Use Case Name: Checking and Saving Transfers</w:t>
+        <w:t xml:space="preserve">Use Case Name: </w:t>
+      </w:r>
+      <w:r>
+        <w:rPr>
+          <w:rFonts w:eastAsia="Noto Sans CJK SC"/>
+          <w:color w:val="000000"/>
+          <w:sz w:val="24"/>
+          <w:szCs w:val="24"/>
+        </w:rPr>
+        <w:t>Internal</w:t>
+      </w:r>
+      <w:r>
+        <w:rPr>
+          <w:rFonts w:eastAsia="Noto Sans CJK SC"/>
+          <w:color w:val="000000"/>
+          <w:sz w:val="24"/>
+          <w:szCs w:val="24"/>
+        </w:rPr>
+        <w:t xml:space="preserve"> Transfers</w:t>
       </w:r>
     </w:p>
     <w:p>
@@ -5871,6 +5936,15 @@
           <w:szCs w:val="24"/>
         </w:rPr>
         <w:t xml:space="preserve">Relevant Requirements: </w:t>
+      </w:r>
+      <w:r>
+        <w:rPr>
+          <w:rFonts w:eastAsia="Noto Sans CJK SC"/>
+          <w:color w:val="000000"/>
+          <w:sz w:val="24"/>
+          <w:szCs w:val="24"/>
+        </w:rPr>
+        <w:t>3.1.3.5</w:t>
       </w:r>
     </w:p>
     <w:p>
@@ -6173,34 +6247,7 @@
           <w:sz w:val="24"/>
           <w:szCs w:val="24"/>
         </w:rPr>
-        <w:t xml:space="preserve">If the </w:t>
-      </w:r>
-      <w:r>
-        <w:rPr>
-          <w:rFonts w:eastAsia="Noto Sans CJK SC"/>
-          <w:color w:val="000000"/>
-          <w:sz w:val="24"/>
-          <w:szCs w:val="24"/>
-        </w:rPr>
-        <w:t>transfer</w:t>
-      </w:r>
-      <w:r>
-        <w:rPr>
-          <w:rFonts w:eastAsia="Noto Sans CJK SC"/>
-          <w:color w:val="000000"/>
-          <w:sz w:val="24"/>
-          <w:szCs w:val="24"/>
-        </w:rPr>
-        <w:t xml:space="preserve"> exceeds a daily limit then the system denies the request and displays an error</w:t>
-      </w:r>
-      <w:r>
-        <w:rPr>
-          <w:rFonts w:eastAsia="Noto Sans CJK SC"/>
-          <w:color w:val="000000"/>
-          <w:sz w:val="24"/>
-          <w:szCs w:val="24"/>
-        </w:rPr>
-        <w:t>.</w:t>
+        <w:t>If the transfer exceeds a daily limit then the system denies the request and displays an error.</w:t>
       </w:r>
     </w:p>
     <w:p>
@@ -6255,6 +6302,15 @@
         </w:rPr>
         <w:t xml:space="preserve">Exceptions: </w:t>
       </w:r>
+      <w:r>
+        <w:rPr>
+          <w:rFonts w:eastAsia="Noto Sans CJK SC"/>
+          <w:color w:val="000000"/>
+          <w:sz w:val="24"/>
+          <w:szCs w:val="24"/>
+        </w:rPr>
+        <w:t>Daily Limit Exceeded, Insufficient Funds, Frozen Account.</w:t>
+      </w:r>
     </w:p>
     <w:p>
       <w:pPr>
@@ -6424,6 +6480,15 @@
           <w:szCs w:val="24"/>
         </w:rPr>
         <w:t xml:space="preserve">Relevant Requirements: </w:t>
+      </w:r>
+      <w:r>
+        <w:rPr>
+          <w:rFonts w:eastAsia="Noto Sans CJK SC"/>
+          <w:color w:val="000000"/>
+          <w:sz w:val="24"/>
+          <w:szCs w:val="24"/>
+        </w:rPr>
+        <w:t>3.1.2.6</w:t>
       </w:r>
     </w:p>
     <w:p>
@@ -6752,6 +6817,15 @@
         </w:rPr>
         <w:t xml:space="preserve">Exceptions: </w:t>
       </w:r>
+      <w:r>
+        <w:rPr>
+          <w:rFonts w:eastAsia="Noto Sans CJK SC"/>
+          <w:color w:val="000000"/>
+          <w:sz w:val="24"/>
+          <w:szCs w:val="24"/>
+        </w:rPr>
+        <w:t>Frozen Account, Insufficient Funds, Recipient Not Found.</w:t>
+      </w:r>
     </w:p>
     <w:p>
       <w:pPr>
@@ -6906,6 +6980,15 @@
           <w:szCs w:val="24"/>
         </w:rPr>
         <w:t xml:space="preserve">Relevant Requirements: </w:t>
+      </w:r>
+      <w:r>
+        <w:rPr>
+          <w:rFonts w:eastAsia="Noto Sans CJK SC"/>
+          <w:color w:val="000000"/>
+          <w:sz w:val="24"/>
+          <w:szCs w:val="24"/>
+        </w:rPr>
+        <w:t>3.1.2.7, 3.1.2.12, 3.1.3.4</w:t>
       </w:r>
     </w:p>
     <w:p>
@@ -7159,7 +7242,45 @@
           <w:sz w:val="24"/>
           <w:szCs w:val="24"/>
         </w:rPr>
-        <w:t>If no transactions exist in the selected date range then the system displays “No transactions found”.</w:t>
+        <w:t xml:space="preserve">If no transactions exist in the selected date range then the system displays “No transactions </w:t>
+      </w:r>
+      <w:proofErr w:type="gramStart"/>
+      <w:r>
+        <w:rPr>
+          <w:rFonts w:eastAsia="Noto Sans CJK SC"/>
+          <w:color w:val="000000"/>
+          <w:sz w:val="24"/>
+          <w:szCs w:val="24"/>
+        </w:rPr>
+        <w:t>found</w:t>
+      </w:r>
+      <w:r>
+        <w:rPr>
+          <w:rFonts w:eastAsia="Noto Sans CJK SC"/>
+          <w:color w:val="000000"/>
+          <w:sz w:val="24"/>
+          <w:szCs w:val="24"/>
+        </w:rPr>
+        <w:t>s</w:t>
+      </w:r>
+      <w:proofErr w:type="gramEnd"/>
+      <w:r>
+        <w:rPr>
+          <w:rFonts w:eastAsia="Noto Sans CJK SC"/>
+          <w:color w:val="000000"/>
+          <w:sz w:val="24"/>
+          <w:szCs w:val="24"/>
+        </w:rPr>
+        <w:t>”</w:t>
+      </w:r>
+      <w:r>
+        <w:rPr>
+          <w:rFonts w:eastAsia="Noto Sans CJK SC"/>
+          <w:color w:val="000000"/>
+          <w:sz w:val="24"/>
+          <w:szCs w:val="24"/>
+        </w:rPr>
+        <w:t>.</w:t>
       </w:r>
     </w:p>
     <w:p>
@@ -7185,6 +7306,15 @@
         </w:rPr>
         <w:t xml:space="preserve">Exceptions: </w:t>
       </w:r>
+      <w:r>
+        <w:rPr>
+          <w:rFonts w:eastAsia="Noto Sans CJK SC"/>
+          <w:color w:val="000000"/>
+          <w:sz w:val="24"/>
+          <w:szCs w:val="24"/>
+        </w:rPr>
+        <w:t>No Transactions Found</w:t>
+      </w:r>
     </w:p>
     <w:p>
       <w:pPr>
@@ -7413,6 +7543,15 @@
           <w:szCs w:val="24"/>
         </w:rPr>
         <w:t xml:space="preserve">Relevant Requirements: </w:t>
+      </w:r>
+      <w:r>
+        <w:rPr>
+          <w:rFonts w:eastAsia="Noto Sans CJK SC"/>
+          <w:color w:val="000000"/>
+          <w:sz w:val="24"/>
+          <w:szCs w:val="24"/>
+        </w:rPr>
+        <w:t>3.1.2.8</w:t>
       </w:r>
     </w:p>
     <w:p>
@@ -7666,16 +7805,7 @@
           <w:sz w:val="24"/>
           <w:szCs w:val="24"/>
         </w:rPr>
-        <w:t>If the account is frozen due to fraud, the customer can’t unfreeze the account</w:t>
-      </w:r>
-      <w:r>
-        <w:rPr>
-          <w:rFonts w:eastAsia="Noto Sans CJK SC"/>
-          <w:color w:val="000000"/>
-          <w:sz w:val="24"/>
-          <w:szCs w:val="24"/>
-        </w:rPr>
-        <w:t xml:space="preserve"> and is instructed to contact customer service.</w:t>
+        <w:t>If the account is frozen due to fraud, the customer can’t unfreeze the account and is instructed to contact customer service.</w:t>
       </w:r>
     </w:p>
     <w:p>
@@ -7701,6 +7831,15 @@
         </w:rPr>
         <w:t xml:space="preserve">Exceptions: </w:t>
       </w:r>
+      <w:r>
+        <w:rPr>
+          <w:rFonts w:eastAsia="Noto Sans CJK SC"/>
+          <w:color w:val="000000"/>
+          <w:sz w:val="24"/>
+          <w:szCs w:val="24"/>
+        </w:rPr>
+        <w:t>Must Contact Customer Service, Frozen Account.</w:t>
+      </w:r>
     </w:p>
     <w:p>
       <w:pPr>
@@ -7865,6 +8004,15 @@
           <w:szCs w:val="24"/>
         </w:rPr>
         <w:t xml:space="preserve">Relevant Requirements: </w:t>
+      </w:r>
+      <w:r>
+        <w:rPr>
+          <w:rFonts w:eastAsia="Noto Sans CJK SC"/>
+          <w:color w:val="000000"/>
+          <w:sz w:val="24"/>
+          <w:szCs w:val="24"/>
+        </w:rPr>
+        <w:t>3.1.2.9</w:t>
       </w:r>
     </w:p>
     <w:p>
@@ -8198,6 +8346,15 @@
         </w:rPr>
         <w:t xml:space="preserve">Exceptions: </w:t>
       </w:r>
+      <w:r>
+        <w:rPr>
+          <w:rFonts w:eastAsia="Noto Sans CJK SC"/>
+          <w:color w:val="000000"/>
+          <w:sz w:val="24"/>
+          <w:szCs w:val="24"/>
+        </w:rPr>
+        <w:t>Maximum Account Type Limit Reached.</w:t>
+      </w:r>
     </w:p>
     <w:p>
       <w:pPr>
@@ -8303,58 +8460,31 @@
           <w:szCs w:val="24"/>
         </w:rPr>
         <w:lastRenderedPageBreak/>
-        <w:t>Use Case ID: UC</w:t>
-      </w:r>
-      <w:r>
-        <w:rPr>
-          <w:rFonts w:eastAsia="Noto Sans CJK SC"/>
-          <w:color w:val="000000"/>
-          <w:sz w:val="24"/>
-          <w:szCs w:val="24"/>
-        </w:rPr>
-        <w:t>9</w:t>
-      </w:r>
-    </w:p>
-    <w:p>
-      <w:pPr>
-        <w:suppressAutoHyphens w:val="0"/>
-        <w:autoSpaceDE w:val="0"/>
-        <w:autoSpaceDN w:val="0"/>
-        <w:adjustRightInd w:val="0"/>
-        <w:spacing w:line="480" w:lineRule="auto"/>
-        <w:rPr>
-          <w:rFonts w:eastAsia="Noto Sans CJK SC"/>
-          <w:color w:val="000000"/>
-          <w:sz w:val="24"/>
-          <w:szCs w:val="24"/>
-        </w:rPr>
-      </w:pPr>
-      <w:r>
-        <w:rPr>
-          <w:rFonts w:eastAsia="Noto Sans CJK SC"/>
-          <w:color w:val="000000"/>
-          <w:sz w:val="24"/>
-          <w:szCs w:val="24"/>
-        </w:rPr>
-        <w:t xml:space="preserve">Use Case Name: </w:t>
-      </w:r>
-      <w:r>
-        <w:rPr>
-          <w:rFonts w:eastAsia="Noto Sans CJK SC"/>
-          <w:color w:val="000000"/>
-          <w:sz w:val="24"/>
-          <w:szCs w:val="24"/>
-        </w:rPr>
-        <w:t>Close</w:t>
-      </w:r>
-      <w:r>
-        <w:rPr>
-          <w:rFonts w:eastAsia="Noto Sans CJK SC"/>
-          <w:color w:val="000000"/>
-          <w:sz w:val="24"/>
-          <w:szCs w:val="24"/>
-        </w:rPr>
-        <w:t xml:space="preserve"> Account</w:t>
+        <w:t>Use Case ID: UC9</w:t>
+      </w:r>
+    </w:p>
+    <w:p>
+      <w:pPr>
+        <w:suppressAutoHyphens w:val="0"/>
+        <w:autoSpaceDE w:val="0"/>
+        <w:autoSpaceDN w:val="0"/>
+        <w:adjustRightInd w:val="0"/>
+        <w:spacing w:line="480" w:lineRule="auto"/>
+        <w:rPr>
+          <w:rFonts w:eastAsia="Noto Sans CJK SC"/>
+          <w:color w:val="000000"/>
+          <w:sz w:val="24"/>
+          <w:szCs w:val="24"/>
+        </w:rPr>
+      </w:pPr>
+      <w:r>
+        <w:rPr>
+          <w:rFonts w:eastAsia="Noto Sans CJK SC"/>
+          <w:color w:val="000000"/>
+          <w:sz w:val="24"/>
+          <w:szCs w:val="24"/>
+        </w:rPr>
+        <w:t>Use Case Name: Close Account</w:t>
       </w:r>
     </w:p>
     <w:p>
@@ -8379,6 +8509,15 @@
           <w:szCs w:val="24"/>
         </w:rPr>
         <w:t xml:space="preserve">Relevant Requirements: </w:t>
+      </w:r>
+      <w:r>
+        <w:rPr>
+          <w:rFonts w:eastAsia="Noto Sans CJK SC"/>
+          <w:color w:val="000000"/>
+          <w:sz w:val="24"/>
+          <w:szCs w:val="24"/>
+        </w:rPr>
+        <w:t>3.1.2.9</w:t>
       </w:r>
     </w:p>
     <w:p>
@@ -8696,6 +8835,15 @@
         </w:rPr>
         <w:t xml:space="preserve">Exceptions: </w:t>
       </w:r>
+      <w:r>
+        <w:rPr>
+          <w:rFonts w:eastAsia="Noto Sans CJK SC"/>
+          <w:color w:val="000000"/>
+          <w:sz w:val="24"/>
+          <w:szCs w:val="24"/>
+        </w:rPr>
+        <w:t>Balance Not Zero, Pending Transactions.</w:t>
+      </w:r>
     </w:p>
     <w:p>
       <w:pPr>
@@ -8762,13 +8910,167 @@
     </w:p>
     <w:p>
       <w:pPr>
-        <w:rPr>
-          <w:rFonts w:eastAsia="Noto Sans CJK SC"/>
-          <w:color w:val="000000"/>
-          <w:sz w:val="24"/>
-          <w:szCs w:val="24"/>
-        </w:rPr>
-      </w:pPr>
+        <w:suppressAutoHyphens w:val="0"/>
+        <w:autoSpaceDE w:val="0"/>
+        <w:autoSpaceDN w:val="0"/>
+        <w:adjustRightInd w:val="0"/>
+        <w:spacing w:line="480" w:lineRule="auto"/>
+        <w:rPr>
+          <w:rFonts w:eastAsia="Noto Sans CJK SC"/>
+          <w:color w:val="000000"/>
+          <w:sz w:val="24"/>
+          <w:szCs w:val="24"/>
+        </w:rPr>
+      </w:pPr>
+    </w:p>
+    <w:p>
+      <w:pPr>
+        <w:suppressAutoHyphens w:val="0"/>
+        <w:autoSpaceDE w:val="0"/>
+        <w:autoSpaceDN w:val="0"/>
+        <w:adjustRightInd w:val="0"/>
+        <w:spacing w:line="480" w:lineRule="auto"/>
+        <w:rPr>
+          <w:rFonts w:eastAsia="Noto Sans CJK SC"/>
+          <w:color w:val="000000"/>
+          <w:sz w:val="24"/>
+          <w:szCs w:val="24"/>
+        </w:rPr>
+      </w:pPr>
+    </w:p>
+    <w:p>
+      <w:pPr>
+        <w:rPr>
+          <w:rFonts w:eastAsia="Noto Sans CJK SC"/>
+          <w:color w:val="000000"/>
+          <w:sz w:val="24"/>
+          <w:szCs w:val="24"/>
+        </w:rPr>
+      </w:pPr>
+      <w:r>
+        <w:rPr>
+          <w:rFonts w:eastAsia="Noto Sans CJK SC"/>
+          <w:color w:val="000000"/>
+          <w:sz w:val="24"/>
+          <w:szCs w:val="24"/>
+        </w:rPr>
+        <w:br w:type="page"/>
+      </w:r>
+    </w:p>
+    <w:p>
+      <w:pPr>
+        <w:suppressAutoHyphens w:val="0"/>
+        <w:autoSpaceDE w:val="0"/>
+        <w:autoSpaceDN w:val="0"/>
+        <w:adjustRightInd w:val="0"/>
+        <w:spacing w:line="480" w:lineRule="auto"/>
+        <w:rPr>
+          <w:rFonts w:eastAsia="Noto Sans CJK SC"/>
+          <w:color w:val="000000"/>
+          <w:sz w:val="24"/>
+          <w:szCs w:val="24"/>
+        </w:rPr>
+      </w:pPr>
+    </w:p>
+    <w:p>
+      <w:pPr>
+        <w:suppressAutoHyphens w:val="0"/>
+        <w:autoSpaceDE w:val="0"/>
+        <w:autoSpaceDN w:val="0"/>
+        <w:adjustRightInd w:val="0"/>
+        <w:spacing w:after="60"/>
+        <w:jc w:val="center"/>
+        <w:rPr>
+          <w:rFonts w:ascii="Arial" w:eastAsia="Noto Sans CJK SC" w:hAnsi="Arial" w:cs="Arial"/>
+          <w:color w:val="000000"/>
+          <w:sz w:val="36"/>
+          <w:szCs w:val="36"/>
+        </w:rPr>
+      </w:pPr>
+      <w:r>
+        <w:rPr>
+          <w:rFonts w:ascii="Arial" w:eastAsia="Noto Sans CJK SC" w:hAnsi="Arial" w:cs="Arial"/>
+          <w:color w:val="000000"/>
+          <w:sz w:val="36"/>
+          <w:szCs w:val="36"/>
+        </w:rPr>
+        <w:t>UML Use Case Diagram</w:t>
+      </w:r>
+    </w:p>
+    <w:p>
+      <w:pPr>
+        <w:suppressAutoHyphens w:val="0"/>
+        <w:autoSpaceDE w:val="0"/>
+        <w:autoSpaceDN w:val="0"/>
+        <w:adjustRightInd w:val="0"/>
+        <w:spacing w:line="480" w:lineRule="auto"/>
+        <w:rPr>
+          <w:rFonts w:eastAsia="Noto Sans CJK SC"/>
+          <w:color w:val="000000"/>
+          <w:sz w:val="24"/>
+          <w:szCs w:val="24"/>
+        </w:rPr>
+      </w:pPr>
+    </w:p>
+    <w:p>
+      <w:pPr>
+        <w:rPr>
+          <w:rFonts w:eastAsia="Noto Sans CJK SC"/>
+          <w:color w:val="000000"/>
+          <w:sz w:val="24"/>
+          <w:szCs w:val="24"/>
+        </w:rPr>
+      </w:pPr>
+      <w:r>
+        <w:rPr>
+          <w:rFonts w:eastAsia="Noto Sans CJK SC"/>
+          <w:noProof/>
+          <w:color w:val="000000"/>
+          <w:sz w:val="24"/>
+          <w:szCs w:val="24"/>
+        </w:rPr>
+        <w:drawing>
+          <wp:inline distT="0" distB="0" distL="0" distR="0" wp14:anchorId="34948986" wp14:editId="6241E22E">
+            <wp:extent cx="5486400" cy="6412865"/>
+            <wp:effectExtent l="0" t="0" r="0" b="0"/>
+            <wp:docPr id="293444551" name="Picture 3" descr="A diagram of a company&#10;&#10;AI-generated content may be incorrect."/>
+            <wp:cNvGraphicFramePr>
+              <a:graphicFrameLocks xmlns:a="http://schemas.openxmlformats.org/drawingml/2006/main" noChangeAspect="1"/>
+            </wp:cNvGraphicFramePr>
+            <a:graphic xmlns:a="http://schemas.openxmlformats.org/drawingml/2006/main">
+              <a:graphicData uri="http://schemas.openxmlformats.org/drawingml/2006/picture">
+                <pic:pic xmlns:pic="http://schemas.openxmlformats.org/drawingml/2006/picture">
+                  <pic:nvPicPr>
+                    <pic:cNvPr id="293444551" name="Picture 3" descr="A diagram of a company&#10;&#10;AI-generated content may be incorrect."/>
+                    <pic:cNvPicPr/>
+                  </pic:nvPicPr>
+                  <pic:blipFill>
+                    <a:blip r:embed="rId16" cstate="print">
+                      <a:extLst>
+                        <a:ext uri="{28A0092B-C50C-407E-A947-70E740481C1C}">
+                          <a14:useLocalDpi xmlns:a14="http://schemas.microsoft.com/office/drawing/2010/main" val="0"/>
+                        </a:ext>
+                      </a:extLst>
+                    </a:blip>
+                    <a:stretch>
+                      <a:fillRect/>
+                    </a:stretch>
+                  </pic:blipFill>
+                  <pic:spPr>
+                    <a:xfrm>
+                      <a:off x="0" y="0"/>
+                      <a:ext cx="5486400" cy="6412865"/>
+                    </a:xfrm>
+                    <a:prstGeom prst="rect">
+                      <a:avLst/>
+                    </a:prstGeom>
+                  </pic:spPr>
+                </pic:pic>
+              </a:graphicData>
+            </a:graphic>
+          </wp:inline>
+        </w:drawing>
+      </w:r>
     </w:p>
     <w:sectPr>
       <w:type w:val="continuous"/>
@@ -8898,17 +9200,8 @@
                               <w:rStyle w:val="PageNumber"/>
                               <w:color w:val="000000"/>
                             </w:rPr>
-                            <w:t>i</w:t>
+                            <w:t>ii</w:t>
                           </w:r>
-                          <w:proofErr w:type="spellStart"/>
-                          <w:r>
-                            <w:rPr>
-                              <w:rStyle w:val="PageNumber"/>
-                              <w:color w:val="000000"/>
-                            </w:rPr>
-                            <w:t>i</w:t>
-                          </w:r>
-                          <w:proofErr w:type="spellEnd"/>
                           <w:r>
                             <w:rPr>
                               <w:rStyle w:val="PageNumber"/>
@@ -8963,17 +9256,8 @@
                         <w:rStyle w:val="PageNumber"/>
                         <w:color w:val="000000"/>
                       </w:rPr>
-                      <w:t>i</w:t>
+                      <w:t>ii</w:t>
                     </w:r>
-                    <w:proofErr w:type="spellStart"/>
-                    <w:r>
-                      <w:rPr>
-                        <w:rStyle w:val="PageNumber"/>
-                        <w:color w:val="000000"/>
-                      </w:rPr>
-                      <w:t>i</w:t>
-                    </w:r>
-                    <w:proofErr w:type="spellEnd"/>
                     <w:r>
                       <w:rPr>
                         <w:rStyle w:val="PageNumber"/>
@@ -9081,17 +9365,8 @@
                               <w:rStyle w:val="PageNumber"/>
                               <w:color w:val="000000"/>
                             </w:rPr>
-                            <w:t>vii</w:t>
+                            <w:t>viii</w:t>
                           </w:r>
-                          <w:proofErr w:type="spellStart"/>
-                          <w:r>
-                            <w:rPr>
-                              <w:rStyle w:val="PageNumber"/>
-                              <w:color w:val="000000"/>
-                            </w:rPr>
-                            <w:t>i</w:t>
-                          </w:r>
-                          <w:proofErr w:type="spellEnd"/>
                           <w:r>
                             <w:rPr>
                               <w:rStyle w:val="PageNumber"/>
@@ -9146,17 +9421,8 @@
                         <w:rStyle w:val="PageNumber"/>
                         <w:color w:val="000000"/>
                       </w:rPr>
-                      <w:t>vii</w:t>
+                      <w:t>viii</w:t>
                     </w:r>
-                    <w:proofErr w:type="spellStart"/>
-                    <w:r>
-                      <w:rPr>
-                        <w:rStyle w:val="PageNumber"/>
-                        <w:color w:val="000000"/>
-                      </w:rPr>
-                      <w:t>i</w:t>
-                    </w:r>
-                    <w:proofErr w:type="spellEnd"/>
                     <w:r>
                       <w:rPr>
                         <w:rStyle w:val="PageNumber"/>
@@ -13166,6 +13432,7 @@
   <w:style w:type="paragraph" w:default="1" w:styleId="Normal">
     <w:name w:val="Normal"/>
     <w:qFormat/>
+    <w:rsid w:val="00C8609B"/>
     <w:rPr>
       <w:rFonts w:ascii="Times New Roman" w:eastAsia="Times New Roman" w:hAnsi="Times New Roman" w:cs="Times New Roman"/>
       <w:sz w:val="20"/>
@@ -13437,7 +13704,6 @@
     <w:rPr>
       <w:color w:val="000080"/>
       <w:u w:val="single"/>
-      <w:lang/>
     </w:rPr>
   </w:style>
   <w:style w:type="character" w:customStyle="1" w:styleId="IndexLink">
@@ -14126,4 +14392,16 @@
     </a:ext>
   </a:extLst>
 </a:theme>
+</file>
+
+<file path=customXml/item1.xml><?xml version="1.0" encoding="utf-8"?>
+<b:Sources xmlns:b="http://schemas.openxmlformats.org/officeDocument/2006/bibliography" xmlns="http://schemas.openxmlformats.org/officeDocument/2006/bibliography" SelectedStyle="/APASixthEditionOfficeOnline.xsl" StyleName="APA" Version="6"/>
+</file>
+
+<file path=customXml/itemProps1.xml><?xml version="1.0" encoding="utf-8"?>
+<ds:datastoreItem xmlns:ds="http://schemas.openxmlformats.org/officeDocument/2006/customXml" ds:itemID="{31B411CA-99F7-314D-8727-A7D90967D19C}">
+  <ds:schemaRefs>
+    <ds:schemaRef ds:uri="http://schemas.openxmlformats.org/officeDocument/2006/bibliography"/>
+  </ds:schemaRefs>
+</ds:datastoreItem>
 </file>
--- a/BankingProject_SRS_CS401.docx
+++ b/BankingProject_SRS_CS401.docx
@@ -235,7 +235,19 @@
               <w:rPr>
                 <w:color w:val="000000"/>
               </w:rPr>
-              <w:t>mm/dd</w:t>
+              <w:t>02</w:t>
+            </w:r>
+            <w:r>
+              <w:rPr>
+                <w:color w:val="000000"/>
+              </w:rPr>
+              <w:t>/</w:t>
+            </w:r>
+            <w:r>
+              <w:rPr>
+                <w:color w:val="000000"/>
+              </w:rPr>
+              <w:t>11</w:t>
             </w:r>
             <w:r>
               <w:rPr>
@@ -245,22 +257,14 @@
               </w:rPr>
               <w:t>/</w:t>
             </w:r>
-            <w:proofErr w:type="spellStart"/>
             <w:r>
               <w:rPr>
                 <w:color w:val="000000"/>
                 <w:sz w:val="18"/>
                 <w:szCs w:val="18"/>
               </w:rPr>
-              <w:t>yyy</w:t>
+              <w:t>2026</w:t>
             </w:r>
-            <w:r>
-              <w:rPr>
-                <w:color w:val="000000"/>
-              </w:rPr>
-              <w:t>y</w:t>
-            </w:r>
-            <w:proofErr w:type="spellEnd"/>
           </w:p>
         </w:tc>
         <w:tc>
@@ -309,7 +313,7 @@
               <w:rPr>
                 <w:color w:val="000000"/>
               </w:rPr>
-              <w:t>Initial Version</w:t>
+              <w:t>Started Part 1 and 2</w:t>
             </w:r>
           </w:p>
         </w:tc>
@@ -335,7 +339,7 @@
               <w:rPr>
                 <w:color w:val="000000"/>
               </w:rPr>
-              <w:t>Your Name</w:t>
+              <w:t>Omar Ahmed</w:t>
             </w:r>
           </w:p>
         </w:tc>
@@ -1278,6 +1282,13 @@
                 <w:u w:val="single"/>
               </w:rPr>
             </w:pPr>
+            <w:r>
+              <w:rPr>
+                <w:color w:val="000000"/>
+                <w:u w:val="single"/>
+              </w:rPr>
+              <w:t>3/03/2025</w:t>
+            </w:r>
           </w:p>
         </w:tc>
         <w:tc>
@@ -1298,6 +1309,12 @@
                 <w:color w:val="000000"/>
               </w:rPr>
             </w:pPr>
+            <w:r>
+              <w:rPr>
+                <w:color w:val="000000"/>
+              </w:rPr>
+              <w:t>1.8</w:t>
+            </w:r>
           </w:p>
         </w:tc>
         <w:tc>
@@ -1318,6 +1335,12 @@
                 <w:color w:val="000000"/>
               </w:rPr>
             </w:pPr>
+            <w:r>
+              <w:rPr>
+                <w:color w:val="000000"/>
+              </w:rPr>
+              <w:t>Added Class Diagram</w:t>
+            </w:r>
           </w:p>
         </w:tc>
         <w:tc>
@@ -1339,6 +1362,12 @@
                 <w:color w:val="000000"/>
               </w:rPr>
             </w:pPr>
+            <w:r>
+              <w:rPr>
+                <w:color w:val="000000"/>
+              </w:rPr>
+              <w:t>Manisha Chintakindi</w:t>
+            </w:r>
           </w:p>
         </w:tc>
       </w:tr>
@@ -1362,6 +1391,13 @@
                 <w:u w:val="single"/>
               </w:rPr>
             </w:pPr>
+            <w:r>
+              <w:rPr>
+                <w:color w:val="000000"/>
+                <w:u w:val="single"/>
+              </w:rPr>
+              <w:t>3/03/2025</w:t>
+            </w:r>
           </w:p>
         </w:tc>
         <w:tc>
@@ -1382,6 +1418,12 @@
                 <w:color w:val="000000"/>
               </w:rPr>
             </w:pPr>
+            <w:r>
+              <w:rPr>
+                <w:color w:val="000000"/>
+              </w:rPr>
+              <w:t>1.9</w:t>
+            </w:r>
           </w:p>
         </w:tc>
         <w:tc>
@@ -1402,6 +1444,12 @@
                 <w:color w:val="000000"/>
               </w:rPr>
             </w:pPr>
+            <w:r>
+              <w:rPr>
+                <w:color w:val="000000"/>
+              </w:rPr>
+              <w:t>Added Sequence Diagrams</w:t>
+            </w:r>
           </w:p>
         </w:tc>
         <w:tc>
@@ -1423,6 +1471,12 @@
                 <w:color w:val="000000"/>
               </w:rPr>
             </w:pPr>
+            <w:r>
+              <w:rPr>
+                <w:color w:val="000000"/>
+              </w:rPr>
+              <w:t>Shane Reyes</w:t>
+            </w:r>
           </w:p>
         </w:tc>
       </w:tr>
@@ -3018,6 +3072,66 @@
     </w:p>
     <w:p>
       <w:pPr>
+        <w:ind w:left="1440"/>
+      </w:pPr>
+    </w:p>
+    <w:p>
+      <w:pPr>
+        <w:ind w:left="1440"/>
+      </w:pPr>
+    </w:p>
+    <w:p>
+      <w:pPr>
+        <w:ind w:left="1440"/>
+      </w:pPr>
+    </w:p>
+    <w:p>
+      <w:pPr>
+        <w:ind w:left="1440"/>
+      </w:pPr>
+    </w:p>
+    <w:p>
+      <w:pPr>
+        <w:ind w:left="1440"/>
+      </w:pPr>
+    </w:p>
+    <w:p>
+      <w:pPr>
+        <w:ind w:left="1440"/>
+      </w:pPr>
+    </w:p>
+    <w:p>
+      <w:pPr>
+        <w:ind w:left="1440"/>
+      </w:pPr>
+    </w:p>
+    <w:p>
+      <w:pPr>
+        <w:ind w:left="1440"/>
+      </w:pPr>
+    </w:p>
+    <w:p>
+      <w:pPr>
+        <w:ind w:left="1440"/>
+      </w:pPr>
+    </w:p>
+    <w:p>
+      <w:pPr>
+        <w:ind w:left="1440"/>
+      </w:pPr>
+    </w:p>
+    <w:p>
+      <w:pPr>
+        <w:ind w:left="1440"/>
+      </w:pPr>
+    </w:p>
+    <w:p>
+      <w:pPr>
+        <w:ind w:left="1440"/>
+      </w:pPr>
+    </w:p>
+    <w:p>
+      <w:pPr>
         <w:pStyle w:val="Heading1"/>
         <w:numPr>
           <w:ilvl w:val="0"/>
@@ -3034,6 +3148,10 @@
     <w:p>
       <w:pPr>
         <w:pStyle w:val="Heading2"/>
+        <w:numPr>
+          <w:ilvl w:val="1"/>
+          <w:numId w:val="2"/>
+        </w:numPr>
       </w:pPr>
       <w:bookmarkStart w:id="8" w:name="__RefHeading___Toc19440725"/>
       <w:bookmarkEnd w:id="8"/>
@@ -3164,6 +3282,10 @@
     <w:p>
       <w:pPr>
         <w:pStyle w:val="Heading2"/>
+        <w:numPr>
+          <w:ilvl w:val="1"/>
+          <w:numId w:val="2"/>
+        </w:numPr>
       </w:pPr>
       <w:bookmarkStart w:id="11" w:name="__RefHeading___Toc19440728"/>
       <w:bookmarkEnd w:id="11"/>
@@ -3250,6 +3372,10 @@
     <w:p>
       <w:pPr>
         <w:pStyle w:val="Heading2"/>
+        <w:numPr>
+          <w:ilvl w:val="1"/>
+          <w:numId w:val="2"/>
+        </w:numPr>
       </w:pPr>
       <w:bookmarkStart w:id="13" w:name="__RefHeading___Toc19440729"/>
       <w:bookmarkEnd w:id="13"/>
@@ -3353,6 +3479,10 @@
     <w:p>
       <w:pPr>
         <w:pStyle w:val="Heading3"/>
+        <w:numPr>
+          <w:ilvl w:val="2"/>
+          <w:numId w:val="2"/>
+        </w:numPr>
       </w:pPr>
       <w:r>
         <w:t>Common Requirements:</w:t>
@@ -3375,6 +3505,10 @@
     <w:p>
       <w:pPr>
         <w:pStyle w:val="Paragraph2"/>
+        <w:numPr>
+          <w:ilvl w:val="3"/>
+          <w:numId w:val="39"/>
+        </w:numPr>
         <w:rPr>
           <w:color w:val="7030A0"/>
         </w:rPr>
@@ -3383,7 +3517,7 @@
         <w:rPr>
           <w:color w:val="000000"/>
         </w:rPr>
-        <w:t xml:space="preserve">3.1.1.2 Customers may only be logged in at one location at a time. </w:t>
+        <w:t xml:space="preserve">Customers may only be logged in at one location at a time. </w:t>
       </w:r>
       <w:bookmarkStart w:id="16" w:name="REQBV3V65"/>
       <w:r>
@@ -3397,10 +3531,23 @@
     <w:p>
       <w:pPr>
         <w:pStyle w:val="Heading3"/>
-      </w:pPr>
+        <w:numPr>
+          <w:ilvl w:val="0"/>
+          <w:numId w:val="0"/>
+        </w:numPr>
+        <w:ind w:left="2160" w:hanging="720"/>
+      </w:pPr>
+      <w:r>
+        <w:t>3.1.2.</w:t>
+      </w:r>
+      <w:r>
+        <w:tab/>
+      </w:r>
+      <w:proofErr w:type="spellStart"/>
       <w:r>
         <w:t>tellerMode</w:t>
       </w:r>
+      <w:proofErr w:type="spellEnd"/>
       <w:r>
         <w:t xml:space="preserve"> Module Requirements:</w:t>
       </w:r>
@@ -3562,15 +3709,27 @@
     <w:p>
       <w:pPr>
         <w:pStyle w:val="Paragraph2"/>
+        <w:numPr>
+          <w:ilvl w:val="3"/>
+          <w:numId w:val="40"/>
+        </w:numPr>
         <w:rPr>
           <w:color w:val="7030A0"/>
         </w:rPr>
       </w:pPr>
-      <w:r>
-        <w:rPr>
-          <w:color w:val="000000"/>
-        </w:rPr>
-        <w:t>3.1.2.12 Employees should have access to all customers' logs.</w:t>
+      <w:proofErr w:type="spellStart"/>
+      <w:r>
+        <w:rPr>
+          <w:color w:val="000000"/>
+        </w:rPr>
+        <w:t>mployees</w:t>
+      </w:r>
+      <w:proofErr w:type="spellEnd"/>
+      <w:r>
+        <w:rPr>
+          <w:color w:val="000000"/>
+        </w:rPr>
+        <w:t xml:space="preserve"> should have access to all customers' logs.</w:t>
       </w:r>
       <w:r>
         <w:rPr>
@@ -3588,10 +3747,21 @@
     <w:p>
       <w:pPr>
         <w:pStyle w:val="Heading3"/>
+        <w:numPr>
+          <w:ilvl w:val="0"/>
+          <w:numId w:val="0"/>
+        </w:numPr>
+        <w:ind w:left="2160" w:hanging="720"/>
         <w:rPr>
           <w:bCs/>
         </w:rPr>
       </w:pPr>
+      <w:r>
+        <w:t>3.1.3.</w:t>
+      </w:r>
+      <w:r>
+        <w:tab/>
+      </w:r>
       <w:proofErr w:type="spellStart"/>
       <w:r>
         <w:t>atmMode</w:t>
@@ -3671,18 +3841,33 @@
     <w:p>
       <w:pPr>
         <w:pStyle w:val="Paragraph2"/>
-      </w:pPr>
-      <w:r>
-        <w:rPr>
-          <w:color w:val="000000"/>
-        </w:rPr>
-        <w:t>3.1.3.5 Logged in customers must be able to transfer funds to other customers.</w:t>
+        <w:numPr>
+          <w:ilvl w:val="3"/>
+          <w:numId w:val="41"/>
+        </w:numPr>
+      </w:pPr>
+      <w:r>
+        <w:rPr>
+          <w:color w:val="000000"/>
+        </w:rPr>
+        <w:t>Logged in customers must be able to transfer funds to other customers.</w:t>
       </w:r>
     </w:p>
     <w:p>
       <w:pPr>
         <w:pStyle w:val="Heading3"/>
-      </w:pPr>
+        <w:numPr>
+          <w:ilvl w:val="0"/>
+          <w:numId w:val="0"/>
+        </w:numPr>
+        <w:ind w:left="2160" w:hanging="720"/>
+      </w:pPr>
+      <w:r>
+        <w:t>3.1.4.</w:t>
+      </w:r>
+      <w:r>
+        <w:tab/>
+      </w:r>
       <w:r>
         <w:t>Server</w:t>
       </w:r>
@@ -3755,6 +3940,10 @@
     <w:p>
       <w:pPr>
         <w:pStyle w:val="Heading2"/>
+        <w:numPr>
+          <w:ilvl w:val="1"/>
+          <w:numId w:val="2"/>
+        </w:numPr>
       </w:pPr>
       <w:bookmarkStart w:id="18" w:name="__RefHeading___Toc19440736"/>
       <w:bookmarkEnd w:id="18"/>
@@ -3805,6 +3994,10 @@
     <w:p>
       <w:pPr>
         <w:pStyle w:val="Heading2"/>
+        <w:numPr>
+          <w:ilvl w:val="1"/>
+          <w:numId w:val="2"/>
+        </w:numPr>
       </w:pPr>
       <w:bookmarkStart w:id="19" w:name="__RefHeading___Toc19440737"/>
       <w:bookmarkEnd w:id="19"/>
@@ -3854,6 +4047,10 @@
     <w:p>
       <w:pPr>
         <w:pStyle w:val="Heading2"/>
+        <w:numPr>
+          <w:ilvl w:val="1"/>
+          <w:numId w:val="2"/>
+        </w:numPr>
       </w:pPr>
       <w:bookmarkStart w:id="21" w:name="__RefHeading___Toc19440739"/>
       <w:bookmarkEnd w:id="21"/>
@@ -3863,7 +4060,11 @@
     </w:p>
     <w:p>
       <w:pPr>
-        <w:ind w:left="720" w:firstLine="720"/>
+        <w:pStyle w:val="ListParagraph"/>
+        <w:numPr>
+          <w:ilvl w:val="2"/>
+          <w:numId w:val="43"/>
+        </w:numPr>
       </w:pPr>
       <w:r>
         <w:rPr>
@@ -3871,16 +4072,27 @@
           <w:sz w:val="19"/>
           <w:szCs w:val="19"/>
         </w:rPr>
-        <w:t>4.1.1 The system must only allow for a customer to log in at one location at a time</w:t>
+        <w:t>The system must only allow for a customer to log in at one location at a time</w:t>
       </w:r>
     </w:p>
     <w:p>
       <w:pPr>
         <w:pStyle w:val="Heading2"/>
+        <w:numPr>
+          <w:ilvl w:val="0"/>
+          <w:numId w:val="0"/>
+        </w:numPr>
+        <w:ind w:left="1440" w:hanging="720"/>
       </w:pPr>
       <w:bookmarkStart w:id="22" w:name="__RefHeading___Toc19440740"/>
       <w:bookmarkEnd w:id="22"/>
       <w:r>
+        <w:t>4.2.</w:t>
+      </w:r>
+      <w:r>
+        <w:tab/>
+      </w:r>
+      <w:r>
         <w:t>Environmental Requirements</w:t>
       </w:r>
     </w:p>
@@ -3903,9 +4115,20 @@
     <w:p>
       <w:pPr>
         <w:pStyle w:val="Heading2"/>
+        <w:numPr>
+          <w:ilvl w:val="0"/>
+          <w:numId w:val="0"/>
+        </w:numPr>
+        <w:ind w:left="1440" w:hanging="720"/>
       </w:pPr>
       <w:bookmarkStart w:id="23" w:name="__RefHeading___Toc19440741"/>
       <w:bookmarkEnd w:id="23"/>
+      <w:r>
+        <w:t>4.3.</w:t>
+      </w:r>
+      <w:r>
+        <w:tab/>
+      </w:r>
       <w:r>
         <w:t>Performance Requirements</w:t>
       </w:r>
@@ -3975,11 +4198,6 @@
           <w:docGrid w:linePitch="360"/>
         </w:sectPr>
       </w:pPr>
-    </w:p>
-    <w:p>
-      <w:r>
-        <w:br w:type="page"/>
-      </w:r>
     </w:p>
     <w:p/>
     <w:p/>
@@ -3998,6 +4216,20 @@
     <w:p/>
     <w:p/>
     <w:p/>
+    <w:p/>
+    <w:p/>
+    <w:p/>
+    <w:p/>
+    <w:p/>
+    <w:p/>
+    <w:p/>
+    <w:p/>
+    <w:p/>
+    <w:p/>
+    <w:p/>
+    <w:p/>
+    <w:p/>
+    <w:p/>
     <w:p>
       <w:pPr>
         <w:suppressAutoHyphens w:val="0"/>
@@ -4020,122 +4252,9 @@
           <w:sz w:val="36"/>
           <w:szCs w:val="36"/>
         </w:rPr>
+        <w:lastRenderedPageBreak/>
         <w:t>Use Case Specification Document</w:t>
       </w:r>
-      <w:r>
-        <w:rPr>
-          <w:rFonts w:ascii="Arial" w:eastAsia="Noto Sans CJK SC" w:hAnsi="Arial" w:cs="Arial"/>
-          <w:color w:val="000000"/>
-          <w:sz w:val="36"/>
-          <w:szCs w:val="36"/>
-        </w:rPr>
-        <w:br/>
-      </w:r>
-      <w:r>
-        <w:rPr>
-          <w:rFonts w:ascii="Arial" w:eastAsia="Noto Sans CJK SC" w:hAnsi="Arial" w:cs="Arial"/>
-          <w:color w:val="000000"/>
-          <w:sz w:val="36"/>
-          <w:szCs w:val="36"/>
-        </w:rPr>
-        <w:br/>
-      </w:r>
-      <w:r>
-        <w:rPr>
-          <w:rFonts w:ascii="Arial" w:eastAsia="Noto Sans CJK SC" w:hAnsi="Arial" w:cs="Arial"/>
-          <w:color w:val="000000"/>
-          <w:sz w:val="36"/>
-          <w:szCs w:val="36"/>
-        </w:rPr>
-        <w:br/>
-      </w:r>
-      <w:r>
-        <w:rPr>
-          <w:rFonts w:ascii="Arial" w:eastAsia="Noto Sans CJK SC" w:hAnsi="Arial" w:cs="Arial"/>
-          <w:color w:val="000000"/>
-          <w:sz w:val="36"/>
-          <w:szCs w:val="36"/>
-        </w:rPr>
-        <w:br/>
-      </w:r>
-      <w:r>
-        <w:rPr>
-          <w:rFonts w:ascii="Arial" w:eastAsia="Noto Sans CJK SC" w:hAnsi="Arial" w:cs="Arial"/>
-          <w:color w:val="000000"/>
-          <w:sz w:val="36"/>
-          <w:szCs w:val="36"/>
-        </w:rPr>
-        <w:br/>
-      </w:r>
-      <w:r>
-        <w:rPr>
-          <w:rFonts w:ascii="Arial" w:eastAsia="Noto Sans CJK SC" w:hAnsi="Arial" w:cs="Arial"/>
-          <w:color w:val="000000"/>
-          <w:sz w:val="36"/>
-          <w:szCs w:val="36"/>
-        </w:rPr>
-        <w:br/>
-      </w:r>
-      <w:r>
-        <w:rPr>
-          <w:rFonts w:ascii="Arial" w:eastAsia="Noto Sans CJK SC" w:hAnsi="Arial" w:cs="Arial"/>
-          <w:color w:val="000000"/>
-          <w:sz w:val="36"/>
-          <w:szCs w:val="36"/>
-        </w:rPr>
-        <w:br/>
-      </w:r>
-      <w:r>
-        <w:rPr>
-          <w:rFonts w:ascii="Arial" w:eastAsia="Noto Sans CJK SC" w:hAnsi="Arial" w:cs="Arial"/>
-          <w:color w:val="000000"/>
-          <w:sz w:val="36"/>
-          <w:szCs w:val="36"/>
-        </w:rPr>
-        <w:br/>
-      </w:r>
-      <w:r>
-        <w:rPr>
-          <w:rFonts w:ascii="Arial" w:eastAsia="Noto Sans CJK SC" w:hAnsi="Arial" w:cs="Arial"/>
-          <w:color w:val="000000"/>
-          <w:sz w:val="36"/>
-          <w:szCs w:val="36"/>
-        </w:rPr>
-        <w:br/>
-      </w:r>
-      <w:r>
-        <w:rPr>
-          <w:rFonts w:ascii="Arial" w:eastAsia="Noto Sans CJK SC" w:hAnsi="Arial" w:cs="Arial"/>
-          <w:color w:val="000000"/>
-          <w:sz w:val="36"/>
-          <w:szCs w:val="36"/>
-        </w:rPr>
-        <w:br/>
-      </w:r>
-      <w:r>
-        <w:rPr>
-          <w:rFonts w:ascii="Arial" w:eastAsia="Noto Sans CJK SC" w:hAnsi="Arial" w:cs="Arial"/>
-          <w:color w:val="000000"/>
-          <w:sz w:val="36"/>
-          <w:szCs w:val="36"/>
-        </w:rPr>
-        <w:br/>
-      </w:r>
-      <w:r>
-        <w:rPr>
-          <w:rFonts w:ascii="Arial" w:eastAsia="Noto Sans CJK SC" w:hAnsi="Arial" w:cs="Arial"/>
-          <w:color w:val="000000"/>
-          <w:sz w:val="36"/>
-          <w:szCs w:val="36"/>
-        </w:rPr>
-        <w:br/>
-      </w:r>
-    </w:p>
-    <w:p/>
-    <w:p>
-      <w:r>
-        <w:br w:type="page"/>
-      </w:r>
     </w:p>
     <w:p>
       <w:pPr>
@@ -4158,7 +4277,6 @@
           <w:sz w:val="24"/>
           <w:szCs w:val="24"/>
         </w:rPr>
-        <w:lastRenderedPageBreak/>
         <w:t>Use Case ID: UC1</w:t>
       </w:r>
     </w:p>
@@ -4673,7 +4791,7 @@
           <w:sz w:val="24"/>
           <w:szCs w:val="24"/>
         </w:rPr>
-        <w:t>login</w:t>
+        <w:t>log</w:t>
       </w:r>
       <w:proofErr w:type="gramEnd"/>
       <w:r>
@@ -4692,6 +4810,15 @@
           <w:sz w:val="24"/>
           <w:szCs w:val="24"/>
         </w:rPr>
+        <w:t xml:space="preserve">in </w:t>
+      </w:r>
+      <w:r>
+        <w:rPr>
+          <w:rFonts w:eastAsia="Noto Sans CJK SC"/>
+          <w:color w:val="000000"/>
+          <w:sz w:val="24"/>
+          <w:szCs w:val="24"/>
+        </w:rPr>
         <w:t>attempts the system will delay further attempts</w:t>
       </w:r>
     </w:p>
@@ -4803,37 +4930,13 @@
     </w:p>
     <w:p>
       <w:pPr>
-        <w:suppressAutoHyphens w:val="0"/>
-        <w:autoSpaceDE w:val="0"/>
-        <w:autoSpaceDN w:val="0"/>
-        <w:adjustRightInd w:val="0"/>
-        <w:spacing w:line="480" w:lineRule="auto"/>
-        <w:rPr>
-          <w:rFonts w:eastAsia="Noto Sans CJK SC"/>
-          <w:color w:val="000000"/>
-          <w:sz w:val="24"/>
-          <w:szCs w:val="24"/>
-        </w:rPr>
-      </w:pPr>
-    </w:p>
-    <w:p>
-      <w:pPr>
-        <w:rPr>
-          <w:rFonts w:eastAsia="Noto Sans CJK SC"/>
-          <w:color w:val="000000"/>
-          <w:sz w:val="24"/>
-          <w:szCs w:val="24"/>
-        </w:rPr>
-      </w:pPr>
-      <w:r>
-        <w:rPr>
-          <w:rFonts w:eastAsia="Noto Sans CJK SC"/>
-          <w:color w:val="000000"/>
-          <w:sz w:val="24"/>
-          <w:szCs w:val="24"/>
-        </w:rPr>
-        <w:br w:type="page"/>
-      </w:r>
+        <w:rPr>
+          <w:rFonts w:eastAsia="Noto Sans CJK SC"/>
+          <w:color w:val="000000"/>
+          <w:sz w:val="24"/>
+          <w:szCs w:val="24"/>
+        </w:rPr>
+      </w:pPr>
     </w:p>
     <w:p>
       <w:pPr>
@@ -7472,28 +7575,14 @@
           <w:szCs w:val="24"/>
         </w:rPr>
       </w:pPr>
-    </w:p>
-    <w:p>
-      <w:pPr>
-        <w:suppressAutoHyphens w:val="0"/>
-        <w:autoSpaceDE w:val="0"/>
-        <w:autoSpaceDN w:val="0"/>
-        <w:adjustRightInd w:val="0"/>
-        <w:spacing w:line="480" w:lineRule="auto"/>
-        <w:rPr>
-          <w:rFonts w:eastAsia="Noto Sans CJK SC"/>
-          <w:color w:val="000000"/>
-          <w:sz w:val="24"/>
-          <w:szCs w:val="24"/>
-        </w:rPr>
-      </w:pPr>
-      <w:r>
-        <w:rPr>
-          <w:rFonts w:eastAsia="Noto Sans CJK SC"/>
-          <w:color w:val="000000"/>
-          <w:sz w:val="24"/>
-          <w:szCs w:val="24"/>
-        </w:rPr>
+      <w:r>
+        <w:rPr>
+          <w:rFonts w:eastAsia="Noto Sans CJK SC"/>
+          <w:color w:val="000000"/>
+          <w:sz w:val="24"/>
+          <w:szCs w:val="24"/>
+        </w:rPr>
+        <w:lastRenderedPageBreak/>
         <w:t>Use Case ID: UC7</w:t>
       </w:r>
     </w:p>
@@ -7916,26 +8005,6 @@
     </w:p>
     <w:p>
       <w:pPr>
-        <w:rPr>
-          <w:rFonts w:eastAsia="Noto Sans CJK SC"/>
-          <w:color w:val="000000"/>
-          <w:sz w:val="24"/>
-          <w:szCs w:val="24"/>
-        </w:rPr>
-      </w:pPr>
-    </w:p>
-    <w:p>
-      <w:pPr>
-        <w:rPr>
-          <w:rFonts w:eastAsia="Noto Sans CJK SC"/>
-          <w:color w:val="000000"/>
-          <w:sz w:val="24"/>
-          <w:szCs w:val="24"/>
-        </w:rPr>
-      </w:pPr>
-    </w:p>
-    <w:p>
-      <w:pPr>
         <w:suppressAutoHyphens w:val="0"/>
         <w:autoSpaceDE w:val="0"/>
         <w:autoSpaceDN w:val="0"/>
@@ -7955,6 +8024,7 @@
           <w:sz w:val="24"/>
           <w:szCs w:val="24"/>
         </w:rPr>
+        <w:lastRenderedPageBreak/>
         <w:t>Use Case ID: UC8</w:t>
       </w:r>
     </w:p>
@@ -8963,21 +9033,6 @@
         <w:autoSpaceDE w:val="0"/>
         <w:autoSpaceDN w:val="0"/>
         <w:adjustRightInd w:val="0"/>
-        <w:spacing w:line="480" w:lineRule="auto"/>
-        <w:rPr>
-          <w:rFonts w:eastAsia="Noto Sans CJK SC"/>
-          <w:color w:val="000000"/>
-          <w:sz w:val="24"/>
-          <w:szCs w:val="24"/>
-        </w:rPr>
-      </w:pPr>
-    </w:p>
-    <w:p>
-      <w:pPr>
-        <w:suppressAutoHyphens w:val="0"/>
-        <w:autoSpaceDE w:val="0"/>
-        <w:autoSpaceDN w:val="0"/>
-        <w:adjustRightInd w:val="0"/>
         <w:spacing w:after="60"/>
         <w:jc w:val="center"/>
         <w:rPr>
@@ -8994,6 +9049,7 @@
           <w:sz w:val="36"/>
           <w:szCs w:val="36"/>
         </w:rPr>
+        <w:lastRenderedPageBreak/>
         <w:t>UML Use Case Diagram</w:t>
       </w:r>
     </w:p>
@@ -9003,22 +9059,29 @@
         <w:autoSpaceDE w:val="0"/>
         <w:autoSpaceDN w:val="0"/>
         <w:adjustRightInd w:val="0"/>
-        <w:spacing w:line="480" w:lineRule="auto"/>
-        <w:rPr>
-          <w:rFonts w:eastAsia="Noto Sans CJK SC"/>
-          <w:color w:val="000000"/>
-          <w:sz w:val="24"/>
-          <w:szCs w:val="24"/>
-        </w:rPr>
-      </w:pPr>
-    </w:p>
-    <w:p>
-      <w:pPr>
-        <w:rPr>
-          <w:rFonts w:eastAsia="Noto Sans CJK SC"/>
-          <w:color w:val="000000"/>
-          <w:sz w:val="24"/>
-          <w:szCs w:val="24"/>
+        <w:spacing w:after="60"/>
+        <w:jc w:val="center"/>
+        <w:rPr>
+          <w:rFonts w:ascii="Arial" w:eastAsia="Noto Sans CJK SC" w:hAnsi="Arial" w:cs="Arial"/>
+          <w:color w:val="000000"/>
+          <w:sz w:val="36"/>
+          <w:szCs w:val="36"/>
+        </w:rPr>
+      </w:pPr>
+    </w:p>
+    <w:p>
+      <w:pPr>
+        <w:suppressAutoHyphens w:val="0"/>
+        <w:autoSpaceDE w:val="0"/>
+        <w:autoSpaceDN w:val="0"/>
+        <w:adjustRightInd w:val="0"/>
+        <w:spacing w:after="60"/>
+        <w:jc w:val="center"/>
+        <w:rPr>
+          <w:rFonts w:ascii="Arial" w:eastAsia="Noto Sans CJK SC" w:hAnsi="Arial" w:cs="Arial"/>
+          <w:color w:val="000000"/>
+          <w:sz w:val="36"/>
+          <w:szCs w:val="36"/>
         </w:rPr>
       </w:pPr>
       <w:r>
@@ -9030,10 +9093,10 @@
           <w:szCs w:val="24"/>
         </w:rPr>
         <w:drawing>
-          <wp:inline distT="0" distB="0" distL="0" distR="0" wp14:anchorId="34948986" wp14:editId="6241E22E">
+          <wp:inline distT="0" distB="0" distL="0" distR="0" wp14:anchorId="16ED508D" wp14:editId="3088BD52">
             <wp:extent cx="5486400" cy="6412865"/>
             <wp:effectExtent l="0" t="0" r="0" b="0"/>
-            <wp:docPr id="293444551" name="Picture 3" descr="A diagram of a company&#10;&#10;AI-generated content may be incorrect."/>
+            <wp:docPr id="2146956789" name="Picture 3" descr="A diagram of a company&#10;&#10;AI-generated content may be incorrect."/>
             <wp:cNvGraphicFramePr>
               <a:graphicFrameLocks xmlns:a="http://schemas.openxmlformats.org/drawingml/2006/main" noChangeAspect="1"/>
             </wp:cNvGraphicFramePr>
@@ -9071,6 +9134,715 @@
           </wp:inline>
         </w:drawing>
       </w:r>
+    </w:p>
+    <w:p>
+      <w:pPr>
+        <w:rPr>
+          <w:rFonts w:eastAsia="Noto Sans CJK SC"/>
+          <w:noProof/>
+          <w:color w:val="000000"/>
+          <w:sz w:val="24"/>
+          <w:szCs w:val="24"/>
+        </w:rPr>
+      </w:pPr>
+      <w:r>
+        <w:rPr>
+          <w:rFonts w:eastAsia="Noto Sans CJK SC"/>
+          <w:noProof/>
+          <w:color w:val="000000"/>
+          <w:sz w:val="24"/>
+          <w:szCs w:val="24"/>
+        </w:rPr>
+        <w:br w:type="page"/>
+      </w:r>
+    </w:p>
+    <w:p>
+      <w:pPr>
+        <w:suppressAutoHyphens w:val="0"/>
+        <w:autoSpaceDE w:val="0"/>
+        <w:autoSpaceDN w:val="0"/>
+        <w:adjustRightInd w:val="0"/>
+        <w:spacing w:after="60"/>
+        <w:jc w:val="center"/>
+        <w:rPr>
+          <w:rFonts w:ascii="Arial" w:eastAsia="Noto Sans CJK SC" w:hAnsi="Arial" w:cs="Arial"/>
+          <w:color w:val="000000"/>
+          <w:sz w:val="36"/>
+          <w:szCs w:val="36"/>
+        </w:rPr>
+      </w:pPr>
+      <w:r>
+        <w:rPr>
+          <w:rFonts w:ascii="Arial" w:eastAsia="Noto Sans CJK SC" w:hAnsi="Arial" w:cs="Arial"/>
+          <w:color w:val="000000"/>
+          <w:sz w:val="36"/>
+          <w:szCs w:val="36"/>
+        </w:rPr>
+        <w:lastRenderedPageBreak/>
+        <w:t>C</w:t>
+      </w:r>
+      <w:r>
+        <w:rPr>
+          <w:rFonts w:ascii="Arial" w:eastAsia="Noto Sans CJK SC" w:hAnsi="Arial" w:cs="Arial"/>
+          <w:color w:val="000000"/>
+          <w:sz w:val="36"/>
+          <w:szCs w:val="36"/>
+        </w:rPr>
+        <w:t>lass</w:t>
+      </w:r>
+      <w:r>
+        <w:rPr>
+          <w:rFonts w:ascii="Arial" w:eastAsia="Noto Sans CJK SC" w:hAnsi="Arial" w:cs="Arial"/>
+          <w:color w:val="000000"/>
+          <w:sz w:val="36"/>
+          <w:szCs w:val="36"/>
+        </w:rPr>
+        <w:t xml:space="preserve"> Diagram</w:t>
+      </w:r>
+    </w:p>
+    <w:p>
+      <w:pPr>
+        <w:suppressAutoHyphens w:val="0"/>
+        <w:autoSpaceDE w:val="0"/>
+        <w:autoSpaceDN w:val="0"/>
+        <w:adjustRightInd w:val="0"/>
+        <w:spacing w:after="60"/>
+        <w:jc w:val="center"/>
+        <w:rPr>
+          <w:rFonts w:ascii="Arial" w:eastAsia="Noto Sans CJK SC" w:hAnsi="Arial" w:cs="Arial"/>
+          <w:color w:val="000000"/>
+          <w:sz w:val="36"/>
+          <w:szCs w:val="36"/>
+        </w:rPr>
+      </w:pPr>
+    </w:p>
+    <w:p>
+      <w:pPr>
+        <w:suppressAutoHyphens w:val="0"/>
+        <w:autoSpaceDE w:val="0"/>
+        <w:autoSpaceDN w:val="0"/>
+        <w:adjustRightInd w:val="0"/>
+        <w:spacing w:after="60"/>
+        <w:jc w:val="center"/>
+        <w:rPr>
+          <w:rFonts w:ascii="Arial" w:eastAsia="Noto Sans CJK SC" w:hAnsi="Arial" w:cs="Arial"/>
+          <w:color w:val="000000"/>
+          <w:sz w:val="36"/>
+          <w:szCs w:val="36"/>
+        </w:rPr>
+      </w:pPr>
+      <w:r>
+        <w:rPr>
+          <w:rFonts w:ascii="Arial" w:eastAsia="Noto Sans CJK SC" w:hAnsi="Arial" w:cs="Arial"/>
+          <w:noProof/>
+          <w:color w:val="000000"/>
+          <w:sz w:val="36"/>
+          <w:szCs w:val="36"/>
+        </w:rPr>
+        <w:drawing>
+          <wp:inline distT="0" distB="0" distL="0" distR="0" wp14:anchorId="34535A24" wp14:editId="138ED74B">
+            <wp:extent cx="4429490" cy="6019800"/>
+            <wp:effectExtent l="0" t="0" r="0" b="0"/>
+            <wp:docPr id="2079943448" name="Picture 3" descr="A diagram of a bank account&#10;&#10;AI-generated content may be incorrect."/>
+            <wp:cNvGraphicFramePr>
+              <a:graphicFrameLocks xmlns:a="http://schemas.openxmlformats.org/drawingml/2006/main" noChangeAspect="1"/>
+            </wp:cNvGraphicFramePr>
+            <a:graphic xmlns:a="http://schemas.openxmlformats.org/drawingml/2006/main">
+              <a:graphicData uri="http://schemas.openxmlformats.org/drawingml/2006/picture">
+                <pic:pic xmlns:pic="http://schemas.openxmlformats.org/drawingml/2006/picture">
+                  <pic:nvPicPr>
+                    <pic:cNvPr id="2079943448" name="Picture 3" descr="A diagram of a bank account&#10;&#10;AI-generated content may be incorrect."/>
+                    <pic:cNvPicPr/>
+                  </pic:nvPicPr>
+                  <pic:blipFill>
+                    <a:blip r:embed="rId17">
+                      <a:extLst>
+                        <a:ext uri="{28A0092B-C50C-407E-A947-70E740481C1C}">
+                          <a14:useLocalDpi xmlns:a14="http://schemas.microsoft.com/office/drawing/2010/main" val="0"/>
+                        </a:ext>
+                      </a:extLst>
+                    </a:blip>
+                    <a:stretch>
+                      <a:fillRect/>
+                    </a:stretch>
+                  </pic:blipFill>
+                  <pic:spPr>
+                    <a:xfrm>
+                      <a:off x="0" y="0"/>
+                      <a:ext cx="4433574" cy="6025351"/>
+                    </a:xfrm>
+                    <a:prstGeom prst="rect">
+                      <a:avLst/>
+                    </a:prstGeom>
+                  </pic:spPr>
+                </pic:pic>
+              </a:graphicData>
+            </a:graphic>
+          </wp:inline>
+        </w:drawing>
+      </w:r>
+    </w:p>
+    <w:p>
+      <w:pPr>
+        <w:suppressAutoHyphens w:val="0"/>
+        <w:autoSpaceDE w:val="0"/>
+        <w:autoSpaceDN w:val="0"/>
+        <w:adjustRightInd w:val="0"/>
+        <w:spacing w:after="60"/>
+        <w:jc w:val="center"/>
+        <w:rPr>
+          <w:rFonts w:ascii="Arial" w:eastAsia="Noto Sans CJK SC" w:hAnsi="Arial" w:cs="Arial"/>
+          <w:color w:val="000000"/>
+          <w:sz w:val="36"/>
+          <w:szCs w:val="36"/>
+        </w:rPr>
+      </w:pPr>
+    </w:p>
+    <w:p>
+      <w:pPr>
+        <w:suppressAutoHyphens w:val="0"/>
+        <w:autoSpaceDE w:val="0"/>
+        <w:autoSpaceDN w:val="0"/>
+        <w:adjustRightInd w:val="0"/>
+        <w:spacing w:after="60"/>
+        <w:jc w:val="center"/>
+        <w:rPr>
+          <w:rFonts w:ascii="Arial" w:eastAsia="Noto Sans CJK SC" w:hAnsi="Arial" w:cs="Arial"/>
+          <w:color w:val="000000"/>
+          <w:sz w:val="36"/>
+          <w:szCs w:val="36"/>
+        </w:rPr>
+      </w:pPr>
+    </w:p>
+    <w:p>
+      <w:pPr>
+        <w:suppressAutoHyphens w:val="0"/>
+        <w:autoSpaceDE w:val="0"/>
+        <w:autoSpaceDN w:val="0"/>
+        <w:adjustRightInd w:val="0"/>
+        <w:spacing w:after="60"/>
+        <w:jc w:val="center"/>
+        <w:rPr>
+          <w:rFonts w:ascii="Arial" w:eastAsia="Noto Sans CJK SC" w:hAnsi="Arial" w:cs="Arial"/>
+          <w:color w:val="000000"/>
+          <w:sz w:val="36"/>
+          <w:szCs w:val="36"/>
+        </w:rPr>
+      </w:pPr>
+    </w:p>
+    <w:p>
+      <w:pPr>
+        <w:suppressAutoHyphens w:val="0"/>
+        <w:autoSpaceDE w:val="0"/>
+        <w:autoSpaceDN w:val="0"/>
+        <w:adjustRightInd w:val="0"/>
+        <w:spacing w:after="60"/>
+        <w:jc w:val="center"/>
+        <w:rPr>
+          <w:rFonts w:ascii="Arial" w:eastAsia="Noto Sans CJK SC" w:hAnsi="Arial" w:cs="Arial"/>
+          <w:color w:val="000000"/>
+          <w:sz w:val="36"/>
+          <w:szCs w:val="36"/>
+        </w:rPr>
+      </w:pPr>
+    </w:p>
+    <w:p>
+      <w:pPr>
+        <w:suppressAutoHyphens w:val="0"/>
+        <w:autoSpaceDE w:val="0"/>
+        <w:autoSpaceDN w:val="0"/>
+        <w:adjustRightInd w:val="0"/>
+        <w:spacing w:after="60"/>
+        <w:jc w:val="center"/>
+        <w:rPr>
+          <w:rFonts w:ascii="Arial" w:eastAsia="Noto Sans CJK SC" w:hAnsi="Arial" w:cs="Arial"/>
+          <w:color w:val="000000"/>
+          <w:sz w:val="36"/>
+          <w:szCs w:val="36"/>
+        </w:rPr>
+      </w:pPr>
+      <w:r>
+        <w:rPr>
+          <w:rFonts w:ascii="Arial" w:eastAsia="Noto Sans CJK SC" w:hAnsi="Arial" w:cs="Arial"/>
+          <w:color w:val="000000"/>
+          <w:sz w:val="36"/>
+          <w:szCs w:val="36"/>
+        </w:rPr>
+        <w:lastRenderedPageBreak/>
+        <w:t>Sequence</w:t>
+      </w:r>
+      <w:r>
+        <w:rPr>
+          <w:rFonts w:ascii="Arial" w:eastAsia="Noto Sans CJK SC" w:hAnsi="Arial" w:cs="Arial"/>
+          <w:color w:val="000000"/>
+          <w:sz w:val="36"/>
+          <w:szCs w:val="36"/>
+        </w:rPr>
+        <w:t xml:space="preserve"> Diagram</w:t>
+      </w:r>
+      <w:r>
+        <w:rPr>
+          <w:rFonts w:ascii="Arial" w:eastAsia="Noto Sans CJK SC" w:hAnsi="Arial" w:cs="Arial"/>
+          <w:color w:val="000000"/>
+          <w:sz w:val="36"/>
+          <w:szCs w:val="36"/>
+        </w:rPr>
+        <w:t>s</w:t>
+      </w:r>
+    </w:p>
+    <w:p>
+      <w:pPr>
+        <w:suppressAutoHyphens w:val="0"/>
+        <w:autoSpaceDE w:val="0"/>
+        <w:autoSpaceDN w:val="0"/>
+        <w:adjustRightInd w:val="0"/>
+        <w:spacing w:after="60"/>
+        <w:jc w:val="center"/>
+        <w:rPr>
+          <w:rFonts w:ascii="Arial" w:eastAsia="Noto Sans CJK SC" w:hAnsi="Arial" w:cs="Arial"/>
+          <w:color w:val="000000"/>
+          <w:sz w:val="36"/>
+          <w:szCs w:val="36"/>
+        </w:rPr>
+      </w:pPr>
+    </w:p>
+    <w:p>
+      <w:pPr>
+        <w:jc w:val="center"/>
+      </w:pPr>
+      <w:r>
+        <w:rPr>
+          <w:noProof/>
+        </w:rPr>
+        <w:drawing>
+          <wp:inline distT="0" distB="0" distL="0" distR="0" wp14:anchorId="67388752" wp14:editId="0DF9135B">
+            <wp:extent cx="4972050" cy="3038475"/>
+            <wp:effectExtent l="0" t="0" r="0" b="9525"/>
+            <wp:docPr id="1055942402" name="Picture 28" descr="A screen shot of a computer&#10;&#10;AI-generated content may be incorrect."/>
+            <wp:cNvGraphicFramePr>
+              <a:graphicFrameLocks xmlns:a="http://schemas.openxmlformats.org/drawingml/2006/main" noChangeAspect="1"/>
+            </wp:cNvGraphicFramePr>
+            <a:graphic xmlns:a="http://schemas.openxmlformats.org/drawingml/2006/main">
+              <a:graphicData uri="http://schemas.openxmlformats.org/drawingml/2006/picture">
+                <pic:pic xmlns:pic="http://schemas.openxmlformats.org/drawingml/2006/picture">
+                  <pic:nvPicPr>
+                    <pic:cNvPr id="1055942402" name="Picture 28" descr="A screen shot of a computer&#10;&#10;AI-generated content may be incorrect."/>
+                    <pic:cNvPicPr/>
+                  </pic:nvPicPr>
+                  <pic:blipFill>
+                    <a:blip r:embed="rId18">
+                      <a:extLst>
+                        <a:ext uri="{28A0092B-C50C-407E-A947-70E740481C1C}">
+                          <a14:useLocalDpi xmlns:a14="http://schemas.microsoft.com/office/drawing/2010/main" val="0"/>
+                        </a:ext>
+                      </a:extLst>
+                    </a:blip>
+                    <a:stretch>
+                      <a:fillRect/>
+                    </a:stretch>
+                  </pic:blipFill>
+                  <pic:spPr>
+                    <a:xfrm>
+                      <a:off x="0" y="0"/>
+                      <a:ext cx="4972050" cy="3038475"/>
+                    </a:xfrm>
+                    <a:prstGeom prst="rect">
+                      <a:avLst/>
+                    </a:prstGeom>
+                  </pic:spPr>
+                </pic:pic>
+              </a:graphicData>
+            </a:graphic>
+          </wp:inline>
+        </w:drawing>
+      </w:r>
+      <w:r>
+        <w:rPr>
+          <w:noProof/>
+        </w:rPr>
+        <w:drawing>
+          <wp:inline distT="0" distB="0" distL="0" distR="0" wp14:anchorId="312929C5" wp14:editId="276833CC">
+            <wp:extent cx="5113655" cy="3721605"/>
+            <wp:effectExtent l="0" t="0" r="0" b="0"/>
+            <wp:docPr id="176195057" name="Picture 29" descr="A diagram of a cash flow&#10;&#10;AI-generated content may be incorrect."/>
+            <wp:cNvGraphicFramePr>
+              <a:graphicFrameLocks xmlns:a="http://schemas.openxmlformats.org/drawingml/2006/main" noChangeAspect="1"/>
+            </wp:cNvGraphicFramePr>
+            <a:graphic xmlns:a="http://schemas.openxmlformats.org/drawingml/2006/main">
+              <a:graphicData uri="http://schemas.openxmlformats.org/drawingml/2006/picture">
+                <pic:pic xmlns:pic="http://schemas.openxmlformats.org/drawingml/2006/picture">
+                  <pic:nvPicPr>
+                    <pic:cNvPr id="176195057" name="Picture 29" descr="A diagram of a cash flow&#10;&#10;AI-generated content may be incorrect."/>
+                    <pic:cNvPicPr/>
+                  </pic:nvPicPr>
+                  <pic:blipFill>
+                    <a:blip r:embed="rId19">
+                      <a:extLst>
+                        <a:ext uri="{28A0092B-C50C-407E-A947-70E740481C1C}">
+                          <a14:useLocalDpi xmlns:a14="http://schemas.microsoft.com/office/drawing/2010/main" val="0"/>
+                        </a:ext>
+                      </a:extLst>
+                    </a:blip>
+                    <a:stretch>
+                      <a:fillRect/>
+                    </a:stretch>
+                  </pic:blipFill>
+                  <pic:spPr>
+                    <a:xfrm>
+                      <a:off x="0" y="0"/>
+                      <a:ext cx="5127815" cy="3731910"/>
+                    </a:xfrm>
+                    <a:prstGeom prst="rect">
+                      <a:avLst/>
+                    </a:prstGeom>
+                  </pic:spPr>
+                </pic:pic>
+              </a:graphicData>
+            </a:graphic>
+          </wp:inline>
+        </w:drawing>
+      </w:r>
+    </w:p>
+    <w:p>
+      <w:pPr>
+        <w:jc w:val="center"/>
+      </w:pPr>
+      <w:r>
+        <w:rPr>
+          <w:noProof/>
+        </w:rPr>
+        <w:lastRenderedPageBreak/>
+        <w:drawing>
+          <wp:inline distT="0" distB="0" distL="0" distR="0" wp14:anchorId="55BB6C44" wp14:editId="6397D340">
+            <wp:extent cx="5943600" cy="3365500"/>
+            <wp:effectExtent l="0" t="0" r="0" b="6350"/>
+            <wp:docPr id="525863225" name="Picture 30" descr="A diagram of a bank&#10;&#10;AI-generated content may be incorrect."/>
+            <wp:cNvGraphicFramePr>
+              <a:graphicFrameLocks xmlns:a="http://schemas.openxmlformats.org/drawingml/2006/main" noChangeAspect="1"/>
+            </wp:cNvGraphicFramePr>
+            <a:graphic xmlns:a="http://schemas.openxmlformats.org/drawingml/2006/main">
+              <a:graphicData uri="http://schemas.openxmlformats.org/drawingml/2006/picture">
+                <pic:pic xmlns:pic="http://schemas.openxmlformats.org/drawingml/2006/picture">
+                  <pic:nvPicPr>
+                    <pic:cNvPr id="525863225" name="Picture 30" descr="A diagram of a bank&#10;&#10;AI-generated content may be incorrect."/>
+                    <pic:cNvPicPr/>
+                  </pic:nvPicPr>
+                  <pic:blipFill>
+                    <a:blip r:embed="rId20">
+                      <a:extLst>
+                        <a:ext uri="{28A0092B-C50C-407E-A947-70E740481C1C}">
+                          <a14:useLocalDpi xmlns:a14="http://schemas.microsoft.com/office/drawing/2010/main" val="0"/>
+                        </a:ext>
+                      </a:extLst>
+                    </a:blip>
+                    <a:stretch>
+                      <a:fillRect/>
+                    </a:stretch>
+                  </pic:blipFill>
+                  <pic:spPr>
+                    <a:xfrm>
+                      <a:off x="0" y="0"/>
+                      <a:ext cx="5943600" cy="3365500"/>
+                    </a:xfrm>
+                    <a:prstGeom prst="rect">
+                      <a:avLst/>
+                    </a:prstGeom>
+                  </pic:spPr>
+                </pic:pic>
+              </a:graphicData>
+            </a:graphic>
+          </wp:inline>
+        </w:drawing>
+      </w:r>
+      <w:r>
+        <w:rPr>
+          <w:noProof/>
+        </w:rPr>
+        <w:drawing>
+          <wp:inline distT="0" distB="0" distL="0" distR="0" wp14:anchorId="209B1746" wp14:editId="52903CA7">
+            <wp:extent cx="5943600" cy="4271645"/>
+            <wp:effectExtent l="0" t="0" r="0" b="0"/>
+            <wp:docPr id="1680353479" name="Picture 31" descr="A screenshot of a computer screen&#10;&#10;AI-generated content may be incorrect."/>
+            <wp:cNvGraphicFramePr>
+              <a:graphicFrameLocks xmlns:a="http://schemas.openxmlformats.org/drawingml/2006/main" noChangeAspect="1"/>
+            </wp:cNvGraphicFramePr>
+            <a:graphic xmlns:a="http://schemas.openxmlformats.org/drawingml/2006/main">
+              <a:graphicData uri="http://schemas.openxmlformats.org/drawingml/2006/picture">
+                <pic:pic xmlns:pic="http://schemas.openxmlformats.org/drawingml/2006/picture">
+                  <pic:nvPicPr>
+                    <pic:cNvPr id="1680353479" name="Picture 31" descr="A screenshot of a computer screen&#10;&#10;AI-generated content may be incorrect."/>
+                    <pic:cNvPicPr/>
+                  </pic:nvPicPr>
+                  <pic:blipFill>
+                    <a:blip r:embed="rId21">
+                      <a:extLst>
+                        <a:ext uri="{28A0092B-C50C-407E-A947-70E740481C1C}">
+                          <a14:useLocalDpi xmlns:a14="http://schemas.microsoft.com/office/drawing/2010/main" val="0"/>
+                        </a:ext>
+                      </a:extLst>
+                    </a:blip>
+                    <a:stretch>
+                      <a:fillRect/>
+                    </a:stretch>
+                  </pic:blipFill>
+                  <pic:spPr>
+                    <a:xfrm>
+                      <a:off x="0" y="0"/>
+                      <a:ext cx="5943600" cy="4271645"/>
+                    </a:xfrm>
+                    <a:prstGeom prst="rect">
+                      <a:avLst/>
+                    </a:prstGeom>
+                  </pic:spPr>
+                </pic:pic>
+              </a:graphicData>
+            </a:graphic>
+          </wp:inline>
+        </w:drawing>
+      </w:r>
+      <w:r>
+        <w:rPr>
+          <w:noProof/>
+        </w:rPr>
+        <w:lastRenderedPageBreak/>
+        <w:drawing>
+          <wp:inline distT="0" distB="0" distL="0" distR="0" wp14:anchorId="29BDAF73" wp14:editId="0273BCEC">
+            <wp:extent cx="5943600" cy="4587875"/>
+            <wp:effectExtent l="0" t="0" r="0" b="3175"/>
+            <wp:docPr id="997382666" name="Picture 32" descr="A screenshot of a computer screen&#10;&#10;AI-generated content may be incorrect."/>
+            <wp:cNvGraphicFramePr>
+              <a:graphicFrameLocks xmlns:a="http://schemas.openxmlformats.org/drawingml/2006/main" noChangeAspect="1"/>
+            </wp:cNvGraphicFramePr>
+            <a:graphic xmlns:a="http://schemas.openxmlformats.org/drawingml/2006/main">
+              <a:graphicData uri="http://schemas.openxmlformats.org/drawingml/2006/picture">
+                <pic:pic xmlns:pic="http://schemas.openxmlformats.org/drawingml/2006/picture">
+                  <pic:nvPicPr>
+                    <pic:cNvPr id="997382666" name="Picture 32" descr="A screenshot of a computer screen&#10;&#10;AI-generated content may be incorrect."/>
+                    <pic:cNvPicPr/>
+                  </pic:nvPicPr>
+                  <pic:blipFill>
+                    <a:blip r:embed="rId22">
+                      <a:extLst>
+                        <a:ext uri="{28A0092B-C50C-407E-A947-70E740481C1C}">
+                          <a14:useLocalDpi xmlns:a14="http://schemas.microsoft.com/office/drawing/2010/main" val="0"/>
+                        </a:ext>
+                      </a:extLst>
+                    </a:blip>
+                    <a:stretch>
+                      <a:fillRect/>
+                    </a:stretch>
+                  </pic:blipFill>
+                  <pic:spPr>
+                    <a:xfrm>
+                      <a:off x="0" y="0"/>
+                      <a:ext cx="5943600" cy="4587875"/>
+                    </a:xfrm>
+                    <a:prstGeom prst="rect">
+                      <a:avLst/>
+                    </a:prstGeom>
+                  </pic:spPr>
+                </pic:pic>
+              </a:graphicData>
+            </a:graphic>
+          </wp:inline>
+        </w:drawing>
+      </w:r>
+      <w:r>
+        <w:rPr>
+          <w:noProof/>
+        </w:rPr>
+        <w:drawing>
+          <wp:inline distT="0" distB="0" distL="0" distR="0" wp14:anchorId="4C6011EF" wp14:editId="2D234C94">
+            <wp:extent cx="5010150" cy="2638425"/>
+            <wp:effectExtent l="0" t="0" r="0" b="9525"/>
+            <wp:docPr id="2052954227" name="Picture 33" descr="A diagram of a service&#10;&#10;AI-generated content may be incorrect."/>
+            <wp:cNvGraphicFramePr>
+              <a:graphicFrameLocks xmlns:a="http://schemas.openxmlformats.org/drawingml/2006/main" noChangeAspect="1"/>
+            </wp:cNvGraphicFramePr>
+            <a:graphic xmlns:a="http://schemas.openxmlformats.org/drawingml/2006/main">
+              <a:graphicData uri="http://schemas.openxmlformats.org/drawingml/2006/picture">
+                <pic:pic xmlns:pic="http://schemas.openxmlformats.org/drawingml/2006/picture">
+                  <pic:nvPicPr>
+                    <pic:cNvPr id="2052954227" name="Picture 33" descr="A diagram of a service&#10;&#10;AI-generated content may be incorrect."/>
+                    <pic:cNvPicPr/>
+                  </pic:nvPicPr>
+                  <pic:blipFill>
+                    <a:blip r:embed="rId23">
+                      <a:extLst>
+                        <a:ext uri="{28A0092B-C50C-407E-A947-70E740481C1C}">
+                          <a14:useLocalDpi xmlns:a14="http://schemas.microsoft.com/office/drawing/2010/main" val="0"/>
+                        </a:ext>
+                      </a:extLst>
+                    </a:blip>
+                    <a:stretch>
+                      <a:fillRect/>
+                    </a:stretch>
+                  </pic:blipFill>
+                  <pic:spPr>
+                    <a:xfrm>
+                      <a:off x="0" y="0"/>
+                      <a:ext cx="5010150" cy="2638425"/>
+                    </a:xfrm>
+                    <a:prstGeom prst="rect">
+                      <a:avLst/>
+                    </a:prstGeom>
+                  </pic:spPr>
+                </pic:pic>
+              </a:graphicData>
+            </a:graphic>
+          </wp:inline>
+        </w:drawing>
+      </w:r>
+      <w:r>
+        <w:rPr>
+          <w:noProof/>
+        </w:rPr>
+        <w:lastRenderedPageBreak/>
+        <w:drawing>
+          <wp:inline distT="0" distB="0" distL="0" distR="0" wp14:anchorId="481BA5A7" wp14:editId="3E3D8F01">
+            <wp:extent cx="5067300" cy="2638425"/>
+            <wp:effectExtent l="0" t="0" r="0" b="9525"/>
+            <wp:docPr id="1223226684" name="Picture 34" descr="A diagram of a frozen account&#10;&#10;AI-generated content may be incorrect."/>
+            <wp:cNvGraphicFramePr>
+              <a:graphicFrameLocks xmlns:a="http://schemas.openxmlformats.org/drawingml/2006/main" noChangeAspect="1"/>
+            </wp:cNvGraphicFramePr>
+            <a:graphic xmlns:a="http://schemas.openxmlformats.org/drawingml/2006/main">
+              <a:graphicData uri="http://schemas.openxmlformats.org/drawingml/2006/picture">
+                <pic:pic xmlns:pic="http://schemas.openxmlformats.org/drawingml/2006/picture">
+                  <pic:nvPicPr>
+                    <pic:cNvPr id="1223226684" name="Picture 34" descr="A diagram of a frozen account&#10;&#10;AI-generated content may be incorrect."/>
+                    <pic:cNvPicPr/>
+                  </pic:nvPicPr>
+                  <pic:blipFill>
+                    <a:blip r:embed="rId24">
+                      <a:extLst>
+                        <a:ext uri="{28A0092B-C50C-407E-A947-70E740481C1C}">
+                          <a14:useLocalDpi xmlns:a14="http://schemas.microsoft.com/office/drawing/2010/main" val="0"/>
+                        </a:ext>
+                      </a:extLst>
+                    </a:blip>
+                    <a:stretch>
+                      <a:fillRect/>
+                    </a:stretch>
+                  </pic:blipFill>
+                  <pic:spPr>
+                    <a:xfrm>
+                      <a:off x="0" y="0"/>
+                      <a:ext cx="5067300" cy="2638425"/>
+                    </a:xfrm>
+                    <a:prstGeom prst="rect">
+                      <a:avLst/>
+                    </a:prstGeom>
+                  </pic:spPr>
+                </pic:pic>
+              </a:graphicData>
+            </a:graphic>
+          </wp:inline>
+        </w:drawing>
+      </w:r>
+      <w:r>
+        <w:rPr>
+          <w:noProof/>
+        </w:rPr>
+        <w:drawing>
+          <wp:inline distT="0" distB="0" distL="0" distR="0" wp14:anchorId="3AA22323" wp14:editId="5AA3DD8C">
+            <wp:extent cx="5943600" cy="2903220"/>
+            <wp:effectExtent l="0" t="0" r="0" b="0"/>
+            <wp:docPr id="467947597" name="Picture 35" descr="A diagram of a company&#10;&#10;AI-generated content may be incorrect."/>
+            <wp:cNvGraphicFramePr>
+              <a:graphicFrameLocks xmlns:a="http://schemas.openxmlformats.org/drawingml/2006/main" noChangeAspect="1"/>
+            </wp:cNvGraphicFramePr>
+            <a:graphic xmlns:a="http://schemas.openxmlformats.org/drawingml/2006/main">
+              <a:graphicData uri="http://schemas.openxmlformats.org/drawingml/2006/picture">
+                <pic:pic xmlns:pic="http://schemas.openxmlformats.org/drawingml/2006/picture">
+                  <pic:nvPicPr>
+                    <pic:cNvPr id="467947597" name="Picture 35" descr="A diagram of a company&#10;&#10;AI-generated content may be incorrect."/>
+                    <pic:cNvPicPr/>
+                  </pic:nvPicPr>
+                  <pic:blipFill>
+                    <a:blip r:embed="rId25">
+                      <a:extLst>
+                        <a:ext uri="{28A0092B-C50C-407E-A947-70E740481C1C}">
+                          <a14:useLocalDpi xmlns:a14="http://schemas.microsoft.com/office/drawing/2010/main" val="0"/>
+                        </a:ext>
+                      </a:extLst>
+                    </a:blip>
+                    <a:stretch>
+                      <a:fillRect/>
+                    </a:stretch>
+                  </pic:blipFill>
+                  <pic:spPr>
+                    <a:xfrm>
+                      <a:off x="0" y="0"/>
+                      <a:ext cx="5943600" cy="2903220"/>
+                    </a:xfrm>
+                    <a:prstGeom prst="rect">
+                      <a:avLst/>
+                    </a:prstGeom>
+                  </pic:spPr>
+                </pic:pic>
+              </a:graphicData>
+            </a:graphic>
+          </wp:inline>
+        </w:drawing>
+      </w:r>
+      <w:r>
+        <w:rPr>
+          <w:noProof/>
+        </w:rPr>
+        <w:lastRenderedPageBreak/>
+        <w:drawing>
+          <wp:inline distT="0" distB="0" distL="0" distR="0" wp14:anchorId="7AE206D3" wp14:editId="5B7728F0">
+            <wp:extent cx="5895975" cy="3752850"/>
+            <wp:effectExtent l="0" t="0" r="9525" b="0"/>
+            <wp:docPr id="329899145" name="Picture 36" descr="A screenshot of a computer screen&#10;&#10;AI-generated content may be incorrect."/>
+            <wp:cNvGraphicFramePr>
+              <a:graphicFrameLocks xmlns:a="http://schemas.openxmlformats.org/drawingml/2006/main" noChangeAspect="1"/>
+            </wp:cNvGraphicFramePr>
+            <a:graphic xmlns:a="http://schemas.openxmlformats.org/drawingml/2006/main">
+              <a:graphicData uri="http://schemas.openxmlformats.org/drawingml/2006/picture">
+                <pic:pic xmlns:pic="http://schemas.openxmlformats.org/drawingml/2006/picture">
+                  <pic:nvPicPr>
+                    <pic:cNvPr id="329899145" name="Picture 36" descr="A screenshot of a computer screen&#10;&#10;AI-generated content may be incorrect."/>
+                    <pic:cNvPicPr/>
+                  </pic:nvPicPr>
+                  <pic:blipFill>
+                    <a:blip r:embed="rId26">
+                      <a:extLst>
+                        <a:ext uri="{28A0092B-C50C-407E-A947-70E740481C1C}">
+                          <a14:useLocalDpi xmlns:a14="http://schemas.microsoft.com/office/drawing/2010/main" val="0"/>
+                        </a:ext>
+                      </a:extLst>
+                    </a:blip>
+                    <a:stretch>
+                      <a:fillRect/>
+                    </a:stretch>
+                  </pic:blipFill>
+                  <pic:spPr>
+                    <a:xfrm>
+                      <a:off x="0" y="0"/>
+                      <a:ext cx="5895975" cy="3752850"/>
+                    </a:xfrm>
+                    <a:prstGeom prst="rect">
+                      <a:avLst/>
+                    </a:prstGeom>
+                  </pic:spPr>
+                </pic:pic>
+              </a:graphicData>
+            </a:graphic>
+          </wp:inline>
+        </w:drawing>
+      </w:r>
+    </w:p>
+    <w:p>
+      <w:pPr>
+        <w:rPr>
+          <w:rFonts w:eastAsia="Noto Sans CJK SC"/>
+          <w:color w:val="000000"/>
+          <w:sz w:val="24"/>
+          <w:szCs w:val="24"/>
+        </w:rPr>
+      </w:pPr>
     </w:p>
     <w:sectPr>
       <w:type w:val="continuous"/>
@@ -9477,16 +10249,8 @@
       <w:rPr>
         <w:rStyle w:val="PageNumber"/>
       </w:rPr>
-      <w:t>ii</w:t>
+      <w:t>iii</w:t>
     </w:r>
-    <w:proofErr w:type="spellStart"/>
-    <w:r>
-      <w:rPr>
-        <w:rStyle w:val="PageNumber"/>
-      </w:rPr>
-      <w:t>i</w:t>
-    </w:r>
-    <w:proofErr w:type="spellEnd"/>
     <w:r>
       <w:rPr>
         <w:rStyle w:val="PageNumber"/>
@@ -9945,6 +10709,137 @@
     </w:lvl>
   </w:abstractNum>
   <w:abstractNum w:abstractNumId="4" w15:restartNumberingAfterBreak="0">
+    <w:nsid w:val="10E97EEE"/>
+    <w:multiLevelType w:val="multilevel"/>
+    <w:tmpl w:val="6A8ACFE8"/>
+    <w:lvl w:ilvl="0">
+      <w:start w:val="4"/>
+      <w:numFmt w:val="decimal"/>
+      <w:lvlText w:val="%1"/>
+      <w:lvlJc w:val="left"/>
+      <w:pPr>
+        <w:ind w:left="380" w:hanging="380"/>
+      </w:pPr>
+      <w:rPr>
+        <w:rFonts w:hint="default"/>
+        <w:color w:val="000000"/>
+        <w:sz w:val="19"/>
+      </w:rPr>
+    </w:lvl>
+    <w:lvl w:ilvl="1">
+      <w:start w:val="1"/>
+      <w:numFmt w:val="decimal"/>
+      <w:lvlText w:val="%1.%2"/>
+      <w:lvlJc w:val="left"/>
+      <w:pPr>
+        <w:ind w:left="1100" w:hanging="380"/>
+      </w:pPr>
+      <w:rPr>
+        <w:rFonts w:hint="default"/>
+        <w:color w:val="000000"/>
+        <w:sz w:val="19"/>
+      </w:rPr>
+    </w:lvl>
+    <w:lvl w:ilvl="2">
+      <w:start w:val="1"/>
+      <w:numFmt w:val="decimal"/>
+      <w:lvlText w:val="%1.%2.%3"/>
+      <w:lvlJc w:val="left"/>
+      <w:pPr>
+        <w:ind w:left="2160" w:hanging="720"/>
+      </w:pPr>
+      <w:rPr>
+        <w:rFonts w:hint="default"/>
+        <w:color w:val="000000"/>
+        <w:sz w:val="19"/>
+      </w:rPr>
+    </w:lvl>
+    <w:lvl w:ilvl="3">
+      <w:start w:val="1"/>
+      <w:numFmt w:val="decimal"/>
+      <w:lvlText w:val="%1.%2.%3.%4"/>
+      <w:lvlJc w:val="left"/>
+      <w:pPr>
+        <w:ind w:left="2880" w:hanging="720"/>
+      </w:pPr>
+      <w:rPr>
+        <w:rFonts w:hint="default"/>
+        <w:color w:val="000000"/>
+        <w:sz w:val="19"/>
+      </w:rPr>
+    </w:lvl>
+    <w:lvl w:ilvl="4">
+      <w:start w:val="1"/>
+      <w:numFmt w:val="decimal"/>
+      <w:lvlText w:val="%1.%2.%3.%4.%5"/>
+      <w:lvlJc w:val="left"/>
+      <w:pPr>
+        <w:ind w:left="3960" w:hanging="1080"/>
+      </w:pPr>
+      <w:rPr>
+        <w:rFonts w:hint="default"/>
+        <w:color w:val="000000"/>
+        <w:sz w:val="19"/>
+      </w:rPr>
+    </w:lvl>
+    <w:lvl w:ilvl="5">
+      <w:start w:val="1"/>
+      <w:numFmt w:val="decimal"/>
+      <w:lvlText w:val="%1.%2.%3.%4.%5.%6"/>
+      <w:lvlJc w:val="left"/>
+      <w:pPr>
+        <w:ind w:left="4680" w:hanging="1080"/>
+      </w:pPr>
+      <w:rPr>
+        <w:rFonts w:hint="default"/>
+        <w:color w:val="000000"/>
+        <w:sz w:val="19"/>
+      </w:rPr>
+    </w:lvl>
+    <w:lvl w:ilvl="6">
+      <w:start w:val="1"/>
+      <w:numFmt w:val="decimal"/>
+      <w:lvlText w:val="%1.%2.%3.%4.%5.%6.%7"/>
+      <w:lvlJc w:val="left"/>
+      <w:pPr>
+        <w:ind w:left="5760" w:hanging="1440"/>
+      </w:pPr>
+      <w:rPr>
+        <w:rFonts w:hint="default"/>
+        <w:color w:val="000000"/>
+        <w:sz w:val="19"/>
+      </w:rPr>
+    </w:lvl>
+    <w:lvl w:ilvl="7">
+      <w:start w:val="1"/>
+      <w:numFmt w:val="decimal"/>
+      <w:lvlText w:val="%1.%2.%3.%4.%5.%6.%7.%8"/>
+      <w:lvlJc w:val="left"/>
+      <w:pPr>
+        <w:ind w:left="6480" w:hanging="1440"/>
+      </w:pPr>
+      <w:rPr>
+        <w:rFonts w:hint="default"/>
+        <w:color w:val="000000"/>
+        <w:sz w:val="19"/>
+      </w:rPr>
+    </w:lvl>
+    <w:lvl w:ilvl="8">
+      <w:start w:val="1"/>
+      <w:numFmt w:val="decimal"/>
+      <w:lvlText w:val="%1.%2.%3.%4.%5.%6.%7.%8.%9"/>
+      <w:lvlJc w:val="left"/>
+      <w:pPr>
+        <w:ind w:left="7560" w:hanging="1800"/>
+      </w:pPr>
+      <w:rPr>
+        <w:rFonts w:hint="default"/>
+        <w:color w:val="000000"/>
+        <w:sz w:val="19"/>
+      </w:rPr>
+    </w:lvl>
+  </w:abstractNum>
+  <w:abstractNum w:abstractNumId="5" w15:restartNumberingAfterBreak="0">
     <w:nsid w:val="13AE2ED7"/>
     <w:multiLevelType w:val="hybridMultilevel"/>
     <w:tmpl w:val="22741524"/>
@@ -10033,1260 +10928,13 @@
       </w:pPr>
     </w:lvl>
   </w:abstractNum>
-  <w:abstractNum w:abstractNumId="5" w15:restartNumberingAfterBreak="0">
-    <w:nsid w:val="18DF5C52"/>
-    <w:multiLevelType w:val="hybridMultilevel"/>
-    <w:tmpl w:val="F8684A0E"/>
-    <w:lvl w:ilvl="0" w:tplc="0409000F">
-      <w:start w:val="1"/>
-      <w:numFmt w:val="decimal"/>
-      <w:lvlText w:val="%1."/>
-      <w:lvlJc w:val="left"/>
-      <w:pPr>
-        <w:ind w:left="720" w:hanging="360"/>
-      </w:pPr>
-      <w:rPr>
-        <w:rFonts w:hint="default"/>
-      </w:rPr>
-    </w:lvl>
-    <w:lvl w:ilvl="1" w:tplc="04090019" w:tentative="1">
-      <w:start w:val="1"/>
-      <w:numFmt w:val="lowerLetter"/>
-      <w:lvlText w:val="%2."/>
-      <w:lvlJc w:val="left"/>
-      <w:pPr>
-        <w:ind w:left="1440" w:hanging="360"/>
-      </w:pPr>
-    </w:lvl>
-    <w:lvl w:ilvl="2" w:tplc="0409001B" w:tentative="1">
-      <w:start w:val="1"/>
-      <w:numFmt w:val="lowerRoman"/>
-      <w:lvlText w:val="%3."/>
-      <w:lvlJc w:val="right"/>
-      <w:pPr>
-        <w:ind w:left="2160" w:hanging="180"/>
-      </w:pPr>
-    </w:lvl>
-    <w:lvl w:ilvl="3" w:tplc="0409000F" w:tentative="1">
-      <w:start w:val="1"/>
-      <w:numFmt w:val="decimal"/>
-      <w:lvlText w:val="%4."/>
-      <w:lvlJc w:val="left"/>
-      <w:pPr>
-        <w:ind w:left="2880" w:hanging="360"/>
-      </w:pPr>
-    </w:lvl>
-    <w:lvl w:ilvl="4" w:tplc="04090019" w:tentative="1">
-      <w:start w:val="1"/>
-      <w:numFmt w:val="lowerLetter"/>
-      <w:lvlText w:val="%5."/>
-      <w:lvlJc w:val="left"/>
-      <w:pPr>
-        <w:ind w:left="3600" w:hanging="360"/>
-      </w:pPr>
-    </w:lvl>
-    <w:lvl w:ilvl="5" w:tplc="0409001B" w:tentative="1">
-      <w:start w:val="1"/>
-      <w:numFmt w:val="lowerRoman"/>
-      <w:lvlText w:val="%6."/>
-      <w:lvlJc w:val="right"/>
-      <w:pPr>
-        <w:ind w:left="4320" w:hanging="180"/>
-      </w:pPr>
-    </w:lvl>
-    <w:lvl w:ilvl="6" w:tplc="0409000F" w:tentative="1">
-      <w:start w:val="1"/>
-      <w:numFmt w:val="decimal"/>
-      <w:lvlText w:val="%7."/>
-      <w:lvlJc w:val="left"/>
-      <w:pPr>
-        <w:ind w:left="5040" w:hanging="360"/>
-      </w:pPr>
-    </w:lvl>
-    <w:lvl w:ilvl="7" w:tplc="04090019" w:tentative="1">
-      <w:start w:val="1"/>
-      <w:numFmt w:val="lowerLetter"/>
-      <w:lvlText w:val="%8."/>
-      <w:lvlJc w:val="left"/>
-      <w:pPr>
-        <w:ind w:left="5760" w:hanging="360"/>
-      </w:pPr>
-    </w:lvl>
-    <w:lvl w:ilvl="8" w:tplc="0409001B" w:tentative="1">
-      <w:start w:val="1"/>
-      <w:numFmt w:val="lowerRoman"/>
-      <w:lvlText w:val="%9."/>
-      <w:lvlJc w:val="right"/>
-      <w:pPr>
-        <w:ind w:left="6480" w:hanging="180"/>
-      </w:pPr>
-    </w:lvl>
-  </w:abstractNum>
   <w:abstractNum w:abstractNumId="6" w15:restartNumberingAfterBreak="0">
-    <w:nsid w:val="1CB44E56"/>
-    <w:multiLevelType w:val="hybridMultilevel"/>
-    <w:tmpl w:val="3F32BA66"/>
-    <w:lvl w:ilvl="0" w:tplc="0409000F">
-      <w:start w:val="1"/>
-      <w:numFmt w:val="decimal"/>
-      <w:lvlText w:val="%1."/>
-      <w:lvlJc w:val="left"/>
-      <w:pPr>
-        <w:ind w:left="720" w:hanging="360"/>
-      </w:pPr>
-      <w:rPr>
-        <w:rFonts w:hint="default"/>
-      </w:rPr>
-    </w:lvl>
-    <w:lvl w:ilvl="1" w:tplc="04090019" w:tentative="1">
-      <w:start w:val="1"/>
-      <w:numFmt w:val="lowerLetter"/>
-      <w:lvlText w:val="%2."/>
-      <w:lvlJc w:val="left"/>
-      <w:pPr>
-        <w:ind w:left="1440" w:hanging="360"/>
-      </w:pPr>
-    </w:lvl>
-    <w:lvl w:ilvl="2" w:tplc="0409001B" w:tentative="1">
-      <w:start w:val="1"/>
-      <w:numFmt w:val="lowerRoman"/>
-      <w:lvlText w:val="%3."/>
-      <w:lvlJc w:val="right"/>
-      <w:pPr>
-        <w:ind w:left="2160" w:hanging="180"/>
-      </w:pPr>
-    </w:lvl>
-    <w:lvl w:ilvl="3" w:tplc="0409000F" w:tentative="1">
-      <w:start w:val="1"/>
-      <w:numFmt w:val="decimal"/>
-      <w:lvlText w:val="%4."/>
-      <w:lvlJc w:val="left"/>
-      <w:pPr>
-        <w:ind w:left="2880" w:hanging="360"/>
-      </w:pPr>
-    </w:lvl>
-    <w:lvl w:ilvl="4" w:tplc="04090019" w:tentative="1">
-      <w:start w:val="1"/>
-      <w:numFmt w:val="lowerLetter"/>
-      <w:lvlText w:val="%5."/>
-      <w:lvlJc w:val="left"/>
-      <w:pPr>
-        <w:ind w:left="3600" w:hanging="360"/>
-      </w:pPr>
-    </w:lvl>
-    <w:lvl w:ilvl="5" w:tplc="0409001B" w:tentative="1">
-      <w:start w:val="1"/>
-      <w:numFmt w:val="lowerRoman"/>
-      <w:lvlText w:val="%6."/>
-      <w:lvlJc w:val="right"/>
-      <w:pPr>
-        <w:ind w:left="4320" w:hanging="180"/>
-      </w:pPr>
-    </w:lvl>
-    <w:lvl w:ilvl="6" w:tplc="0409000F" w:tentative="1">
-      <w:start w:val="1"/>
-      <w:numFmt w:val="decimal"/>
-      <w:lvlText w:val="%7."/>
-      <w:lvlJc w:val="left"/>
-      <w:pPr>
-        <w:ind w:left="5040" w:hanging="360"/>
-      </w:pPr>
-    </w:lvl>
-    <w:lvl w:ilvl="7" w:tplc="04090019" w:tentative="1">
-      <w:start w:val="1"/>
-      <w:numFmt w:val="lowerLetter"/>
-      <w:lvlText w:val="%8."/>
-      <w:lvlJc w:val="left"/>
-      <w:pPr>
-        <w:ind w:left="5760" w:hanging="360"/>
-      </w:pPr>
-    </w:lvl>
-    <w:lvl w:ilvl="8" w:tplc="0409001B" w:tentative="1">
-      <w:start w:val="1"/>
-      <w:numFmt w:val="lowerRoman"/>
-      <w:lvlText w:val="%9."/>
-      <w:lvlJc w:val="right"/>
-      <w:pPr>
-        <w:ind w:left="6480" w:hanging="180"/>
-      </w:pPr>
-    </w:lvl>
-  </w:abstractNum>
-  <w:abstractNum w:abstractNumId="7" w15:restartNumberingAfterBreak="0">
-    <w:nsid w:val="1CBB6EF2"/>
-    <w:multiLevelType w:val="hybridMultilevel"/>
-    <w:tmpl w:val="1C80DD5C"/>
-    <w:lvl w:ilvl="0" w:tplc="0409000F">
-      <w:start w:val="1"/>
-      <w:numFmt w:val="decimal"/>
-      <w:lvlText w:val="%1."/>
-      <w:lvlJc w:val="left"/>
-      <w:pPr>
-        <w:ind w:left="720" w:hanging="360"/>
-      </w:pPr>
-      <w:rPr>
-        <w:rFonts w:hint="default"/>
-      </w:rPr>
-    </w:lvl>
-    <w:lvl w:ilvl="1" w:tplc="04090019" w:tentative="1">
-      <w:start w:val="1"/>
-      <w:numFmt w:val="lowerLetter"/>
-      <w:lvlText w:val="%2."/>
-      <w:lvlJc w:val="left"/>
-      <w:pPr>
-        <w:ind w:left="1440" w:hanging="360"/>
-      </w:pPr>
-    </w:lvl>
-    <w:lvl w:ilvl="2" w:tplc="0409001B" w:tentative="1">
-      <w:start w:val="1"/>
-      <w:numFmt w:val="lowerRoman"/>
-      <w:lvlText w:val="%3."/>
-      <w:lvlJc w:val="right"/>
-      <w:pPr>
-        <w:ind w:left="2160" w:hanging="180"/>
-      </w:pPr>
-    </w:lvl>
-    <w:lvl w:ilvl="3" w:tplc="0409000F" w:tentative="1">
-      <w:start w:val="1"/>
-      <w:numFmt w:val="decimal"/>
-      <w:lvlText w:val="%4."/>
-      <w:lvlJc w:val="left"/>
-      <w:pPr>
-        <w:ind w:left="2880" w:hanging="360"/>
-      </w:pPr>
-    </w:lvl>
-    <w:lvl w:ilvl="4" w:tplc="04090019" w:tentative="1">
-      <w:start w:val="1"/>
-      <w:numFmt w:val="lowerLetter"/>
-      <w:lvlText w:val="%5."/>
-      <w:lvlJc w:val="left"/>
-      <w:pPr>
-        <w:ind w:left="3600" w:hanging="360"/>
-      </w:pPr>
-    </w:lvl>
-    <w:lvl w:ilvl="5" w:tplc="0409001B" w:tentative="1">
-      <w:start w:val="1"/>
-      <w:numFmt w:val="lowerRoman"/>
-      <w:lvlText w:val="%6."/>
-      <w:lvlJc w:val="right"/>
-      <w:pPr>
-        <w:ind w:left="4320" w:hanging="180"/>
-      </w:pPr>
-    </w:lvl>
-    <w:lvl w:ilvl="6" w:tplc="0409000F" w:tentative="1">
-      <w:start w:val="1"/>
-      <w:numFmt w:val="decimal"/>
-      <w:lvlText w:val="%7."/>
-      <w:lvlJc w:val="left"/>
-      <w:pPr>
-        <w:ind w:left="5040" w:hanging="360"/>
-      </w:pPr>
-    </w:lvl>
-    <w:lvl w:ilvl="7" w:tplc="04090019" w:tentative="1">
-      <w:start w:val="1"/>
-      <w:numFmt w:val="lowerLetter"/>
-      <w:lvlText w:val="%8."/>
-      <w:lvlJc w:val="left"/>
-      <w:pPr>
-        <w:ind w:left="5760" w:hanging="360"/>
-      </w:pPr>
-    </w:lvl>
-    <w:lvl w:ilvl="8" w:tplc="0409001B" w:tentative="1">
-      <w:start w:val="1"/>
-      <w:numFmt w:val="lowerRoman"/>
-      <w:lvlText w:val="%9."/>
-      <w:lvlJc w:val="right"/>
-      <w:pPr>
-        <w:ind w:left="6480" w:hanging="180"/>
-      </w:pPr>
-    </w:lvl>
-  </w:abstractNum>
-  <w:abstractNum w:abstractNumId="8" w15:restartNumberingAfterBreak="0">
-    <w:nsid w:val="2281797B"/>
-    <w:multiLevelType w:val="hybridMultilevel"/>
-    <w:tmpl w:val="560A2FD8"/>
-    <w:lvl w:ilvl="0" w:tplc="389AFEA2">
-      <w:start w:val="1"/>
-      <w:numFmt w:val="decimal"/>
-      <w:lvlText w:val="%1."/>
-      <w:lvlJc w:val="left"/>
-      <w:pPr>
-        <w:ind w:left="1080" w:hanging="360"/>
-      </w:pPr>
-      <w:rPr>
-        <w:rFonts w:hint="default"/>
-      </w:rPr>
-    </w:lvl>
-    <w:lvl w:ilvl="1" w:tplc="04090019" w:tentative="1">
-      <w:start w:val="1"/>
-      <w:numFmt w:val="lowerLetter"/>
-      <w:lvlText w:val="%2."/>
-      <w:lvlJc w:val="left"/>
-      <w:pPr>
-        <w:ind w:left="1800" w:hanging="360"/>
-      </w:pPr>
-    </w:lvl>
-    <w:lvl w:ilvl="2" w:tplc="0409001B" w:tentative="1">
-      <w:start w:val="1"/>
-      <w:numFmt w:val="lowerRoman"/>
-      <w:lvlText w:val="%3."/>
-      <w:lvlJc w:val="right"/>
-      <w:pPr>
-        <w:ind w:left="2520" w:hanging="180"/>
-      </w:pPr>
-    </w:lvl>
-    <w:lvl w:ilvl="3" w:tplc="0409000F" w:tentative="1">
-      <w:start w:val="1"/>
-      <w:numFmt w:val="decimal"/>
-      <w:lvlText w:val="%4."/>
-      <w:lvlJc w:val="left"/>
-      <w:pPr>
-        <w:ind w:left="3240" w:hanging="360"/>
-      </w:pPr>
-    </w:lvl>
-    <w:lvl w:ilvl="4" w:tplc="04090019" w:tentative="1">
-      <w:start w:val="1"/>
-      <w:numFmt w:val="lowerLetter"/>
-      <w:lvlText w:val="%5."/>
-      <w:lvlJc w:val="left"/>
-      <w:pPr>
-        <w:ind w:left="3960" w:hanging="360"/>
-      </w:pPr>
-    </w:lvl>
-    <w:lvl w:ilvl="5" w:tplc="0409001B" w:tentative="1">
-      <w:start w:val="1"/>
-      <w:numFmt w:val="lowerRoman"/>
-      <w:lvlText w:val="%6."/>
-      <w:lvlJc w:val="right"/>
-      <w:pPr>
-        <w:ind w:left="4680" w:hanging="180"/>
-      </w:pPr>
-    </w:lvl>
-    <w:lvl w:ilvl="6" w:tplc="0409000F" w:tentative="1">
-      <w:start w:val="1"/>
-      <w:numFmt w:val="decimal"/>
-      <w:lvlText w:val="%7."/>
-      <w:lvlJc w:val="left"/>
-      <w:pPr>
-        <w:ind w:left="5400" w:hanging="360"/>
-      </w:pPr>
-    </w:lvl>
-    <w:lvl w:ilvl="7" w:tplc="04090019" w:tentative="1">
-      <w:start w:val="1"/>
-      <w:numFmt w:val="lowerLetter"/>
-      <w:lvlText w:val="%8."/>
-      <w:lvlJc w:val="left"/>
-      <w:pPr>
-        <w:ind w:left="6120" w:hanging="360"/>
-      </w:pPr>
-    </w:lvl>
-    <w:lvl w:ilvl="8" w:tplc="0409001B" w:tentative="1">
-      <w:start w:val="1"/>
-      <w:numFmt w:val="lowerRoman"/>
-      <w:lvlText w:val="%9."/>
-      <w:lvlJc w:val="right"/>
-      <w:pPr>
-        <w:ind w:left="6840" w:hanging="180"/>
-      </w:pPr>
-    </w:lvl>
-  </w:abstractNum>
-  <w:abstractNum w:abstractNumId="9" w15:restartNumberingAfterBreak="0">
-    <w:nsid w:val="236C2B96"/>
-    <w:multiLevelType w:val="hybridMultilevel"/>
-    <w:tmpl w:val="0242E438"/>
-    <w:lvl w:ilvl="0" w:tplc="0409000F">
-      <w:start w:val="1"/>
-      <w:numFmt w:val="decimal"/>
-      <w:lvlText w:val="%1."/>
-      <w:lvlJc w:val="left"/>
-      <w:pPr>
-        <w:ind w:left="720" w:hanging="360"/>
-      </w:pPr>
-      <w:rPr>
-        <w:rFonts w:hint="default"/>
-      </w:rPr>
-    </w:lvl>
-    <w:lvl w:ilvl="1" w:tplc="04090019" w:tentative="1">
-      <w:start w:val="1"/>
-      <w:numFmt w:val="lowerLetter"/>
-      <w:lvlText w:val="%2."/>
-      <w:lvlJc w:val="left"/>
-      <w:pPr>
-        <w:ind w:left="1440" w:hanging="360"/>
-      </w:pPr>
-    </w:lvl>
-    <w:lvl w:ilvl="2" w:tplc="0409001B" w:tentative="1">
-      <w:start w:val="1"/>
-      <w:numFmt w:val="lowerRoman"/>
-      <w:lvlText w:val="%3."/>
-      <w:lvlJc w:val="right"/>
-      <w:pPr>
-        <w:ind w:left="2160" w:hanging="180"/>
-      </w:pPr>
-    </w:lvl>
-    <w:lvl w:ilvl="3" w:tplc="0409000F" w:tentative="1">
-      <w:start w:val="1"/>
-      <w:numFmt w:val="decimal"/>
-      <w:lvlText w:val="%4."/>
-      <w:lvlJc w:val="left"/>
-      <w:pPr>
-        <w:ind w:left="2880" w:hanging="360"/>
-      </w:pPr>
-    </w:lvl>
-    <w:lvl w:ilvl="4" w:tplc="04090019" w:tentative="1">
-      <w:start w:val="1"/>
-      <w:numFmt w:val="lowerLetter"/>
-      <w:lvlText w:val="%5."/>
-      <w:lvlJc w:val="left"/>
-      <w:pPr>
-        <w:ind w:left="3600" w:hanging="360"/>
-      </w:pPr>
-    </w:lvl>
-    <w:lvl w:ilvl="5" w:tplc="0409001B" w:tentative="1">
-      <w:start w:val="1"/>
-      <w:numFmt w:val="lowerRoman"/>
-      <w:lvlText w:val="%6."/>
-      <w:lvlJc w:val="right"/>
-      <w:pPr>
-        <w:ind w:left="4320" w:hanging="180"/>
-      </w:pPr>
-    </w:lvl>
-    <w:lvl w:ilvl="6" w:tplc="0409000F" w:tentative="1">
-      <w:start w:val="1"/>
-      <w:numFmt w:val="decimal"/>
-      <w:lvlText w:val="%7."/>
-      <w:lvlJc w:val="left"/>
-      <w:pPr>
-        <w:ind w:left="5040" w:hanging="360"/>
-      </w:pPr>
-    </w:lvl>
-    <w:lvl w:ilvl="7" w:tplc="04090019" w:tentative="1">
-      <w:start w:val="1"/>
-      <w:numFmt w:val="lowerLetter"/>
-      <w:lvlText w:val="%8."/>
-      <w:lvlJc w:val="left"/>
-      <w:pPr>
-        <w:ind w:left="5760" w:hanging="360"/>
-      </w:pPr>
-    </w:lvl>
-    <w:lvl w:ilvl="8" w:tplc="0409001B" w:tentative="1">
-      <w:start w:val="1"/>
-      <w:numFmt w:val="lowerRoman"/>
-      <w:lvlText w:val="%9."/>
-      <w:lvlJc w:val="right"/>
-      <w:pPr>
-        <w:ind w:left="6480" w:hanging="180"/>
-      </w:pPr>
-    </w:lvl>
-  </w:abstractNum>
-  <w:abstractNum w:abstractNumId="10" w15:restartNumberingAfterBreak="0">
-    <w:nsid w:val="26EE3FE5"/>
-    <w:multiLevelType w:val="hybridMultilevel"/>
-    <w:tmpl w:val="3438C5E8"/>
-    <w:lvl w:ilvl="0" w:tplc="A25419CE">
-      <w:start w:val="1"/>
-      <w:numFmt w:val="decimal"/>
-      <w:lvlText w:val="%1."/>
-      <w:lvlJc w:val="left"/>
-      <w:pPr>
-        <w:ind w:left="1080" w:hanging="360"/>
-      </w:pPr>
-      <w:rPr>
-        <w:rFonts w:hint="default"/>
-      </w:rPr>
-    </w:lvl>
-    <w:lvl w:ilvl="1" w:tplc="04090019" w:tentative="1">
-      <w:start w:val="1"/>
-      <w:numFmt w:val="lowerLetter"/>
-      <w:lvlText w:val="%2."/>
-      <w:lvlJc w:val="left"/>
-      <w:pPr>
-        <w:ind w:left="1800" w:hanging="360"/>
-      </w:pPr>
-    </w:lvl>
-    <w:lvl w:ilvl="2" w:tplc="0409001B" w:tentative="1">
-      <w:start w:val="1"/>
-      <w:numFmt w:val="lowerRoman"/>
-      <w:lvlText w:val="%3."/>
-      <w:lvlJc w:val="right"/>
-      <w:pPr>
-        <w:ind w:left="2520" w:hanging="180"/>
-      </w:pPr>
-    </w:lvl>
-    <w:lvl w:ilvl="3" w:tplc="0409000F" w:tentative="1">
-      <w:start w:val="1"/>
-      <w:numFmt w:val="decimal"/>
-      <w:lvlText w:val="%4."/>
-      <w:lvlJc w:val="left"/>
-      <w:pPr>
-        <w:ind w:left="3240" w:hanging="360"/>
-      </w:pPr>
-    </w:lvl>
-    <w:lvl w:ilvl="4" w:tplc="04090019" w:tentative="1">
-      <w:start w:val="1"/>
-      <w:numFmt w:val="lowerLetter"/>
-      <w:lvlText w:val="%5."/>
-      <w:lvlJc w:val="left"/>
-      <w:pPr>
-        <w:ind w:left="3960" w:hanging="360"/>
-      </w:pPr>
-    </w:lvl>
-    <w:lvl w:ilvl="5" w:tplc="0409001B" w:tentative="1">
-      <w:start w:val="1"/>
-      <w:numFmt w:val="lowerRoman"/>
-      <w:lvlText w:val="%6."/>
-      <w:lvlJc w:val="right"/>
-      <w:pPr>
-        <w:ind w:left="4680" w:hanging="180"/>
-      </w:pPr>
-    </w:lvl>
-    <w:lvl w:ilvl="6" w:tplc="0409000F" w:tentative="1">
-      <w:start w:val="1"/>
-      <w:numFmt w:val="decimal"/>
-      <w:lvlText w:val="%7."/>
-      <w:lvlJc w:val="left"/>
-      <w:pPr>
-        <w:ind w:left="5400" w:hanging="360"/>
-      </w:pPr>
-    </w:lvl>
-    <w:lvl w:ilvl="7" w:tplc="04090019" w:tentative="1">
-      <w:start w:val="1"/>
-      <w:numFmt w:val="lowerLetter"/>
-      <w:lvlText w:val="%8."/>
-      <w:lvlJc w:val="left"/>
-      <w:pPr>
-        <w:ind w:left="6120" w:hanging="360"/>
-      </w:pPr>
-    </w:lvl>
-    <w:lvl w:ilvl="8" w:tplc="0409001B" w:tentative="1">
-      <w:start w:val="1"/>
-      <w:numFmt w:val="lowerRoman"/>
-      <w:lvlText w:val="%9."/>
-      <w:lvlJc w:val="right"/>
-      <w:pPr>
-        <w:ind w:left="6840" w:hanging="180"/>
-      </w:pPr>
-    </w:lvl>
-  </w:abstractNum>
-  <w:abstractNum w:abstractNumId="11" w15:restartNumberingAfterBreak="0">
-    <w:nsid w:val="2DE30C12"/>
-    <w:multiLevelType w:val="hybridMultilevel"/>
-    <w:tmpl w:val="87CAEBC8"/>
-    <w:lvl w:ilvl="0" w:tplc="0409000F">
-      <w:start w:val="1"/>
-      <w:numFmt w:val="decimal"/>
-      <w:lvlText w:val="%1."/>
-      <w:lvlJc w:val="left"/>
-      <w:pPr>
-        <w:ind w:left="720" w:hanging="360"/>
-      </w:pPr>
-      <w:rPr>
-        <w:rFonts w:hint="default"/>
-      </w:rPr>
-    </w:lvl>
-    <w:lvl w:ilvl="1" w:tplc="04090019" w:tentative="1">
-      <w:start w:val="1"/>
-      <w:numFmt w:val="lowerLetter"/>
-      <w:lvlText w:val="%2."/>
-      <w:lvlJc w:val="left"/>
-      <w:pPr>
-        <w:ind w:left="1440" w:hanging="360"/>
-      </w:pPr>
-    </w:lvl>
-    <w:lvl w:ilvl="2" w:tplc="0409001B" w:tentative="1">
-      <w:start w:val="1"/>
-      <w:numFmt w:val="lowerRoman"/>
-      <w:lvlText w:val="%3."/>
-      <w:lvlJc w:val="right"/>
-      <w:pPr>
-        <w:ind w:left="2160" w:hanging="180"/>
-      </w:pPr>
-    </w:lvl>
-    <w:lvl w:ilvl="3" w:tplc="0409000F" w:tentative="1">
-      <w:start w:val="1"/>
-      <w:numFmt w:val="decimal"/>
-      <w:lvlText w:val="%4."/>
-      <w:lvlJc w:val="left"/>
-      <w:pPr>
-        <w:ind w:left="2880" w:hanging="360"/>
-      </w:pPr>
-    </w:lvl>
-    <w:lvl w:ilvl="4" w:tplc="04090019" w:tentative="1">
-      <w:start w:val="1"/>
-      <w:numFmt w:val="lowerLetter"/>
-      <w:lvlText w:val="%5."/>
-      <w:lvlJc w:val="left"/>
-      <w:pPr>
-        <w:ind w:left="3600" w:hanging="360"/>
-      </w:pPr>
-    </w:lvl>
-    <w:lvl w:ilvl="5" w:tplc="0409001B" w:tentative="1">
-      <w:start w:val="1"/>
-      <w:numFmt w:val="lowerRoman"/>
-      <w:lvlText w:val="%6."/>
-      <w:lvlJc w:val="right"/>
-      <w:pPr>
-        <w:ind w:left="4320" w:hanging="180"/>
-      </w:pPr>
-    </w:lvl>
-    <w:lvl w:ilvl="6" w:tplc="0409000F" w:tentative="1">
-      <w:start w:val="1"/>
-      <w:numFmt w:val="decimal"/>
-      <w:lvlText w:val="%7."/>
-      <w:lvlJc w:val="left"/>
-      <w:pPr>
-        <w:ind w:left="5040" w:hanging="360"/>
-      </w:pPr>
-    </w:lvl>
-    <w:lvl w:ilvl="7" w:tplc="04090019" w:tentative="1">
-      <w:start w:val="1"/>
-      <w:numFmt w:val="lowerLetter"/>
-      <w:lvlText w:val="%8."/>
-      <w:lvlJc w:val="left"/>
-      <w:pPr>
-        <w:ind w:left="5760" w:hanging="360"/>
-      </w:pPr>
-    </w:lvl>
-    <w:lvl w:ilvl="8" w:tplc="0409001B" w:tentative="1">
-      <w:start w:val="1"/>
-      <w:numFmt w:val="lowerRoman"/>
-      <w:lvlText w:val="%9."/>
-      <w:lvlJc w:val="right"/>
-      <w:pPr>
-        <w:ind w:left="6480" w:hanging="180"/>
-      </w:pPr>
-    </w:lvl>
-  </w:abstractNum>
-  <w:abstractNum w:abstractNumId="12" w15:restartNumberingAfterBreak="0">
-    <w:nsid w:val="33981B3E"/>
-    <w:multiLevelType w:val="hybridMultilevel"/>
-    <w:tmpl w:val="48F69082"/>
-    <w:lvl w:ilvl="0" w:tplc="0409000F">
-      <w:start w:val="1"/>
-      <w:numFmt w:val="decimal"/>
-      <w:lvlText w:val="%1."/>
-      <w:lvlJc w:val="left"/>
-      <w:pPr>
-        <w:ind w:left="720" w:hanging="360"/>
-      </w:pPr>
-      <w:rPr>
-        <w:rFonts w:hint="default"/>
-      </w:rPr>
-    </w:lvl>
-    <w:lvl w:ilvl="1" w:tplc="04090019" w:tentative="1">
-      <w:start w:val="1"/>
-      <w:numFmt w:val="lowerLetter"/>
-      <w:lvlText w:val="%2."/>
-      <w:lvlJc w:val="left"/>
-      <w:pPr>
-        <w:ind w:left="1440" w:hanging="360"/>
-      </w:pPr>
-    </w:lvl>
-    <w:lvl w:ilvl="2" w:tplc="0409001B" w:tentative="1">
-      <w:start w:val="1"/>
-      <w:numFmt w:val="lowerRoman"/>
-      <w:lvlText w:val="%3."/>
-      <w:lvlJc w:val="right"/>
-      <w:pPr>
-        <w:ind w:left="2160" w:hanging="180"/>
-      </w:pPr>
-    </w:lvl>
-    <w:lvl w:ilvl="3" w:tplc="0409000F" w:tentative="1">
-      <w:start w:val="1"/>
-      <w:numFmt w:val="decimal"/>
-      <w:lvlText w:val="%4."/>
-      <w:lvlJc w:val="left"/>
-      <w:pPr>
-        <w:ind w:left="2880" w:hanging="360"/>
-      </w:pPr>
-    </w:lvl>
-    <w:lvl w:ilvl="4" w:tplc="04090019" w:tentative="1">
-      <w:start w:val="1"/>
-      <w:numFmt w:val="lowerLetter"/>
-      <w:lvlText w:val="%5."/>
-      <w:lvlJc w:val="left"/>
-      <w:pPr>
-        <w:ind w:left="3600" w:hanging="360"/>
-      </w:pPr>
-    </w:lvl>
-    <w:lvl w:ilvl="5" w:tplc="0409001B" w:tentative="1">
-      <w:start w:val="1"/>
-      <w:numFmt w:val="lowerRoman"/>
-      <w:lvlText w:val="%6."/>
-      <w:lvlJc w:val="right"/>
-      <w:pPr>
-        <w:ind w:left="4320" w:hanging="180"/>
-      </w:pPr>
-    </w:lvl>
-    <w:lvl w:ilvl="6" w:tplc="0409000F" w:tentative="1">
-      <w:start w:val="1"/>
-      <w:numFmt w:val="decimal"/>
-      <w:lvlText w:val="%7."/>
-      <w:lvlJc w:val="left"/>
-      <w:pPr>
-        <w:ind w:left="5040" w:hanging="360"/>
-      </w:pPr>
-    </w:lvl>
-    <w:lvl w:ilvl="7" w:tplc="04090019" w:tentative="1">
-      <w:start w:val="1"/>
-      <w:numFmt w:val="lowerLetter"/>
-      <w:lvlText w:val="%8."/>
-      <w:lvlJc w:val="left"/>
-      <w:pPr>
-        <w:ind w:left="5760" w:hanging="360"/>
-      </w:pPr>
-    </w:lvl>
-    <w:lvl w:ilvl="8" w:tplc="0409001B" w:tentative="1">
-      <w:start w:val="1"/>
-      <w:numFmt w:val="lowerRoman"/>
-      <w:lvlText w:val="%9."/>
-      <w:lvlJc w:val="right"/>
-      <w:pPr>
-        <w:ind w:left="6480" w:hanging="180"/>
-      </w:pPr>
-    </w:lvl>
-  </w:abstractNum>
-  <w:abstractNum w:abstractNumId="13" w15:restartNumberingAfterBreak="0">
-    <w:nsid w:val="35E147E8"/>
-    <w:multiLevelType w:val="hybridMultilevel"/>
-    <w:tmpl w:val="A4087620"/>
-    <w:lvl w:ilvl="0" w:tplc="7D7205E6">
-      <w:start w:val="1"/>
-      <w:numFmt w:val="decimal"/>
-      <w:lvlText w:val="%1."/>
-      <w:lvlJc w:val="left"/>
-      <w:pPr>
-        <w:ind w:left="1080" w:hanging="360"/>
-      </w:pPr>
-      <w:rPr>
-        <w:rFonts w:hint="default"/>
-      </w:rPr>
-    </w:lvl>
-    <w:lvl w:ilvl="1" w:tplc="04090019" w:tentative="1">
-      <w:start w:val="1"/>
-      <w:numFmt w:val="lowerLetter"/>
-      <w:lvlText w:val="%2."/>
-      <w:lvlJc w:val="left"/>
-      <w:pPr>
-        <w:ind w:left="1800" w:hanging="360"/>
-      </w:pPr>
-    </w:lvl>
-    <w:lvl w:ilvl="2" w:tplc="0409001B" w:tentative="1">
-      <w:start w:val="1"/>
-      <w:numFmt w:val="lowerRoman"/>
-      <w:lvlText w:val="%3."/>
-      <w:lvlJc w:val="right"/>
-      <w:pPr>
-        <w:ind w:left="2520" w:hanging="180"/>
-      </w:pPr>
-    </w:lvl>
-    <w:lvl w:ilvl="3" w:tplc="0409000F" w:tentative="1">
-      <w:start w:val="1"/>
-      <w:numFmt w:val="decimal"/>
-      <w:lvlText w:val="%4."/>
-      <w:lvlJc w:val="left"/>
-      <w:pPr>
-        <w:ind w:left="3240" w:hanging="360"/>
-      </w:pPr>
-    </w:lvl>
-    <w:lvl w:ilvl="4" w:tplc="04090019" w:tentative="1">
-      <w:start w:val="1"/>
-      <w:numFmt w:val="lowerLetter"/>
-      <w:lvlText w:val="%5."/>
-      <w:lvlJc w:val="left"/>
-      <w:pPr>
-        <w:ind w:left="3960" w:hanging="360"/>
-      </w:pPr>
-    </w:lvl>
-    <w:lvl w:ilvl="5" w:tplc="0409001B" w:tentative="1">
-      <w:start w:val="1"/>
-      <w:numFmt w:val="lowerRoman"/>
-      <w:lvlText w:val="%6."/>
-      <w:lvlJc w:val="right"/>
-      <w:pPr>
-        <w:ind w:left="4680" w:hanging="180"/>
-      </w:pPr>
-    </w:lvl>
-    <w:lvl w:ilvl="6" w:tplc="0409000F" w:tentative="1">
-      <w:start w:val="1"/>
-      <w:numFmt w:val="decimal"/>
-      <w:lvlText w:val="%7."/>
-      <w:lvlJc w:val="left"/>
-      <w:pPr>
-        <w:ind w:left="5400" w:hanging="360"/>
-      </w:pPr>
-    </w:lvl>
-    <w:lvl w:ilvl="7" w:tplc="04090019" w:tentative="1">
-      <w:start w:val="1"/>
-      <w:numFmt w:val="lowerLetter"/>
-      <w:lvlText w:val="%8."/>
-      <w:lvlJc w:val="left"/>
-      <w:pPr>
-        <w:ind w:left="6120" w:hanging="360"/>
-      </w:pPr>
-    </w:lvl>
-    <w:lvl w:ilvl="8" w:tplc="0409001B" w:tentative="1">
-      <w:start w:val="1"/>
-      <w:numFmt w:val="lowerRoman"/>
-      <w:lvlText w:val="%9."/>
-      <w:lvlJc w:val="right"/>
-      <w:pPr>
-        <w:ind w:left="6840" w:hanging="180"/>
-      </w:pPr>
-    </w:lvl>
-  </w:abstractNum>
-  <w:abstractNum w:abstractNumId="14" w15:restartNumberingAfterBreak="0">
-    <w:nsid w:val="395F2DAB"/>
-    <w:multiLevelType w:val="hybridMultilevel"/>
-    <w:tmpl w:val="350C9692"/>
-    <w:lvl w:ilvl="0" w:tplc="0409000F">
-      <w:start w:val="1"/>
-      <w:numFmt w:val="decimal"/>
-      <w:lvlText w:val="%1."/>
-      <w:lvlJc w:val="left"/>
-      <w:pPr>
-        <w:ind w:left="720" w:hanging="360"/>
-      </w:pPr>
-      <w:rPr>
-        <w:rFonts w:hint="default"/>
-      </w:rPr>
-    </w:lvl>
-    <w:lvl w:ilvl="1" w:tplc="04090019" w:tentative="1">
-      <w:start w:val="1"/>
-      <w:numFmt w:val="lowerLetter"/>
-      <w:lvlText w:val="%2."/>
-      <w:lvlJc w:val="left"/>
-      <w:pPr>
-        <w:ind w:left="1440" w:hanging="360"/>
-      </w:pPr>
-    </w:lvl>
-    <w:lvl w:ilvl="2" w:tplc="0409001B" w:tentative="1">
-      <w:start w:val="1"/>
-      <w:numFmt w:val="lowerRoman"/>
-      <w:lvlText w:val="%3."/>
-      <w:lvlJc w:val="right"/>
-      <w:pPr>
-        <w:ind w:left="2160" w:hanging="180"/>
-      </w:pPr>
-    </w:lvl>
-    <w:lvl w:ilvl="3" w:tplc="0409000F" w:tentative="1">
-      <w:start w:val="1"/>
-      <w:numFmt w:val="decimal"/>
-      <w:lvlText w:val="%4."/>
-      <w:lvlJc w:val="left"/>
-      <w:pPr>
-        <w:ind w:left="2880" w:hanging="360"/>
-      </w:pPr>
-    </w:lvl>
-    <w:lvl w:ilvl="4" w:tplc="04090019" w:tentative="1">
-      <w:start w:val="1"/>
-      <w:numFmt w:val="lowerLetter"/>
-      <w:lvlText w:val="%5."/>
-      <w:lvlJc w:val="left"/>
-      <w:pPr>
-        <w:ind w:left="3600" w:hanging="360"/>
-      </w:pPr>
-    </w:lvl>
-    <w:lvl w:ilvl="5" w:tplc="0409001B" w:tentative="1">
-      <w:start w:val="1"/>
-      <w:numFmt w:val="lowerRoman"/>
-      <w:lvlText w:val="%6."/>
-      <w:lvlJc w:val="right"/>
-      <w:pPr>
-        <w:ind w:left="4320" w:hanging="180"/>
-      </w:pPr>
-    </w:lvl>
-    <w:lvl w:ilvl="6" w:tplc="0409000F" w:tentative="1">
-      <w:start w:val="1"/>
-      <w:numFmt w:val="decimal"/>
-      <w:lvlText w:val="%7."/>
-      <w:lvlJc w:val="left"/>
-      <w:pPr>
-        <w:ind w:left="5040" w:hanging="360"/>
-      </w:pPr>
-    </w:lvl>
-    <w:lvl w:ilvl="7" w:tplc="04090019" w:tentative="1">
-      <w:start w:val="1"/>
-      <w:numFmt w:val="lowerLetter"/>
-      <w:lvlText w:val="%8."/>
-      <w:lvlJc w:val="left"/>
-      <w:pPr>
-        <w:ind w:left="5760" w:hanging="360"/>
-      </w:pPr>
-    </w:lvl>
-    <w:lvl w:ilvl="8" w:tplc="0409001B" w:tentative="1">
-      <w:start w:val="1"/>
-      <w:numFmt w:val="lowerRoman"/>
-      <w:lvlText w:val="%9."/>
-      <w:lvlJc w:val="right"/>
-      <w:pPr>
-        <w:ind w:left="6480" w:hanging="180"/>
-      </w:pPr>
-    </w:lvl>
-  </w:abstractNum>
-  <w:abstractNum w:abstractNumId="15" w15:restartNumberingAfterBreak="0">
-    <w:nsid w:val="416B5D3A"/>
-    <w:multiLevelType w:val="hybridMultilevel"/>
-    <w:tmpl w:val="795A0E10"/>
-    <w:lvl w:ilvl="0" w:tplc="FFFFFFFF">
-      <w:start w:val="1"/>
-      <w:numFmt w:val="decimal"/>
-      <w:lvlText w:val="%1."/>
-      <w:lvlJc w:val="left"/>
-      <w:pPr>
-        <w:ind w:left="720" w:hanging="360"/>
-      </w:pPr>
-      <w:rPr>
-        <w:rFonts w:hint="default"/>
-      </w:rPr>
-    </w:lvl>
-    <w:lvl w:ilvl="1" w:tplc="FFFFFFFF" w:tentative="1">
-      <w:start w:val="1"/>
-      <w:numFmt w:val="lowerLetter"/>
-      <w:lvlText w:val="%2."/>
-      <w:lvlJc w:val="left"/>
-      <w:pPr>
-        <w:ind w:left="1440" w:hanging="360"/>
-      </w:pPr>
-    </w:lvl>
-    <w:lvl w:ilvl="2" w:tplc="FFFFFFFF" w:tentative="1">
-      <w:start w:val="1"/>
-      <w:numFmt w:val="lowerRoman"/>
-      <w:lvlText w:val="%3."/>
-      <w:lvlJc w:val="right"/>
-      <w:pPr>
-        <w:ind w:left="2160" w:hanging="180"/>
-      </w:pPr>
-    </w:lvl>
-    <w:lvl w:ilvl="3" w:tplc="FFFFFFFF" w:tentative="1">
-      <w:start w:val="1"/>
-      <w:numFmt w:val="decimal"/>
-      <w:lvlText w:val="%4."/>
-      <w:lvlJc w:val="left"/>
-      <w:pPr>
-        <w:ind w:left="2880" w:hanging="360"/>
-      </w:pPr>
-    </w:lvl>
-    <w:lvl w:ilvl="4" w:tplc="FFFFFFFF" w:tentative="1">
-      <w:start w:val="1"/>
-      <w:numFmt w:val="lowerLetter"/>
-      <w:lvlText w:val="%5."/>
-      <w:lvlJc w:val="left"/>
-      <w:pPr>
-        <w:ind w:left="3600" w:hanging="360"/>
-      </w:pPr>
-    </w:lvl>
-    <w:lvl w:ilvl="5" w:tplc="FFFFFFFF" w:tentative="1">
-      <w:start w:val="1"/>
-      <w:numFmt w:val="lowerRoman"/>
-      <w:lvlText w:val="%6."/>
-      <w:lvlJc w:val="right"/>
-      <w:pPr>
-        <w:ind w:left="4320" w:hanging="180"/>
-      </w:pPr>
-    </w:lvl>
-    <w:lvl w:ilvl="6" w:tplc="FFFFFFFF" w:tentative="1">
-      <w:start w:val="1"/>
-      <w:numFmt w:val="decimal"/>
-      <w:lvlText w:val="%7."/>
-      <w:lvlJc w:val="left"/>
-      <w:pPr>
-        <w:ind w:left="5040" w:hanging="360"/>
-      </w:pPr>
-    </w:lvl>
-    <w:lvl w:ilvl="7" w:tplc="FFFFFFFF" w:tentative="1">
-      <w:start w:val="1"/>
-      <w:numFmt w:val="lowerLetter"/>
-      <w:lvlText w:val="%8."/>
-      <w:lvlJc w:val="left"/>
-      <w:pPr>
-        <w:ind w:left="5760" w:hanging="360"/>
-      </w:pPr>
-    </w:lvl>
-    <w:lvl w:ilvl="8" w:tplc="FFFFFFFF" w:tentative="1">
-      <w:start w:val="1"/>
-      <w:numFmt w:val="lowerRoman"/>
-      <w:lvlText w:val="%9."/>
-      <w:lvlJc w:val="right"/>
-      <w:pPr>
-        <w:ind w:left="6480" w:hanging="180"/>
-      </w:pPr>
-    </w:lvl>
-  </w:abstractNum>
-  <w:abstractNum w:abstractNumId="16" w15:restartNumberingAfterBreak="0">
-    <w:nsid w:val="48B62A8D"/>
-    <w:multiLevelType w:val="hybridMultilevel"/>
-    <w:tmpl w:val="4E686350"/>
-    <w:lvl w:ilvl="0" w:tplc="0409000F">
-      <w:start w:val="1"/>
-      <w:numFmt w:val="decimal"/>
-      <w:lvlText w:val="%1."/>
-      <w:lvlJc w:val="left"/>
-      <w:pPr>
-        <w:ind w:left="720" w:hanging="360"/>
-      </w:pPr>
-      <w:rPr>
-        <w:rFonts w:hint="default"/>
-      </w:rPr>
-    </w:lvl>
-    <w:lvl w:ilvl="1" w:tplc="04090019" w:tentative="1">
-      <w:start w:val="1"/>
-      <w:numFmt w:val="lowerLetter"/>
-      <w:lvlText w:val="%2."/>
-      <w:lvlJc w:val="left"/>
-      <w:pPr>
-        <w:ind w:left="1440" w:hanging="360"/>
-      </w:pPr>
-    </w:lvl>
-    <w:lvl w:ilvl="2" w:tplc="0409001B" w:tentative="1">
-      <w:start w:val="1"/>
-      <w:numFmt w:val="lowerRoman"/>
-      <w:lvlText w:val="%3."/>
-      <w:lvlJc w:val="right"/>
-      <w:pPr>
-        <w:ind w:left="2160" w:hanging="180"/>
-      </w:pPr>
-    </w:lvl>
-    <w:lvl w:ilvl="3" w:tplc="0409000F" w:tentative="1">
-      <w:start w:val="1"/>
-      <w:numFmt w:val="decimal"/>
-      <w:lvlText w:val="%4."/>
-      <w:lvlJc w:val="left"/>
-      <w:pPr>
-        <w:ind w:left="2880" w:hanging="360"/>
-      </w:pPr>
-    </w:lvl>
-    <w:lvl w:ilvl="4" w:tplc="04090019" w:tentative="1">
-      <w:start w:val="1"/>
-      <w:numFmt w:val="lowerLetter"/>
-      <w:lvlText w:val="%5."/>
-      <w:lvlJc w:val="left"/>
-      <w:pPr>
-        <w:ind w:left="3600" w:hanging="360"/>
-      </w:pPr>
-    </w:lvl>
-    <w:lvl w:ilvl="5" w:tplc="0409001B" w:tentative="1">
-      <w:start w:val="1"/>
-      <w:numFmt w:val="lowerRoman"/>
-      <w:lvlText w:val="%6."/>
-      <w:lvlJc w:val="right"/>
-      <w:pPr>
-        <w:ind w:left="4320" w:hanging="180"/>
-      </w:pPr>
-    </w:lvl>
-    <w:lvl w:ilvl="6" w:tplc="0409000F" w:tentative="1">
-      <w:start w:val="1"/>
-      <w:numFmt w:val="decimal"/>
-      <w:lvlText w:val="%7."/>
-      <w:lvlJc w:val="left"/>
-      <w:pPr>
-        <w:ind w:left="5040" w:hanging="360"/>
-      </w:pPr>
-    </w:lvl>
-    <w:lvl w:ilvl="7" w:tplc="04090019" w:tentative="1">
-      <w:start w:val="1"/>
-      <w:numFmt w:val="lowerLetter"/>
-      <w:lvlText w:val="%8."/>
-      <w:lvlJc w:val="left"/>
-      <w:pPr>
-        <w:ind w:left="5760" w:hanging="360"/>
-      </w:pPr>
-    </w:lvl>
-    <w:lvl w:ilvl="8" w:tplc="0409001B" w:tentative="1">
-      <w:start w:val="1"/>
-      <w:numFmt w:val="lowerRoman"/>
-      <w:lvlText w:val="%9."/>
-      <w:lvlJc w:val="right"/>
-      <w:pPr>
-        <w:ind w:left="6480" w:hanging="180"/>
-      </w:pPr>
-    </w:lvl>
-  </w:abstractNum>
-  <w:abstractNum w:abstractNumId="17" w15:restartNumberingAfterBreak="0">
-    <w:nsid w:val="4C800419"/>
-    <w:multiLevelType w:val="hybridMultilevel"/>
-    <w:tmpl w:val="780E4DE2"/>
-    <w:lvl w:ilvl="0" w:tplc="C102FD28">
-      <w:start w:val="1"/>
-      <w:numFmt w:val="decimal"/>
-      <w:lvlText w:val="%1."/>
-      <w:lvlJc w:val="left"/>
-      <w:pPr>
-        <w:ind w:left="1080" w:hanging="360"/>
-      </w:pPr>
-      <w:rPr>
-        <w:rFonts w:hint="default"/>
-      </w:rPr>
-    </w:lvl>
-    <w:lvl w:ilvl="1" w:tplc="04090019" w:tentative="1">
-      <w:start w:val="1"/>
-      <w:numFmt w:val="lowerLetter"/>
-      <w:lvlText w:val="%2."/>
-      <w:lvlJc w:val="left"/>
-      <w:pPr>
-        <w:ind w:left="1800" w:hanging="360"/>
-      </w:pPr>
-    </w:lvl>
-    <w:lvl w:ilvl="2" w:tplc="0409001B" w:tentative="1">
-      <w:start w:val="1"/>
-      <w:numFmt w:val="lowerRoman"/>
-      <w:lvlText w:val="%3."/>
-      <w:lvlJc w:val="right"/>
-      <w:pPr>
-        <w:ind w:left="2520" w:hanging="180"/>
-      </w:pPr>
-    </w:lvl>
-    <w:lvl w:ilvl="3" w:tplc="0409000F" w:tentative="1">
-      <w:start w:val="1"/>
-      <w:numFmt w:val="decimal"/>
-      <w:lvlText w:val="%4."/>
-      <w:lvlJc w:val="left"/>
-      <w:pPr>
-        <w:ind w:left="3240" w:hanging="360"/>
-      </w:pPr>
-    </w:lvl>
-    <w:lvl w:ilvl="4" w:tplc="04090019" w:tentative="1">
-      <w:start w:val="1"/>
-      <w:numFmt w:val="lowerLetter"/>
-      <w:lvlText w:val="%5."/>
-      <w:lvlJc w:val="left"/>
-      <w:pPr>
-        <w:ind w:left="3960" w:hanging="360"/>
-      </w:pPr>
-    </w:lvl>
-    <w:lvl w:ilvl="5" w:tplc="0409001B" w:tentative="1">
-      <w:start w:val="1"/>
-      <w:numFmt w:val="lowerRoman"/>
-      <w:lvlText w:val="%6."/>
-      <w:lvlJc w:val="right"/>
-      <w:pPr>
-        <w:ind w:left="4680" w:hanging="180"/>
-      </w:pPr>
-    </w:lvl>
-    <w:lvl w:ilvl="6" w:tplc="0409000F" w:tentative="1">
-      <w:start w:val="1"/>
-      <w:numFmt w:val="decimal"/>
-      <w:lvlText w:val="%7."/>
-      <w:lvlJc w:val="left"/>
-      <w:pPr>
-        <w:ind w:left="5400" w:hanging="360"/>
-      </w:pPr>
-    </w:lvl>
-    <w:lvl w:ilvl="7" w:tplc="04090019" w:tentative="1">
-      <w:start w:val="1"/>
-      <w:numFmt w:val="lowerLetter"/>
-      <w:lvlText w:val="%8."/>
-      <w:lvlJc w:val="left"/>
-      <w:pPr>
-        <w:ind w:left="6120" w:hanging="360"/>
-      </w:pPr>
-    </w:lvl>
-    <w:lvl w:ilvl="8" w:tplc="0409001B" w:tentative="1">
-      <w:start w:val="1"/>
-      <w:numFmt w:val="lowerRoman"/>
-      <w:lvlText w:val="%9."/>
-      <w:lvlJc w:val="right"/>
-      <w:pPr>
-        <w:ind w:left="6840" w:hanging="180"/>
-      </w:pPr>
-    </w:lvl>
-  </w:abstractNum>
-  <w:abstractNum w:abstractNumId="18" w15:restartNumberingAfterBreak="0">
-    <w:nsid w:val="51F27222"/>
-    <w:multiLevelType w:val="hybridMultilevel"/>
-    <w:tmpl w:val="888003D8"/>
-    <w:lvl w:ilvl="0" w:tplc="0409000F">
-      <w:start w:val="1"/>
-      <w:numFmt w:val="decimal"/>
-      <w:lvlText w:val="%1."/>
-      <w:lvlJc w:val="left"/>
-      <w:pPr>
-        <w:ind w:left="720" w:hanging="360"/>
-      </w:pPr>
-      <w:rPr>
-        <w:rFonts w:hint="default"/>
-      </w:rPr>
-    </w:lvl>
-    <w:lvl w:ilvl="1" w:tplc="04090019" w:tentative="1">
-      <w:start w:val="1"/>
-      <w:numFmt w:val="lowerLetter"/>
-      <w:lvlText w:val="%2."/>
-      <w:lvlJc w:val="left"/>
-      <w:pPr>
-        <w:ind w:left="1440" w:hanging="360"/>
-      </w:pPr>
-    </w:lvl>
-    <w:lvl w:ilvl="2" w:tplc="0409001B" w:tentative="1">
-      <w:start w:val="1"/>
-      <w:numFmt w:val="lowerRoman"/>
-      <w:lvlText w:val="%3."/>
-      <w:lvlJc w:val="right"/>
-      <w:pPr>
-        <w:ind w:left="2160" w:hanging="180"/>
-      </w:pPr>
-    </w:lvl>
-    <w:lvl w:ilvl="3" w:tplc="0409000F" w:tentative="1">
-      <w:start w:val="1"/>
-      <w:numFmt w:val="decimal"/>
-      <w:lvlText w:val="%4."/>
-      <w:lvlJc w:val="left"/>
-      <w:pPr>
-        <w:ind w:left="2880" w:hanging="360"/>
-      </w:pPr>
-    </w:lvl>
-    <w:lvl w:ilvl="4" w:tplc="04090019" w:tentative="1">
-      <w:start w:val="1"/>
-      <w:numFmt w:val="lowerLetter"/>
-      <w:lvlText w:val="%5."/>
-      <w:lvlJc w:val="left"/>
-      <w:pPr>
-        <w:ind w:left="3600" w:hanging="360"/>
-      </w:pPr>
-    </w:lvl>
-    <w:lvl w:ilvl="5" w:tplc="0409001B" w:tentative="1">
-      <w:start w:val="1"/>
-      <w:numFmt w:val="lowerRoman"/>
-      <w:lvlText w:val="%6."/>
-      <w:lvlJc w:val="right"/>
-      <w:pPr>
-        <w:ind w:left="4320" w:hanging="180"/>
-      </w:pPr>
-    </w:lvl>
-    <w:lvl w:ilvl="6" w:tplc="0409000F" w:tentative="1">
-      <w:start w:val="1"/>
-      <w:numFmt w:val="decimal"/>
-      <w:lvlText w:val="%7."/>
-      <w:lvlJc w:val="left"/>
-      <w:pPr>
-        <w:ind w:left="5040" w:hanging="360"/>
-      </w:pPr>
-    </w:lvl>
-    <w:lvl w:ilvl="7" w:tplc="04090019" w:tentative="1">
-      <w:start w:val="1"/>
-      <w:numFmt w:val="lowerLetter"/>
-      <w:lvlText w:val="%8."/>
-      <w:lvlJc w:val="left"/>
-      <w:pPr>
-        <w:ind w:left="5760" w:hanging="360"/>
-      </w:pPr>
-    </w:lvl>
-    <w:lvl w:ilvl="8" w:tplc="0409001B" w:tentative="1">
-      <w:start w:val="1"/>
-      <w:numFmt w:val="lowerRoman"/>
-      <w:lvlText w:val="%9."/>
-      <w:lvlJc w:val="right"/>
-      <w:pPr>
-        <w:ind w:left="6480" w:hanging="180"/>
-      </w:pPr>
-    </w:lvl>
-  </w:abstractNum>
-  <w:abstractNum w:abstractNumId="19" w15:restartNumberingAfterBreak="0">
-    <w:nsid w:val="539A7DE3"/>
+    <w:nsid w:val="17792E86"/>
     <w:multiLevelType w:val="multilevel"/>
-    <w:tmpl w:val="27543848"/>
+    <w:tmpl w:val="362EDEEE"/>
     <w:lvl w:ilvl="0">
       <w:start w:val="1"/>
       <w:numFmt w:val="decimal"/>
-      <w:pStyle w:val="Heading1"/>
       <w:lvlText w:val="%1."/>
       <w:lvlJc w:val="left"/>
       <w:pPr>
@@ -11305,7 +10953,6 @@
     <w:lvl w:ilvl="1">
       <w:start w:val="1"/>
       <w:numFmt w:val="decimal"/>
-      <w:pStyle w:val="Heading2"/>
       <w:lvlText w:val="%1.%2."/>
       <w:lvlJc w:val="left"/>
       <w:pPr>
@@ -11318,7 +10965,6 @@
     <w:lvl w:ilvl="2">
       <w:start w:val="1"/>
       <w:numFmt w:val="decimal"/>
-      <w:pStyle w:val="Heading3"/>
       <w:lvlText w:val="%1.%2.%3."/>
       <w:lvlJc w:val="left"/>
       <w:pPr>
@@ -11331,7 +10977,6 @@
     <w:lvl w:ilvl="3">
       <w:start w:val="1"/>
       <w:numFmt w:val="decimal"/>
-      <w:pStyle w:val="Heading4"/>
       <w:lvlText w:val="%1.%2.%3.%4."/>
       <w:lvlJc w:val="left"/>
       <w:pPr>
@@ -11344,7 +10989,6 @@
     <w:lvl w:ilvl="4">
       <w:start w:val="1"/>
       <w:numFmt w:val="decimal"/>
-      <w:pStyle w:val="Heading5"/>
       <w:lvlText w:val="%1.%2.%3.%4.%5."/>
       <w:lvlJc w:val="left"/>
       <w:pPr>
@@ -11357,7 +11001,6 @@
     <w:lvl w:ilvl="5">
       <w:start w:val="1"/>
       <w:numFmt w:val="decimal"/>
-      <w:pStyle w:val="Heading6"/>
       <w:lvlText w:val="%1.%2.%3.%4.%5.%6."/>
       <w:lvlJc w:val="left"/>
       <w:pPr>
@@ -11370,7 +11013,6 @@
     <w:lvl w:ilvl="6">
       <w:start w:val="1"/>
       <w:numFmt w:val="decimal"/>
-      <w:pStyle w:val="Heading7"/>
       <w:lvlText w:val="%1.%2.%3.%4.%5.%6.%7."/>
       <w:lvlJc w:val="left"/>
       <w:pPr>
@@ -11383,7 +11025,6 @@
     <w:lvl w:ilvl="7">
       <w:start w:val="1"/>
       <w:numFmt w:val="decimal"/>
-      <w:pStyle w:val="Heading8"/>
       <w:lvlText w:val="%1.%2.%3.%4.%5.%6.%7.%8."/>
       <w:lvlJc w:val="left"/>
       <w:pPr>
@@ -11396,7 +11037,6 @@
     <w:lvl w:ilvl="8">
       <w:start w:val="1"/>
       <w:numFmt w:val="decimal"/>
-      <w:pStyle w:val="Heading9"/>
       <w:lvlText w:val="%1.%2.%3.%4.%5.%6.%7.%8.%9."/>
       <w:lvlJc w:val="left"/>
       <w:pPr>
@@ -11407,7 +11047,1622 @@
       </w:pPr>
     </w:lvl>
   </w:abstractNum>
+  <w:abstractNum w:abstractNumId="7" w15:restartNumberingAfterBreak="0">
+    <w:nsid w:val="18DF5C52"/>
+    <w:multiLevelType w:val="hybridMultilevel"/>
+    <w:tmpl w:val="F8684A0E"/>
+    <w:lvl w:ilvl="0" w:tplc="0409000F">
+      <w:start w:val="1"/>
+      <w:numFmt w:val="decimal"/>
+      <w:lvlText w:val="%1."/>
+      <w:lvlJc w:val="left"/>
+      <w:pPr>
+        <w:ind w:left="720" w:hanging="360"/>
+      </w:pPr>
+      <w:rPr>
+        <w:rFonts w:hint="default"/>
+      </w:rPr>
+    </w:lvl>
+    <w:lvl w:ilvl="1" w:tplc="04090019" w:tentative="1">
+      <w:start w:val="1"/>
+      <w:numFmt w:val="lowerLetter"/>
+      <w:lvlText w:val="%2."/>
+      <w:lvlJc w:val="left"/>
+      <w:pPr>
+        <w:ind w:left="1440" w:hanging="360"/>
+      </w:pPr>
+    </w:lvl>
+    <w:lvl w:ilvl="2" w:tplc="0409001B" w:tentative="1">
+      <w:start w:val="1"/>
+      <w:numFmt w:val="lowerRoman"/>
+      <w:lvlText w:val="%3."/>
+      <w:lvlJc w:val="right"/>
+      <w:pPr>
+        <w:ind w:left="2160" w:hanging="180"/>
+      </w:pPr>
+    </w:lvl>
+    <w:lvl w:ilvl="3" w:tplc="0409000F" w:tentative="1">
+      <w:start w:val="1"/>
+      <w:numFmt w:val="decimal"/>
+      <w:lvlText w:val="%4."/>
+      <w:lvlJc w:val="left"/>
+      <w:pPr>
+        <w:ind w:left="2880" w:hanging="360"/>
+      </w:pPr>
+    </w:lvl>
+    <w:lvl w:ilvl="4" w:tplc="04090019" w:tentative="1">
+      <w:start w:val="1"/>
+      <w:numFmt w:val="lowerLetter"/>
+      <w:lvlText w:val="%5."/>
+      <w:lvlJc w:val="left"/>
+      <w:pPr>
+        <w:ind w:left="3600" w:hanging="360"/>
+      </w:pPr>
+    </w:lvl>
+    <w:lvl w:ilvl="5" w:tplc="0409001B" w:tentative="1">
+      <w:start w:val="1"/>
+      <w:numFmt w:val="lowerRoman"/>
+      <w:lvlText w:val="%6."/>
+      <w:lvlJc w:val="right"/>
+      <w:pPr>
+        <w:ind w:left="4320" w:hanging="180"/>
+      </w:pPr>
+    </w:lvl>
+    <w:lvl w:ilvl="6" w:tplc="0409000F" w:tentative="1">
+      <w:start w:val="1"/>
+      <w:numFmt w:val="decimal"/>
+      <w:lvlText w:val="%7."/>
+      <w:lvlJc w:val="left"/>
+      <w:pPr>
+        <w:ind w:left="5040" w:hanging="360"/>
+      </w:pPr>
+    </w:lvl>
+    <w:lvl w:ilvl="7" w:tplc="04090019" w:tentative="1">
+      <w:start w:val="1"/>
+      <w:numFmt w:val="lowerLetter"/>
+      <w:lvlText w:val="%8."/>
+      <w:lvlJc w:val="left"/>
+      <w:pPr>
+        <w:ind w:left="5760" w:hanging="360"/>
+      </w:pPr>
+    </w:lvl>
+    <w:lvl w:ilvl="8" w:tplc="0409001B" w:tentative="1">
+      <w:start w:val="1"/>
+      <w:numFmt w:val="lowerRoman"/>
+      <w:lvlText w:val="%9."/>
+      <w:lvlJc w:val="right"/>
+      <w:pPr>
+        <w:ind w:left="6480" w:hanging="180"/>
+      </w:pPr>
+    </w:lvl>
+  </w:abstractNum>
+  <w:abstractNum w:abstractNumId="8" w15:restartNumberingAfterBreak="0">
+    <w:nsid w:val="1CB44E56"/>
+    <w:multiLevelType w:val="hybridMultilevel"/>
+    <w:tmpl w:val="3F32BA66"/>
+    <w:lvl w:ilvl="0" w:tplc="0409000F">
+      <w:start w:val="1"/>
+      <w:numFmt w:val="decimal"/>
+      <w:lvlText w:val="%1."/>
+      <w:lvlJc w:val="left"/>
+      <w:pPr>
+        <w:ind w:left="720" w:hanging="360"/>
+      </w:pPr>
+      <w:rPr>
+        <w:rFonts w:hint="default"/>
+      </w:rPr>
+    </w:lvl>
+    <w:lvl w:ilvl="1" w:tplc="04090019" w:tentative="1">
+      <w:start w:val="1"/>
+      <w:numFmt w:val="lowerLetter"/>
+      <w:lvlText w:val="%2."/>
+      <w:lvlJc w:val="left"/>
+      <w:pPr>
+        <w:ind w:left="1440" w:hanging="360"/>
+      </w:pPr>
+    </w:lvl>
+    <w:lvl w:ilvl="2" w:tplc="0409001B" w:tentative="1">
+      <w:start w:val="1"/>
+      <w:numFmt w:val="lowerRoman"/>
+      <w:lvlText w:val="%3."/>
+      <w:lvlJc w:val="right"/>
+      <w:pPr>
+        <w:ind w:left="2160" w:hanging="180"/>
+      </w:pPr>
+    </w:lvl>
+    <w:lvl w:ilvl="3" w:tplc="0409000F" w:tentative="1">
+      <w:start w:val="1"/>
+      <w:numFmt w:val="decimal"/>
+      <w:lvlText w:val="%4."/>
+      <w:lvlJc w:val="left"/>
+      <w:pPr>
+        <w:ind w:left="2880" w:hanging="360"/>
+      </w:pPr>
+    </w:lvl>
+    <w:lvl w:ilvl="4" w:tplc="04090019" w:tentative="1">
+      <w:start w:val="1"/>
+      <w:numFmt w:val="lowerLetter"/>
+      <w:lvlText w:val="%5."/>
+      <w:lvlJc w:val="left"/>
+      <w:pPr>
+        <w:ind w:left="3600" w:hanging="360"/>
+      </w:pPr>
+    </w:lvl>
+    <w:lvl w:ilvl="5" w:tplc="0409001B" w:tentative="1">
+      <w:start w:val="1"/>
+      <w:numFmt w:val="lowerRoman"/>
+      <w:lvlText w:val="%6."/>
+      <w:lvlJc w:val="right"/>
+      <w:pPr>
+        <w:ind w:left="4320" w:hanging="180"/>
+      </w:pPr>
+    </w:lvl>
+    <w:lvl w:ilvl="6" w:tplc="0409000F" w:tentative="1">
+      <w:start w:val="1"/>
+      <w:numFmt w:val="decimal"/>
+      <w:lvlText w:val="%7."/>
+      <w:lvlJc w:val="left"/>
+      <w:pPr>
+        <w:ind w:left="5040" w:hanging="360"/>
+      </w:pPr>
+    </w:lvl>
+    <w:lvl w:ilvl="7" w:tplc="04090019" w:tentative="1">
+      <w:start w:val="1"/>
+      <w:numFmt w:val="lowerLetter"/>
+      <w:lvlText w:val="%8."/>
+      <w:lvlJc w:val="left"/>
+      <w:pPr>
+        <w:ind w:left="5760" w:hanging="360"/>
+      </w:pPr>
+    </w:lvl>
+    <w:lvl w:ilvl="8" w:tplc="0409001B" w:tentative="1">
+      <w:start w:val="1"/>
+      <w:numFmt w:val="lowerRoman"/>
+      <w:lvlText w:val="%9."/>
+      <w:lvlJc w:val="right"/>
+      <w:pPr>
+        <w:ind w:left="6480" w:hanging="180"/>
+      </w:pPr>
+    </w:lvl>
+  </w:abstractNum>
+  <w:abstractNum w:abstractNumId="9" w15:restartNumberingAfterBreak="0">
+    <w:nsid w:val="1CBB6EF2"/>
+    <w:multiLevelType w:val="hybridMultilevel"/>
+    <w:tmpl w:val="1C80DD5C"/>
+    <w:lvl w:ilvl="0" w:tplc="0409000F">
+      <w:start w:val="1"/>
+      <w:numFmt w:val="decimal"/>
+      <w:lvlText w:val="%1."/>
+      <w:lvlJc w:val="left"/>
+      <w:pPr>
+        <w:ind w:left="720" w:hanging="360"/>
+      </w:pPr>
+      <w:rPr>
+        <w:rFonts w:hint="default"/>
+      </w:rPr>
+    </w:lvl>
+    <w:lvl w:ilvl="1" w:tplc="04090019" w:tentative="1">
+      <w:start w:val="1"/>
+      <w:numFmt w:val="lowerLetter"/>
+      <w:lvlText w:val="%2."/>
+      <w:lvlJc w:val="left"/>
+      <w:pPr>
+        <w:ind w:left="1440" w:hanging="360"/>
+      </w:pPr>
+    </w:lvl>
+    <w:lvl w:ilvl="2" w:tplc="0409001B" w:tentative="1">
+      <w:start w:val="1"/>
+      <w:numFmt w:val="lowerRoman"/>
+      <w:lvlText w:val="%3."/>
+      <w:lvlJc w:val="right"/>
+      <w:pPr>
+        <w:ind w:left="2160" w:hanging="180"/>
+      </w:pPr>
+    </w:lvl>
+    <w:lvl w:ilvl="3" w:tplc="0409000F" w:tentative="1">
+      <w:start w:val="1"/>
+      <w:numFmt w:val="decimal"/>
+      <w:lvlText w:val="%4."/>
+      <w:lvlJc w:val="left"/>
+      <w:pPr>
+        <w:ind w:left="2880" w:hanging="360"/>
+      </w:pPr>
+    </w:lvl>
+    <w:lvl w:ilvl="4" w:tplc="04090019" w:tentative="1">
+      <w:start w:val="1"/>
+      <w:numFmt w:val="lowerLetter"/>
+      <w:lvlText w:val="%5."/>
+      <w:lvlJc w:val="left"/>
+      <w:pPr>
+        <w:ind w:left="3600" w:hanging="360"/>
+      </w:pPr>
+    </w:lvl>
+    <w:lvl w:ilvl="5" w:tplc="0409001B" w:tentative="1">
+      <w:start w:val="1"/>
+      <w:numFmt w:val="lowerRoman"/>
+      <w:lvlText w:val="%6."/>
+      <w:lvlJc w:val="right"/>
+      <w:pPr>
+        <w:ind w:left="4320" w:hanging="180"/>
+      </w:pPr>
+    </w:lvl>
+    <w:lvl w:ilvl="6" w:tplc="0409000F" w:tentative="1">
+      <w:start w:val="1"/>
+      <w:numFmt w:val="decimal"/>
+      <w:lvlText w:val="%7."/>
+      <w:lvlJc w:val="left"/>
+      <w:pPr>
+        <w:ind w:left="5040" w:hanging="360"/>
+      </w:pPr>
+    </w:lvl>
+    <w:lvl w:ilvl="7" w:tplc="04090019" w:tentative="1">
+      <w:start w:val="1"/>
+      <w:numFmt w:val="lowerLetter"/>
+      <w:lvlText w:val="%8."/>
+      <w:lvlJc w:val="left"/>
+      <w:pPr>
+        <w:ind w:left="5760" w:hanging="360"/>
+      </w:pPr>
+    </w:lvl>
+    <w:lvl w:ilvl="8" w:tplc="0409001B" w:tentative="1">
+      <w:start w:val="1"/>
+      <w:numFmt w:val="lowerRoman"/>
+      <w:lvlText w:val="%9."/>
+      <w:lvlJc w:val="right"/>
+      <w:pPr>
+        <w:ind w:left="6480" w:hanging="180"/>
+      </w:pPr>
+    </w:lvl>
+  </w:abstractNum>
+  <w:abstractNum w:abstractNumId="10" w15:restartNumberingAfterBreak="0">
+    <w:nsid w:val="2281797B"/>
+    <w:multiLevelType w:val="hybridMultilevel"/>
+    <w:tmpl w:val="560A2FD8"/>
+    <w:lvl w:ilvl="0" w:tplc="389AFEA2">
+      <w:start w:val="1"/>
+      <w:numFmt w:val="decimal"/>
+      <w:lvlText w:val="%1."/>
+      <w:lvlJc w:val="left"/>
+      <w:pPr>
+        <w:ind w:left="1080" w:hanging="360"/>
+      </w:pPr>
+      <w:rPr>
+        <w:rFonts w:hint="default"/>
+      </w:rPr>
+    </w:lvl>
+    <w:lvl w:ilvl="1" w:tplc="04090019" w:tentative="1">
+      <w:start w:val="1"/>
+      <w:numFmt w:val="lowerLetter"/>
+      <w:lvlText w:val="%2."/>
+      <w:lvlJc w:val="left"/>
+      <w:pPr>
+        <w:ind w:left="1800" w:hanging="360"/>
+      </w:pPr>
+    </w:lvl>
+    <w:lvl w:ilvl="2" w:tplc="0409001B" w:tentative="1">
+      <w:start w:val="1"/>
+      <w:numFmt w:val="lowerRoman"/>
+      <w:lvlText w:val="%3."/>
+      <w:lvlJc w:val="right"/>
+      <w:pPr>
+        <w:ind w:left="2520" w:hanging="180"/>
+      </w:pPr>
+    </w:lvl>
+    <w:lvl w:ilvl="3" w:tplc="0409000F" w:tentative="1">
+      <w:start w:val="1"/>
+      <w:numFmt w:val="decimal"/>
+      <w:lvlText w:val="%4."/>
+      <w:lvlJc w:val="left"/>
+      <w:pPr>
+        <w:ind w:left="3240" w:hanging="360"/>
+      </w:pPr>
+    </w:lvl>
+    <w:lvl w:ilvl="4" w:tplc="04090019" w:tentative="1">
+      <w:start w:val="1"/>
+      <w:numFmt w:val="lowerLetter"/>
+      <w:lvlText w:val="%5."/>
+      <w:lvlJc w:val="left"/>
+      <w:pPr>
+        <w:ind w:left="3960" w:hanging="360"/>
+      </w:pPr>
+    </w:lvl>
+    <w:lvl w:ilvl="5" w:tplc="0409001B" w:tentative="1">
+      <w:start w:val="1"/>
+      <w:numFmt w:val="lowerRoman"/>
+      <w:lvlText w:val="%6."/>
+      <w:lvlJc w:val="right"/>
+      <w:pPr>
+        <w:ind w:left="4680" w:hanging="180"/>
+      </w:pPr>
+    </w:lvl>
+    <w:lvl w:ilvl="6" w:tplc="0409000F" w:tentative="1">
+      <w:start w:val="1"/>
+      <w:numFmt w:val="decimal"/>
+      <w:lvlText w:val="%7."/>
+      <w:lvlJc w:val="left"/>
+      <w:pPr>
+        <w:ind w:left="5400" w:hanging="360"/>
+      </w:pPr>
+    </w:lvl>
+    <w:lvl w:ilvl="7" w:tplc="04090019" w:tentative="1">
+      <w:start w:val="1"/>
+      <w:numFmt w:val="lowerLetter"/>
+      <w:lvlText w:val="%8."/>
+      <w:lvlJc w:val="left"/>
+      <w:pPr>
+        <w:ind w:left="6120" w:hanging="360"/>
+      </w:pPr>
+    </w:lvl>
+    <w:lvl w:ilvl="8" w:tplc="0409001B" w:tentative="1">
+      <w:start w:val="1"/>
+      <w:numFmt w:val="lowerRoman"/>
+      <w:lvlText w:val="%9."/>
+      <w:lvlJc w:val="right"/>
+      <w:pPr>
+        <w:ind w:left="6840" w:hanging="180"/>
+      </w:pPr>
+    </w:lvl>
+  </w:abstractNum>
+  <w:abstractNum w:abstractNumId="11" w15:restartNumberingAfterBreak="0">
+    <w:nsid w:val="236C2B96"/>
+    <w:multiLevelType w:val="hybridMultilevel"/>
+    <w:tmpl w:val="0242E438"/>
+    <w:lvl w:ilvl="0" w:tplc="0409000F">
+      <w:start w:val="1"/>
+      <w:numFmt w:val="decimal"/>
+      <w:lvlText w:val="%1."/>
+      <w:lvlJc w:val="left"/>
+      <w:pPr>
+        <w:ind w:left="720" w:hanging="360"/>
+      </w:pPr>
+      <w:rPr>
+        <w:rFonts w:hint="default"/>
+      </w:rPr>
+    </w:lvl>
+    <w:lvl w:ilvl="1" w:tplc="04090019" w:tentative="1">
+      <w:start w:val="1"/>
+      <w:numFmt w:val="lowerLetter"/>
+      <w:lvlText w:val="%2."/>
+      <w:lvlJc w:val="left"/>
+      <w:pPr>
+        <w:ind w:left="1440" w:hanging="360"/>
+      </w:pPr>
+    </w:lvl>
+    <w:lvl w:ilvl="2" w:tplc="0409001B" w:tentative="1">
+      <w:start w:val="1"/>
+      <w:numFmt w:val="lowerRoman"/>
+      <w:lvlText w:val="%3."/>
+      <w:lvlJc w:val="right"/>
+      <w:pPr>
+        <w:ind w:left="2160" w:hanging="180"/>
+      </w:pPr>
+    </w:lvl>
+    <w:lvl w:ilvl="3" w:tplc="0409000F" w:tentative="1">
+      <w:start w:val="1"/>
+      <w:numFmt w:val="decimal"/>
+      <w:lvlText w:val="%4."/>
+      <w:lvlJc w:val="left"/>
+      <w:pPr>
+        <w:ind w:left="2880" w:hanging="360"/>
+      </w:pPr>
+    </w:lvl>
+    <w:lvl w:ilvl="4" w:tplc="04090019" w:tentative="1">
+      <w:start w:val="1"/>
+      <w:numFmt w:val="lowerLetter"/>
+      <w:lvlText w:val="%5."/>
+      <w:lvlJc w:val="left"/>
+      <w:pPr>
+        <w:ind w:left="3600" w:hanging="360"/>
+      </w:pPr>
+    </w:lvl>
+    <w:lvl w:ilvl="5" w:tplc="0409001B" w:tentative="1">
+      <w:start w:val="1"/>
+      <w:numFmt w:val="lowerRoman"/>
+      <w:lvlText w:val="%6."/>
+      <w:lvlJc w:val="right"/>
+      <w:pPr>
+        <w:ind w:left="4320" w:hanging="180"/>
+      </w:pPr>
+    </w:lvl>
+    <w:lvl w:ilvl="6" w:tplc="0409000F" w:tentative="1">
+      <w:start w:val="1"/>
+      <w:numFmt w:val="decimal"/>
+      <w:lvlText w:val="%7."/>
+      <w:lvlJc w:val="left"/>
+      <w:pPr>
+        <w:ind w:left="5040" w:hanging="360"/>
+      </w:pPr>
+    </w:lvl>
+    <w:lvl w:ilvl="7" w:tplc="04090019" w:tentative="1">
+      <w:start w:val="1"/>
+      <w:numFmt w:val="lowerLetter"/>
+      <w:lvlText w:val="%8."/>
+      <w:lvlJc w:val="left"/>
+      <w:pPr>
+        <w:ind w:left="5760" w:hanging="360"/>
+      </w:pPr>
+    </w:lvl>
+    <w:lvl w:ilvl="8" w:tplc="0409001B" w:tentative="1">
+      <w:start w:val="1"/>
+      <w:numFmt w:val="lowerRoman"/>
+      <w:lvlText w:val="%9."/>
+      <w:lvlJc w:val="right"/>
+      <w:pPr>
+        <w:ind w:left="6480" w:hanging="180"/>
+      </w:pPr>
+    </w:lvl>
+  </w:abstractNum>
+  <w:abstractNum w:abstractNumId="12" w15:restartNumberingAfterBreak="0">
+    <w:nsid w:val="26EE3FE5"/>
+    <w:multiLevelType w:val="hybridMultilevel"/>
+    <w:tmpl w:val="3438C5E8"/>
+    <w:lvl w:ilvl="0" w:tplc="A25419CE">
+      <w:start w:val="1"/>
+      <w:numFmt w:val="decimal"/>
+      <w:lvlText w:val="%1."/>
+      <w:lvlJc w:val="left"/>
+      <w:pPr>
+        <w:ind w:left="1080" w:hanging="360"/>
+      </w:pPr>
+      <w:rPr>
+        <w:rFonts w:hint="default"/>
+      </w:rPr>
+    </w:lvl>
+    <w:lvl w:ilvl="1" w:tplc="04090019" w:tentative="1">
+      <w:start w:val="1"/>
+      <w:numFmt w:val="lowerLetter"/>
+      <w:lvlText w:val="%2."/>
+      <w:lvlJc w:val="left"/>
+      <w:pPr>
+        <w:ind w:left="1800" w:hanging="360"/>
+      </w:pPr>
+    </w:lvl>
+    <w:lvl w:ilvl="2" w:tplc="0409001B" w:tentative="1">
+      <w:start w:val="1"/>
+      <w:numFmt w:val="lowerRoman"/>
+      <w:lvlText w:val="%3."/>
+      <w:lvlJc w:val="right"/>
+      <w:pPr>
+        <w:ind w:left="2520" w:hanging="180"/>
+      </w:pPr>
+    </w:lvl>
+    <w:lvl w:ilvl="3" w:tplc="0409000F" w:tentative="1">
+      <w:start w:val="1"/>
+      <w:numFmt w:val="decimal"/>
+      <w:lvlText w:val="%4."/>
+      <w:lvlJc w:val="left"/>
+      <w:pPr>
+        <w:ind w:left="3240" w:hanging="360"/>
+      </w:pPr>
+    </w:lvl>
+    <w:lvl w:ilvl="4" w:tplc="04090019" w:tentative="1">
+      <w:start w:val="1"/>
+      <w:numFmt w:val="lowerLetter"/>
+      <w:lvlText w:val="%5."/>
+      <w:lvlJc w:val="left"/>
+      <w:pPr>
+        <w:ind w:left="3960" w:hanging="360"/>
+      </w:pPr>
+    </w:lvl>
+    <w:lvl w:ilvl="5" w:tplc="0409001B" w:tentative="1">
+      <w:start w:val="1"/>
+      <w:numFmt w:val="lowerRoman"/>
+      <w:lvlText w:val="%6."/>
+      <w:lvlJc w:val="right"/>
+      <w:pPr>
+        <w:ind w:left="4680" w:hanging="180"/>
+      </w:pPr>
+    </w:lvl>
+    <w:lvl w:ilvl="6" w:tplc="0409000F" w:tentative="1">
+      <w:start w:val="1"/>
+      <w:numFmt w:val="decimal"/>
+      <w:lvlText w:val="%7."/>
+      <w:lvlJc w:val="left"/>
+      <w:pPr>
+        <w:ind w:left="5400" w:hanging="360"/>
+      </w:pPr>
+    </w:lvl>
+    <w:lvl w:ilvl="7" w:tplc="04090019" w:tentative="1">
+      <w:start w:val="1"/>
+      <w:numFmt w:val="lowerLetter"/>
+      <w:lvlText w:val="%8."/>
+      <w:lvlJc w:val="left"/>
+      <w:pPr>
+        <w:ind w:left="6120" w:hanging="360"/>
+      </w:pPr>
+    </w:lvl>
+    <w:lvl w:ilvl="8" w:tplc="0409001B" w:tentative="1">
+      <w:start w:val="1"/>
+      <w:numFmt w:val="lowerRoman"/>
+      <w:lvlText w:val="%9."/>
+      <w:lvlJc w:val="right"/>
+      <w:pPr>
+        <w:ind w:left="6840" w:hanging="180"/>
+      </w:pPr>
+    </w:lvl>
+  </w:abstractNum>
+  <w:abstractNum w:abstractNumId="13" w15:restartNumberingAfterBreak="0">
+    <w:nsid w:val="2DE30C12"/>
+    <w:multiLevelType w:val="hybridMultilevel"/>
+    <w:tmpl w:val="87CAEBC8"/>
+    <w:lvl w:ilvl="0" w:tplc="0409000F">
+      <w:start w:val="1"/>
+      <w:numFmt w:val="decimal"/>
+      <w:lvlText w:val="%1."/>
+      <w:lvlJc w:val="left"/>
+      <w:pPr>
+        <w:ind w:left="720" w:hanging="360"/>
+      </w:pPr>
+      <w:rPr>
+        <w:rFonts w:hint="default"/>
+      </w:rPr>
+    </w:lvl>
+    <w:lvl w:ilvl="1" w:tplc="04090019" w:tentative="1">
+      <w:start w:val="1"/>
+      <w:numFmt w:val="lowerLetter"/>
+      <w:lvlText w:val="%2."/>
+      <w:lvlJc w:val="left"/>
+      <w:pPr>
+        <w:ind w:left="1440" w:hanging="360"/>
+      </w:pPr>
+    </w:lvl>
+    <w:lvl w:ilvl="2" w:tplc="0409001B" w:tentative="1">
+      <w:start w:val="1"/>
+      <w:numFmt w:val="lowerRoman"/>
+      <w:lvlText w:val="%3."/>
+      <w:lvlJc w:val="right"/>
+      <w:pPr>
+        <w:ind w:left="2160" w:hanging="180"/>
+      </w:pPr>
+    </w:lvl>
+    <w:lvl w:ilvl="3" w:tplc="0409000F" w:tentative="1">
+      <w:start w:val="1"/>
+      <w:numFmt w:val="decimal"/>
+      <w:lvlText w:val="%4."/>
+      <w:lvlJc w:val="left"/>
+      <w:pPr>
+        <w:ind w:left="2880" w:hanging="360"/>
+      </w:pPr>
+    </w:lvl>
+    <w:lvl w:ilvl="4" w:tplc="04090019" w:tentative="1">
+      <w:start w:val="1"/>
+      <w:numFmt w:val="lowerLetter"/>
+      <w:lvlText w:val="%5."/>
+      <w:lvlJc w:val="left"/>
+      <w:pPr>
+        <w:ind w:left="3600" w:hanging="360"/>
+      </w:pPr>
+    </w:lvl>
+    <w:lvl w:ilvl="5" w:tplc="0409001B" w:tentative="1">
+      <w:start w:val="1"/>
+      <w:numFmt w:val="lowerRoman"/>
+      <w:lvlText w:val="%6."/>
+      <w:lvlJc w:val="right"/>
+      <w:pPr>
+        <w:ind w:left="4320" w:hanging="180"/>
+      </w:pPr>
+    </w:lvl>
+    <w:lvl w:ilvl="6" w:tplc="0409000F" w:tentative="1">
+      <w:start w:val="1"/>
+      <w:numFmt w:val="decimal"/>
+      <w:lvlText w:val="%7."/>
+      <w:lvlJc w:val="left"/>
+      <w:pPr>
+        <w:ind w:left="5040" w:hanging="360"/>
+      </w:pPr>
+    </w:lvl>
+    <w:lvl w:ilvl="7" w:tplc="04090019" w:tentative="1">
+      <w:start w:val="1"/>
+      <w:numFmt w:val="lowerLetter"/>
+      <w:lvlText w:val="%8."/>
+      <w:lvlJc w:val="left"/>
+      <w:pPr>
+        <w:ind w:left="5760" w:hanging="360"/>
+      </w:pPr>
+    </w:lvl>
+    <w:lvl w:ilvl="8" w:tplc="0409001B" w:tentative="1">
+      <w:start w:val="1"/>
+      <w:numFmt w:val="lowerRoman"/>
+      <w:lvlText w:val="%9."/>
+      <w:lvlJc w:val="right"/>
+      <w:pPr>
+        <w:ind w:left="6480" w:hanging="180"/>
+      </w:pPr>
+    </w:lvl>
+  </w:abstractNum>
+  <w:abstractNum w:abstractNumId="14" w15:restartNumberingAfterBreak="0">
+    <w:nsid w:val="33981B3E"/>
+    <w:multiLevelType w:val="hybridMultilevel"/>
+    <w:tmpl w:val="48F69082"/>
+    <w:lvl w:ilvl="0" w:tplc="0409000F">
+      <w:start w:val="1"/>
+      <w:numFmt w:val="decimal"/>
+      <w:lvlText w:val="%1."/>
+      <w:lvlJc w:val="left"/>
+      <w:pPr>
+        <w:ind w:left="720" w:hanging="360"/>
+      </w:pPr>
+      <w:rPr>
+        <w:rFonts w:hint="default"/>
+      </w:rPr>
+    </w:lvl>
+    <w:lvl w:ilvl="1" w:tplc="04090019" w:tentative="1">
+      <w:start w:val="1"/>
+      <w:numFmt w:val="lowerLetter"/>
+      <w:lvlText w:val="%2."/>
+      <w:lvlJc w:val="left"/>
+      <w:pPr>
+        <w:ind w:left="1440" w:hanging="360"/>
+      </w:pPr>
+    </w:lvl>
+    <w:lvl w:ilvl="2" w:tplc="0409001B" w:tentative="1">
+      <w:start w:val="1"/>
+      <w:numFmt w:val="lowerRoman"/>
+      <w:lvlText w:val="%3."/>
+      <w:lvlJc w:val="right"/>
+      <w:pPr>
+        <w:ind w:left="2160" w:hanging="180"/>
+      </w:pPr>
+    </w:lvl>
+    <w:lvl w:ilvl="3" w:tplc="0409000F" w:tentative="1">
+      <w:start w:val="1"/>
+      <w:numFmt w:val="decimal"/>
+      <w:lvlText w:val="%4."/>
+      <w:lvlJc w:val="left"/>
+      <w:pPr>
+        <w:ind w:left="2880" w:hanging="360"/>
+      </w:pPr>
+    </w:lvl>
+    <w:lvl w:ilvl="4" w:tplc="04090019" w:tentative="1">
+      <w:start w:val="1"/>
+      <w:numFmt w:val="lowerLetter"/>
+      <w:lvlText w:val="%5."/>
+      <w:lvlJc w:val="left"/>
+      <w:pPr>
+        <w:ind w:left="3600" w:hanging="360"/>
+      </w:pPr>
+    </w:lvl>
+    <w:lvl w:ilvl="5" w:tplc="0409001B" w:tentative="1">
+      <w:start w:val="1"/>
+      <w:numFmt w:val="lowerRoman"/>
+      <w:lvlText w:val="%6."/>
+      <w:lvlJc w:val="right"/>
+      <w:pPr>
+        <w:ind w:left="4320" w:hanging="180"/>
+      </w:pPr>
+    </w:lvl>
+    <w:lvl w:ilvl="6" w:tplc="0409000F" w:tentative="1">
+      <w:start w:val="1"/>
+      <w:numFmt w:val="decimal"/>
+      <w:lvlText w:val="%7."/>
+      <w:lvlJc w:val="left"/>
+      <w:pPr>
+        <w:ind w:left="5040" w:hanging="360"/>
+      </w:pPr>
+    </w:lvl>
+    <w:lvl w:ilvl="7" w:tplc="04090019" w:tentative="1">
+      <w:start w:val="1"/>
+      <w:numFmt w:val="lowerLetter"/>
+      <w:lvlText w:val="%8."/>
+      <w:lvlJc w:val="left"/>
+      <w:pPr>
+        <w:ind w:left="5760" w:hanging="360"/>
+      </w:pPr>
+    </w:lvl>
+    <w:lvl w:ilvl="8" w:tplc="0409001B" w:tentative="1">
+      <w:start w:val="1"/>
+      <w:numFmt w:val="lowerRoman"/>
+      <w:lvlText w:val="%9."/>
+      <w:lvlJc w:val="right"/>
+      <w:pPr>
+        <w:ind w:left="6480" w:hanging="180"/>
+      </w:pPr>
+    </w:lvl>
+  </w:abstractNum>
+  <w:abstractNum w:abstractNumId="15" w15:restartNumberingAfterBreak="0">
+    <w:nsid w:val="35E147E8"/>
+    <w:multiLevelType w:val="hybridMultilevel"/>
+    <w:tmpl w:val="A4087620"/>
+    <w:lvl w:ilvl="0" w:tplc="7D7205E6">
+      <w:start w:val="1"/>
+      <w:numFmt w:val="decimal"/>
+      <w:lvlText w:val="%1."/>
+      <w:lvlJc w:val="left"/>
+      <w:pPr>
+        <w:ind w:left="1080" w:hanging="360"/>
+      </w:pPr>
+      <w:rPr>
+        <w:rFonts w:hint="default"/>
+      </w:rPr>
+    </w:lvl>
+    <w:lvl w:ilvl="1" w:tplc="04090019" w:tentative="1">
+      <w:start w:val="1"/>
+      <w:numFmt w:val="lowerLetter"/>
+      <w:lvlText w:val="%2."/>
+      <w:lvlJc w:val="left"/>
+      <w:pPr>
+        <w:ind w:left="1800" w:hanging="360"/>
+      </w:pPr>
+    </w:lvl>
+    <w:lvl w:ilvl="2" w:tplc="0409001B" w:tentative="1">
+      <w:start w:val="1"/>
+      <w:numFmt w:val="lowerRoman"/>
+      <w:lvlText w:val="%3."/>
+      <w:lvlJc w:val="right"/>
+      <w:pPr>
+        <w:ind w:left="2520" w:hanging="180"/>
+      </w:pPr>
+    </w:lvl>
+    <w:lvl w:ilvl="3" w:tplc="0409000F" w:tentative="1">
+      <w:start w:val="1"/>
+      <w:numFmt w:val="decimal"/>
+      <w:lvlText w:val="%4."/>
+      <w:lvlJc w:val="left"/>
+      <w:pPr>
+        <w:ind w:left="3240" w:hanging="360"/>
+      </w:pPr>
+    </w:lvl>
+    <w:lvl w:ilvl="4" w:tplc="04090019" w:tentative="1">
+      <w:start w:val="1"/>
+      <w:numFmt w:val="lowerLetter"/>
+      <w:lvlText w:val="%5."/>
+      <w:lvlJc w:val="left"/>
+      <w:pPr>
+        <w:ind w:left="3960" w:hanging="360"/>
+      </w:pPr>
+    </w:lvl>
+    <w:lvl w:ilvl="5" w:tplc="0409001B" w:tentative="1">
+      <w:start w:val="1"/>
+      <w:numFmt w:val="lowerRoman"/>
+      <w:lvlText w:val="%6."/>
+      <w:lvlJc w:val="right"/>
+      <w:pPr>
+        <w:ind w:left="4680" w:hanging="180"/>
+      </w:pPr>
+    </w:lvl>
+    <w:lvl w:ilvl="6" w:tplc="0409000F" w:tentative="1">
+      <w:start w:val="1"/>
+      <w:numFmt w:val="decimal"/>
+      <w:lvlText w:val="%7."/>
+      <w:lvlJc w:val="left"/>
+      <w:pPr>
+        <w:ind w:left="5400" w:hanging="360"/>
+      </w:pPr>
+    </w:lvl>
+    <w:lvl w:ilvl="7" w:tplc="04090019" w:tentative="1">
+      <w:start w:val="1"/>
+      <w:numFmt w:val="lowerLetter"/>
+      <w:lvlText w:val="%8."/>
+      <w:lvlJc w:val="left"/>
+      <w:pPr>
+        <w:ind w:left="6120" w:hanging="360"/>
+      </w:pPr>
+    </w:lvl>
+    <w:lvl w:ilvl="8" w:tplc="0409001B" w:tentative="1">
+      <w:start w:val="1"/>
+      <w:numFmt w:val="lowerRoman"/>
+      <w:lvlText w:val="%9."/>
+      <w:lvlJc w:val="right"/>
+      <w:pPr>
+        <w:ind w:left="6840" w:hanging="180"/>
+      </w:pPr>
+    </w:lvl>
+  </w:abstractNum>
+  <w:abstractNum w:abstractNumId="16" w15:restartNumberingAfterBreak="0">
+    <w:nsid w:val="395F2DAB"/>
+    <w:multiLevelType w:val="hybridMultilevel"/>
+    <w:tmpl w:val="350C9692"/>
+    <w:lvl w:ilvl="0" w:tplc="0409000F">
+      <w:start w:val="1"/>
+      <w:numFmt w:val="decimal"/>
+      <w:lvlText w:val="%1."/>
+      <w:lvlJc w:val="left"/>
+      <w:pPr>
+        <w:ind w:left="720" w:hanging="360"/>
+      </w:pPr>
+      <w:rPr>
+        <w:rFonts w:hint="default"/>
+      </w:rPr>
+    </w:lvl>
+    <w:lvl w:ilvl="1" w:tplc="04090019" w:tentative="1">
+      <w:start w:val="1"/>
+      <w:numFmt w:val="lowerLetter"/>
+      <w:lvlText w:val="%2."/>
+      <w:lvlJc w:val="left"/>
+      <w:pPr>
+        <w:ind w:left="1440" w:hanging="360"/>
+      </w:pPr>
+    </w:lvl>
+    <w:lvl w:ilvl="2" w:tplc="0409001B" w:tentative="1">
+      <w:start w:val="1"/>
+      <w:numFmt w:val="lowerRoman"/>
+      <w:lvlText w:val="%3."/>
+      <w:lvlJc w:val="right"/>
+      <w:pPr>
+        <w:ind w:left="2160" w:hanging="180"/>
+      </w:pPr>
+    </w:lvl>
+    <w:lvl w:ilvl="3" w:tplc="0409000F" w:tentative="1">
+      <w:start w:val="1"/>
+      <w:numFmt w:val="decimal"/>
+      <w:lvlText w:val="%4."/>
+      <w:lvlJc w:val="left"/>
+      <w:pPr>
+        <w:ind w:left="2880" w:hanging="360"/>
+      </w:pPr>
+    </w:lvl>
+    <w:lvl w:ilvl="4" w:tplc="04090019" w:tentative="1">
+      <w:start w:val="1"/>
+      <w:numFmt w:val="lowerLetter"/>
+      <w:lvlText w:val="%5."/>
+      <w:lvlJc w:val="left"/>
+      <w:pPr>
+        <w:ind w:left="3600" w:hanging="360"/>
+      </w:pPr>
+    </w:lvl>
+    <w:lvl w:ilvl="5" w:tplc="0409001B" w:tentative="1">
+      <w:start w:val="1"/>
+      <w:numFmt w:val="lowerRoman"/>
+      <w:lvlText w:val="%6."/>
+      <w:lvlJc w:val="right"/>
+      <w:pPr>
+        <w:ind w:left="4320" w:hanging="180"/>
+      </w:pPr>
+    </w:lvl>
+    <w:lvl w:ilvl="6" w:tplc="0409000F" w:tentative="1">
+      <w:start w:val="1"/>
+      <w:numFmt w:val="decimal"/>
+      <w:lvlText w:val="%7."/>
+      <w:lvlJc w:val="left"/>
+      <w:pPr>
+        <w:ind w:left="5040" w:hanging="360"/>
+      </w:pPr>
+    </w:lvl>
+    <w:lvl w:ilvl="7" w:tplc="04090019" w:tentative="1">
+      <w:start w:val="1"/>
+      <w:numFmt w:val="lowerLetter"/>
+      <w:lvlText w:val="%8."/>
+      <w:lvlJc w:val="left"/>
+      <w:pPr>
+        <w:ind w:left="5760" w:hanging="360"/>
+      </w:pPr>
+    </w:lvl>
+    <w:lvl w:ilvl="8" w:tplc="0409001B" w:tentative="1">
+      <w:start w:val="1"/>
+      <w:numFmt w:val="lowerRoman"/>
+      <w:lvlText w:val="%9."/>
+      <w:lvlJc w:val="right"/>
+      <w:pPr>
+        <w:ind w:left="6480" w:hanging="180"/>
+      </w:pPr>
+    </w:lvl>
+  </w:abstractNum>
+  <w:abstractNum w:abstractNumId="17" w15:restartNumberingAfterBreak="0">
+    <w:nsid w:val="3BAF6BB4"/>
+    <w:multiLevelType w:val="multilevel"/>
+    <w:tmpl w:val="362EDEEE"/>
+    <w:lvl w:ilvl="0">
+      <w:start w:val="1"/>
+      <w:numFmt w:val="decimal"/>
+      <w:lvlText w:val="%1."/>
+      <w:lvlJc w:val="left"/>
+      <w:pPr>
+        <w:tabs>
+          <w:tab w:val="num" w:pos="720"/>
+        </w:tabs>
+        <w:ind w:left="720" w:hanging="720"/>
+      </w:pPr>
+      <w:rPr>
+        <w:b/>
+        <w:kern w:val="2"/>
+        <w:sz w:val="36"/>
+        <w:lang w:val="en-US" w:bidi="en-US"/>
+      </w:rPr>
+    </w:lvl>
+    <w:lvl w:ilvl="1">
+      <w:start w:val="1"/>
+      <w:numFmt w:val="decimal"/>
+      <w:lvlText w:val="%1.%2."/>
+      <w:lvlJc w:val="left"/>
+      <w:pPr>
+        <w:tabs>
+          <w:tab w:val="num" w:pos="720"/>
+        </w:tabs>
+        <w:ind w:left="1440" w:hanging="720"/>
+      </w:pPr>
+    </w:lvl>
+    <w:lvl w:ilvl="2">
+      <w:start w:val="1"/>
+      <w:numFmt w:val="decimal"/>
+      <w:lvlText w:val="%1.%2.%3."/>
+      <w:lvlJc w:val="left"/>
+      <w:pPr>
+        <w:tabs>
+          <w:tab w:val="num" w:pos="720"/>
+        </w:tabs>
+        <w:ind w:left="2160" w:hanging="720"/>
+      </w:pPr>
+    </w:lvl>
+    <w:lvl w:ilvl="3">
+      <w:start w:val="1"/>
+      <w:numFmt w:val="decimal"/>
+      <w:lvlText w:val="%1.%2.%3.%4."/>
+      <w:lvlJc w:val="left"/>
+      <w:pPr>
+        <w:tabs>
+          <w:tab w:val="num" w:pos="720"/>
+        </w:tabs>
+        <w:ind w:left="2880" w:hanging="720"/>
+      </w:pPr>
+    </w:lvl>
+    <w:lvl w:ilvl="4">
+      <w:start w:val="1"/>
+      <w:numFmt w:val="decimal"/>
+      <w:lvlText w:val="%1.%2.%3.%4.%5."/>
+      <w:lvlJc w:val="left"/>
+      <w:pPr>
+        <w:tabs>
+          <w:tab w:val="num" w:pos="720"/>
+        </w:tabs>
+        <w:ind w:left="3600" w:hanging="720"/>
+      </w:pPr>
+    </w:lvl>
+    <w:lvl w:ilvl="5">
+      <w:start w:val="1"/>
+      <w:numFmt w:val="decimal"/>
+      <w:lvlText w:val="%1.%2.%3.%4.%5.%6."/>
+      <w:lvlJc w:val="left"/>
+      <w:pPr>
+        <w:tabs>
+          <w:tab w:val="num" w:pos="720"/>
+        </w:tabs>
+        <w:ind w:left="4320" w:hanging="720"/>
+      </w:pPr>
+    </w:lvl>
+    <w:lvl w:ilvl="6">
+      <w:start w:val="1"/>
+      <w:numFmt w:val="decimal"/>
+      <w:lvlText w:val="%1.%2.%3.%4.%5.%6.%7."/>
+      <w:lvlJc w:val="left"/>
+      <w:pPr>
+        <w:tabs>
+          <w:tab w:val="num" w:pos="720"/>
+        </w:tabs>
+        <w:ind w:left="5040" w:hanging="720"/>
+      </w:pPr>
+    </w:lvl>
+    <w:lvl w:ilvl="7">
+      <w:start w:val="1"/>
+      <w:numFmt w:val="decimal"/>
+      <w:lvlText w:val="%1.%2.%3.%4.%5.%6.%7.%8."/>
+      <w:lvlJc w:val="left"/>
+      <w:pPr>
+        <w:tabs>
+          <w:tab w:val="num" w:pos="720"/>
+        </w:tabs>
+        <w:ind w:left="5760" w:hanging="720"/>
+      </w:pPr>
+    </w:lvl>
+    <w:lvl w:ilvl="8">
+      <w:start w:val="1"/>
+      <w:numFmt w:val="decimal"/>
+      <w:lvlText w:val="%1.%2.%3.%4.%5.%6.%7.%8.%9."/>
+      <w:lvlJc w:val="left"/>
+      <w:pPr>
+        <w:tabs>
+          <w:tab w:val="num" w:pos="720"/>
+        </w:tabs>
+        <w:ind w:left="6480" w:hanging="720"/>
+      </w:pPr>
+    </w:lvl>
+  </w:abstractNum>
+  <w:abstractNum w:abstractNumId="18" w15:restartNumberingAfterBreak="0">
+    <w:nsid w:val="416B5D3A"/>
+    <w:multiLevelType w:val="hybridMultilevel"/>
+    <w:tmpl w:val="795A0E10"/>
+    <w:lvl w:ilvl="0" w:tplc="FFFFFFFF">
+      <w:start w:val="1"/>
+      <w:numFmt w:val="decimal"/>
+      <w:lvlText w:val="%1."/>
+      <w:lvlJc w:val="left"/>
+      <w:pPr>
+        <w:ind w:left="720" w:hanging="360"/>
+      </w:pPr>
+      <w:rPr>
+        <w:rFonts w:hint="default"/>
+      </w:rPr>
+    </w:lvl>
+    <w:lvl w:ilvl="1" w:tplc="FFFFFFFF" w:tentative="1">
+      <w:start w:val="1"/>
+      <w:numFmt w:val="lowerLetter"/>
+      <w:lvlText w:val="%2."/>
+      <w:lvlJc w:val="left"/>
+      <w:pPr>
+        <w:ind w:left="1440" w:hanging="360"/>
+      </w:pPr>
+    </w:lvl>
+    <w:lvl w:ilvl="2" w:tplc="FFFFFFFF" w:tentative="1">
+      <w:start w:val="1"/>
+      <w:numFmt w:val="lowerRoman"/>
+      <w:lvlText w:val="%3."/>
+      <w:lvlJc w:val="right"/>
+      <w:pPr>
+        <w:ind w:left="2160" w:hanging="180"/>
+      </w:pPr>
+    </w:lvl>
+    <w:lvl w:ilvl="3" w:tplc="FFFFFFFF" w:tentative="1">
+      <w:start w:val="1"/>
+      <w:numFmt w:val="decimal"/>
+      <w:lvlText w:val="%4."/>
+      <w:lvlJc w:val="left"/>
+      <w:pPr>
+        <w:ind w:left="2880" w:hanging="360"/>
+      </w:pPr>
+    </w:lvl>
+    <w:lvl w:ilvl="4" w:tplc="FFFFFFFF" w:tentative="1">
+      <w:start w:val="1"/>
+      <w:numFmt w:val="lowerLetter"/>
+      <w:lvlText w:val="%5."/>
+      <w:lvlJc w:val="left"/>
+      <w:pPr>
+        <w:ind w:left="3600" w:hanging="360"/>
+      </w:pPr>
+    </w:lvl>
+    <w:lvl w:ilvl="5" w:tplc="FFFFFFFF" w:tentative="1">
+      <w:start w:val="1"/>
+      <w:numFmt w:val="lowerRoman"/>
+      <w:lvlText w:val="%6."/>
+      <w:lvlJc w:val="right"/>
+      <w:pPr>
+        <w:ind w:left="4320" w:hanging="180"/>
+      </w:pPr>
+    </w:lvl>
+    <w:lvl w:ilvl="6" w:tplc="FFFFFFFF" w:tentative="1">
+      <w:start w:val="1"/>
+      <w:numFmt w:val="decimal"/>
+      <w:lvlText w:val="%7."/>
+      <w:lvlJc w:val="left"/>
+      <w:pPr>
+        <w:ind w:left="5040" w:hanging="360"/>
+      </w:pPr>
+    </w:lvl>
+    <w:lvl w:ilvl="7" w:tplc="FFFFFFFF" w:tentative="1">
+      <w:start w:val="1"/>
+      <w:numFmt w:val="lowerLetter"/>
+      <w:lvlText w:val="%8."/>
+      <w:lvlJc w:val="left"/>
+      <w:pPr>
+        <w:ind w:left="5760" w:hanging="360"/>
+      </w:pPr>
+    </w:lvl>
+    <w:lvl w:ilvl="8" w:tplc="FFFFFFFF" w:tentative="1">
+      <w:start w:val="1"/>
+      <w:numFmt w:val="lowerRoman"/>
+      <w:lvlText w:val="%9."/>
+      <w:lvlJc w:val="right"/>
+      <w:pPr>
+        <w:ind w:left="6480" w:hanging="180"/>
+      </w:pPr>
+    </w:lvl>
+  </w:abstractNum>
+  <w:abstractNum w:abstractNumId="19" w15:restartNumberingAfterBreak="0">
+    <w:nsid w:val="456F0979"/>
+    <w:multiLevelType w:val="multilevel"/>
+    <w:tmpl w:val="1EEA60DC"/>
+    <w:lvl w:ilvl="0">
+      <w:start w:val="3"/>
+      <w:numFmt w:val="decimal"/>
+      <w:lvlText w:val="%1"/>
+      <w:lvlJc w:val="left"/>
+      <w:pPr>
+        <w:ind w:left="560" w:hanging="560"/>
+      </w:pPr>
+      <w:rPr>
+        <w:rFonts w:hint="default"/>
+        <w:color w:val="000000"/>
+      </w:rPr>
+    </w:lvl>
+    <w:lvl w:ilvl="1">
+      <w:start w:val="1"/>
+      <w:numFmt w:val="decimal"/>
+      <w:lvlText w:val="%1.%2"/>
+      <w:lvlJc w:val="left"/>
+      <w:pPr>
+        <w:ind w:left="1040" w:hanging="560"/>
+      </w:pPr>
+      <w:rPr>
+        <w:rFonts w:hint="default"/>
+        <w:color w:val="000000"/>
+      </w:rPr>
+    </w:lvl>
+    <w:lvl w:ilvl="2">
+      <w:start w:val="3"/>
+      <w:numFmt w:val="decimal"/>
+      <w:lvlText w:val="%1.%2.%3"/>
+      <w:lvlJc w:val="left"/>
+      <w:pPr>
+        <w:ind w:left="1680" w:hanging="720"/>
+      </w:pPr>
+      <w:rPr>
+        <w:rFonts w:hint="default"/>
+        <w:color w:val="000000"/>
+      </w:rPr>
+    </w:lvl>
+    <w:lvl w:ilvl="3">
+      <w:start w:val="5"/>
+      <w:numFmt w:val="decimal"/>
+      <w:lvlText w:val="%1.%2.%3.%4"/>
+      <w:lvlJc w:val="left"/>
+      <w:pPr>
+        <w:ind w:left="2160" w:hanging="720"/>
+      </w:pPr>
+      <w:rPr>
+        <w:rFonts w:hint="default"/>
+        <w:color w:val="000000"/>
+      </w:rPr>
+    </w:lvl>
+    <w:lvl w:ilvl="4">
+      <w:start w:val="1"/>
+      <w:numFmt w:val="decimal"/>
+      <w:lvlText w:val="%1.%2.%3.%4.%5"/>
+      <w:lvlJc w:val="left"/>
+      <w:pPr>
+        <w:ind w:left="3000" w:hanging="1080"/>
+      </w:pPr>
+      <w:rPr>
+        <w:rFonts w:hint="default"/>
+        <w:color w:val="000000"/>
+      </w:rPr>
+    </w:lvl>
+    <w:lvl w:ilvl="5">
+      <w:start w:val="1"/>
+      <w:numFmt w:val="decimal"/>
+      <w:lvlText w:val="%1.%2.%3.%4.%5.%6"/>
+      <w:lvlJc w:val="left"/>
+      <w:pPr>
+        <w:ind w:left="3480" w:hanging="1080"/>
+      </w:pPr>
+      <w:rPr>
+        <w:rFonts w:hint="default"/>
+        <w:color w:val="000000"/>
+      </w:rPr>
+    </w:lvl>
+    <w:lvl w:ilvl="6">
+      <w:start w:val="1"/>
+      <w:numFmt w:val="decimal"/>
+      <w:lvlText w:val="%1.%2.%3.%4.%5.%6.%7"/>
+      <w:lvlJc w:val="left"/>
+      <w:pPr>
+        <w:ind w:left="4320" w:hanging="1440"/>
+      </w:pPr>
+      <w:rPr>
+        <w:rFonts w:hint="default"/>
+        <w:color w:val="000000"/>
+      </w:rPr>
+    </w:lvl>
+    <w:lvl w:ilvl="7">
+      <w:start w:val="1"/>
+      <w:numFmt w:val="decimal"/>
+      <w:lvlText w:val="%1.%2.%3.%4.%5.%6.%7.%8"/>
+      <w:lvlJc w:val="left"/>
+      <w:pPr>
+        <w:ind w:left="4800" w:hanging="1440"/>
+      </w:pPr>
+      <w:rPr>
+        <w:rFonts w:hint="default"/>
+        <w:color w:val="000000"/>
+      </w:rPr>
+    </w:lvl>
+    <w:lvl w:ilvl="8">
+      <w:start w:val="1"/>
+      <w:numFmt w:val="decimal"/>
+      <w:lvlText w:val="%1.%2.%3.%4.%5.%6.%7.%8.%9"/>
+      <w:lvlJc w:val="left"/>
+      <w:pPr>
+        <w:ind w:left="5640" w:hanging="1800"/>
+      </w:pPr>
+      <w:rPr>
+        <w:rFonts w:hint="default"/>
+        <w:color w:val="000000"/>
+      </w:rPr>
+    </w:lvl>
+  </w:abstractNum>
   <w:abstractNum w:abstractNumId="20" w15:restartNumberingAfterBreak="0">
+    <w:nsid w:val="48B62A8D"/>
+    <w:multiLevelType w:val="hybridMultilevel"/>
+    <w:tmpl w:val="4E686350"/>
+    <w:lvl w:ilvl="0" w:tplc="0409000F">
+      <w:start w:val="1"/>
+      <w:numFmt w:val="decimal"/>
+      <w:lvlText w:val="%1."/>
+      <w:lvlJc w:val="left"/>
+      <w:pPr>
+        <w:ind w:left="720" w:hanging="360"/>
+      </w:pPr>
+      <w:rPr>
+        <w:rFonts w:hint="default"/>
+      </w:rPr>
+    </w:lvl>
+    <w:lvl w:ilvl="1" w:tplc="04090019" w:tentative="1">
+      <w:start w:val="1"/>
+      <w:numFmt w:val="lowerLetter"/>
+      <w:lvlText w:val="%2."/>
+      <w:lvlJc w:val="left"/>
+      <w:pPr>
+        <w:ind w:left="1440" w:hanging="360"/>
+      </w:pPr>
+    </w:lvl>
+    <w:lvl w:ilvl="2" w:tplc="0409001B" w:tentative="1">
+      <w:start w:val="1"/>
+      <w:numFmt w:val="lowerRoman"/>
+      <w:lvlText w:val="%3."/>
+      <w:lvlJc w:val="right"/>
+      <w:pPr>
+        <w:ind w:left="2160" w:hanging="180"/>
+      </w:pPr>
+    </w:lvl>
+    <w:lvl w:ilvl="3" w:tplc="0409000F" w:tentative="1">
+      <w:start w:val="1"/>
+      <w:numFmt w:val="decimal"/>
+      <w:lvlText w:val="%4."/>
+      <w:lvlJc w:val="left"/>
+      <w:pPr>
+        <w:ind w:left="2880" w:hanging="360"/>
+      </w:pPr>
+    </w:lvl>
+    <w:lvl w:ilvl="4" w:tplc="04090019" w:tentative="1">
+      <w:start w:val="1"/>
+      <w:numFmt w:val="lowerLetter"/>
+      <w:lvlText w:val="%5."/>
+      <w:lvlJc w:val="left"/>
+      <w:pPr>
+        <w:ind w:left="3600" w:hanging="360"/>
+      </w:pPr>
+    </w:lvl>
+    <w:lvl w:ilvl="5" w:tplc="0409001B" w:tentative="1">
+      <w:start w:val="1"/>
+      <w:numFmt w:val="lowerRoman"/>
+      <w:lvlText w:val="%6."/>
+      <w:lvlJc w:val="right"/>
+      <w:pPr>
+        <w:ind w:left="4320" w:hanging="180"/>
+      </w:pPr>
+    </w:lvl>
+    <w:lvl w:ilvl="6" w:tplc="0409000F" w:tentative="1">
+      <w:start w:val="1"/>
+      <w:numFmt w:val="decimal"/>
+      <w:lvlText w:val="%7."/>
+      <w:lvlJc w:val="left"/>
+      <w:pPr>
+        <w:ind w:left="5040" w:hanging="360"/>
+      </w:pPr>
+    </w:lvl>
+    <w:lvl w:ilvl="7" w:tplc="04090019" w:tentative="1">
+      <w:start w:val="1"/>
+      <w:numFmt w:val="lowerLetter"/>
+      <w:lvlText w:val="%8."/>
+      <w:lvlJc w:val="left"/>
+      <w:pPr>
+        <w:ind w:left="5760" w:hanging="360"/>
+      </w:pPr>
+    </w:lvl>
+    <w:lvl w:ilvl="8" w:tplc="0409001B" w:tentative="1">
+      <w:start w:val="1"/>
+      <w:numFmt w:val="lowerRoman"/>
+      <w:lvlText w:val="%9."/>
+      <w:lvlJc w:val="right"/>
+      <w:pPr>
+        <w:ind w:left="6480" w:hanging="180"/>
+      </w:pPr>
+    </w:lvl>
+  </w:abstractNum>
+  <w:abstractNum w:abstractNumId="21" w15:restartNumberingAfterBreak="0">
+    <w:nsid w:val="4C800419"/>
+    <w:multiLevelType w:val="hybridMultilevel"/>
+    <w:tmpl w:val="780E4DE2"/>
+    <w:lvl w:ilvl="0" w:tplc="C102FD28">
+      <w:start w:val="1"/>
+      <w:numFmt w:val="decimal"/>
+      <w:lvlText w:val="%1."/>
+      <w:lvlJc w:val="left"/>
+      <w:pPr>
+        <w:ind w:left="1080" w:hanging="360"/>
+      </w:pPr>
+      <w:rPr>
+        <w:rFonts w:hint="default"/>
+      </w:rPr>
+    </w:lvl>
+    <w:lvl w:ilvl="1" w:tplc="04090019" w:tentative="1">
+      <w:start w:val="1"/>
+      <w:numFmt w:val="lowerLetter"/>
+      <w:lvlText w:val="%2."/>
+      <w:lvlJc w:val="left"/>
+      <w:pPr>
+        <w:ind w:left="1800" w:hanging="360"/>
+      </w:pPr>
+    </w:lvl>
+    <w:lvl w:ilvl="2" w:tplc="0409001B" w:tentative="1">
+      <w:start w:val="1"/>
+      <w:numFmt w:val="lowerRoman"/>
+      <w:lvlText w:val="%3."/>
+      <w:lvlJc w:val="right"/>
+      <w:pPr>
+        <w:ind w:left="2520" w:hanging="180"/>
+      </w:pPr>
+    </w:lvl>
+    <w:lvl w:ilvl="3" w:tplc="0409000F" w:tentative="1">
+      <w:start w:val="1"/>
+      <w:numFmt w:val="decimal"/>
+      <w:lvlText w:val="%4."/>
+      <w:lvlJc w:val="left"/>
+      <w:pPr>
+        <w:ind w:left="3240" w:hanging="360"/>
+      </w:pPr>
+    </w:lvl>
+    <w:lvl w:ilvl="4" w:tplc="04090019" w:tentative="1">
+      <w:start w:val="1"/>
+      <w:numFmt w:val="lowerLetter"/>
+      <w:lvlText w:val="%5."/>
+      <w:lvlJc w:val="left"/>
+      <w:pPr>
+        <w:ind w:left="3960" w:hanging="360"/>
+      </w:pPr>
+    </w:lvl>
+    <w:lvl w:ilvl="5" w:tplc="0409001B" w:tentative="1">
+      <w:start w:val="1"/>
+      <w:numFmt w:val="lowerRoman"/>
+      <w:lvlText w:val="%6."/>
+      <w:lvlJc w:val="right"/>
+      <w:pPr>
+        <w:ind w:left="4680" w:hanging="180"/>
+      </w:pPr>
+    </w:lvl>
+    <w:lvl w:ilvl="6" w:tplc="0409000F" w:tentative="1">
+      <w:start w:val="1"/>
+      <w:numFmt w:val="decimal"/>
+      <w:lvlText w:val="%7."/>
+      <w:lvlJc w:val="left"/>
+      <w:pPr>
+        <w:ind w:left="5400" w:hanging="360"/>
+      </w:pPr>
+    </w:lvl>
+    <w:lvl w:ilvl="7" w:tplc="04090019" w:tentative="1">
+      <w:start w:val="1"/>
+      <w:numFmt w:val="lowerLetter"/>
+      <w:lvlText w:val="%8."/>
+      <w:lvlJc w:val="left"/>
+      <w:pPr>
+        <w:ind w:left="6120" w:hanging="360"/>
+      </w:pPr>
+    </w:lvl>
+    <w:lvl w:ilvl="8" w:tplc="0409001B" w:tentative="1">
+      <w:start w:val="1"/>
+      <w:numFmt w:val="lowerRoman"/>
+      <w:lvlText w:val="%9."/>
+      <w:lvlJc w:val="right"/>
+      <w:pPr>
+        <w:ind w:left="6840" w:hanging="180"/>
+      </w:pPr>
+    </w:lvl>
+  </w:abstractNum>
+  <w:abstractNum w:abstractNumId="22" w15:restartNumberingAfterBreak="0">
+    <w:nsid w:val="51F27222"/>
+    <w:multiLevelType w:val="hybridMultilevel"/>
+    <w:tmpl w:val="888003D8"/>
+    <w:lvl w:ilvl="0" w:tplc="0409000F">
+      <w:start w:val="1"/>
+      <w:numFmt w:val="decimal"/>
+      <w:lvlText w:val="%1."/>
+      <w:lvlJc w:val="left"/>
+      <w:pPr>
+        <w:ind w:left="720" w:hanging="360"/>
+      </w:pPr>
+      <w:rPr>
+        <w:rFonts w:hint="default"/>
+      </w:rPr>
+    </w:lvl>
+    <w:lvl w:ilvl="1" w:tplc="04090019" w:tentative="1">
+      <w:start w:val="1"/>
+      <w:numFmt w:val="lowerLetter"/>
+      <w:lvlText w:val="%2."/>
+      <w:lvlJc w:val="left"/>
+      <w:pPr>
+        <w:ind w:left="1440" w:hanging="360"/>
+      </w:pPr>
+    </w:lvl>
+    <w:lvl w:ilvl="2" w:tplc="0409001B" w:tentative="1">
+      <w:start w:val="1"/>
+      <w:numFmt w:val="lowerRoman"/>
+      <w:lvlText w:val="%3."/>
+      <w:lvlJc w:val="right"/>
+      <w:pPr>
+        <w:ind w:left="2160" w:hanging="180"/>
+      </w:pPr>
+    </w:lvl>
+    <w:lvl w:ilvl="3" w:tplc="0409000F" w:tentative="1">
+      <w:start w:val="1"/>
+      <w:numFmt w:val="decimal"/>
+      <w:lvlText w:val="%4."/>
+      <w:lvlJc w:val="left"/>
+      <w:pPr>
+        <w:ind w:left="2880" w:hanging="360"/>
+      </w:pPr>
+    </w:lvl>
+    <w:lvl w:ilvl="4" w:tplc="04090019" w:tentative="1">
+      <w:start w:val="1"/>
+      <w:numFmt w:val="lowerLetter"/>
+      <w:lvlText w:val="%5."/>
+      <w:lvlJc w:val="left"/>
+      <w:pPr>
+        <w:ind w:left="3600" w:hanging="360"/>
+      </w:pPr>
+    </w:lvl>
+    <w:lvl w:ilvl="5" w:tplc="0409001B" w:tentative="1">
+      <w:start w:val="1"/>
+      <w:numFmt w:val="lowerRoman"/>
+      <w:lvlText w:val="%6."/>
+      <w:lvlJc w:val="right"/>
+      <w:pPr>
+        <w:ind w:left="4320" w:hanging="180"/>
+      </w:pPr>
+    </w:lvl>
+    <w:lvl w:ilvl="6" w:tplc="0409000F" w:tentative="1">
+      <w:start w:val="1"/>
+      <w:numFmt w:val="decimal"/>
+      <w:lvlText w:val="%7."/>
+      <w:lvlJc w:val="left"/>
+      <w:pPr>
+        <w:ind w:left="5040" w:hanging="360"/>
+      </w:pPr>
+    </w:lvl>
+    <w:lvl w:ilvl="7" w:tplc="04090019" w:tentative="1">
+      <w:start w:val="1"/>
+      <w:numFmt w:val="lowerLetter"/>
+      <w:lvlText w:val="%8."/>
+      <w:lvlJc w:val="left"/>
+      <w:pPr>
+        <w:ind w:left="5760" w:hanging="360"/>
+      </w:pPr>
+    </w:lvl>
+    <w:lvl w:ilvl="8" w:tplc="0409001B" w:tentative="1">
+      <w:start w:val="1"/>
+      <w:numFmt w:val="lowerRoman"/>
+      <w:lvlText w:val="%9."/>
+      <w:lvlJc w:val="right"/>
+      <w:pPr>
+        <w:ind w:left="6480" w:hanging="180"/>
+      </w:pPr>
+    </w:lvl>
+  </w:abstractNum>
+  <w:abstractNum w:abstractNumId="23" w15:restartNumberingAfterBreak="0">
+    <w:nsid w:val="539A7DE3"/>
+    <w:multiLevelType w:val="multilevel"/>
+    <w:tmpl w:val="27543848"/>
+    <w:lvl w:ilvl="0">
+      <w:start w:val="1"/>
+      <w:numFmt w:val="decimal"/>
+      <w:pStyle w:val="Heading1"/>
+      <w:lvlText w:val="%1."/>
+      <w:lvlJc w:val="left"/>
+      <w:pPr>
+        <w:tabs>
+          <w:tab w:val="num" w:pos="720"/>
+        </w:tabs>
+        <w:ind w:left="720" w:hanging="720"/>
+      </w:pPr>
+      <w:rPr>
+        <w:b/>
+        <w:kern w:val="2"/>
+        <w:sz w:val="36"/>
+        <w:lang w:val="en-US" w:bidi="en-US"/>
+      </w:rPr>
+    </w:lvl>
+    <w:lvl w:ilvl="1">
+      <w:start w:val="1"/>
+      <w:numFmt w:val="decimal"/>
+      <w:pStyle w:val="Heading2"/>
+      <w:lvlText w:val="%1.%2."/>
+      <w:lvlJc w:val="left"/>
+      <w:pPr>
+        <w:tabs>
+          <w:tab w:val="num" w:pos="720"/>
+        </w:tabs>
+        <w:ind w:left="1440" w:hanging="720"/>
+      </w:pPr>
+    </w:lvl>
+    <w:lvl w:ilvl="2">
+      <w:start w:val="1"/>
+      <w:numFmt w:val="decimal"/>
+      <w:pStyle w:val="Heading3"/>
+      <w:lvlText w:val="%1.%2.%3."/>
+      <w:lvlJc w:val="left"/>
+      <w:pPr>
+        <w:tabs>
+          <w:tab w:val="num" w:pos="720"/>
+        </w:tabs>
+        <w:ind w:left="2160" w:hanging="720"/>
+      </w:pPr>
+    </w:lvl>
+    <w:lvl w:ilvl="3">
+      <w:start w:val="1"/>
+      <w:numFmt w:val="decimal"/>
+      <w:pStyle w:val="Heading4"/>
+      <w:lvlText w:val="%1.%2.%3.%4."/>
+      <w:lvlJc w:val="left"/>
+      <w:pPr>
+        <w:tabs>
+          <w:tab w:val="num" w:pos="720"/>
+        </w:tabs>
+        <w:ind w:left="2880" w:hanging="720"/>
+      </w:pPr>
+    </w:lvl>
+    <w:lvl w:ilvl="4">
+      <w:start w:val="1"/>
+      <w:numFmt w:val="decimal"/>
+      <w:pStyle w:val="Heading5"/>
+      <w:lvlText w:val="%1.%2.%3.%4.%5."/>
+      <w:lvlJc w:val="left"/>
+      <w:pPr>
+        <w:tabs>
+          <w:tab w:val="num" w:pos="720"/>
+        </w:tabs>
+        <w:ind w:left="3600" w:hanging="720"/>
+      </w:pPr>
+    </w:lvl>
+    <w:lvl w:ilvl="5">
+      <w:start w:val="1"/>
+      <w:numFmt w:val="decimal"/>
+      <w:pStyle w:val="Heading6"/>
+      <w:lvlText w:val="%1.%2.%3.%4.%5.%6."/>
+      <w:lvlJc w:val="left"/>
+      <w:pPr>
+        <w:tabs>
+          <w:tab w:val="num" w:pos="720"/>
+        </w:tabs>
+        <w:ind w:left="4320" w:hanging="720"/>
+      </w:pPr>
+    </w:lvl>
+    <w:lvl w:ilvl="6">
+      <w:start w:val="1"/>
+      <w:numFmt w:val="decimal"/>
+      <w:pStyle w:val="Heading7"/>
+      <w:lvlText w:val="%1.%2.%3.%4.%5.%6.%7."/>
+      <w:lvlJc w:val="left"/>
+      <w:pPr>
+        <w:tabs>
+          <w:tab w:val="num" w:pos="720"/>
+        </w:tabs>
+        <w:ind w:left="5040" w:hanging="720"/>
+      </w:pPr>
+    </w:lvl>
+    <w:lvl w:ilvl="7">
+      <w:start w:val="1"/>
+      <w:numFmt w:val="decimal"/>
+      <w:pStyle w:val="Heading8"/>
+      <w:lvlText w:val="%1.%2.%3.%4.%5.%6.%7.%8."/>
+      <w:lvlJc w:val="left"/>
+      <w:pPr>
+        <w:tabs>
+          <w:tab w:val="num" w:pos="720"/>
+        </w:tabs>
+        <w:ind w:left="5760" w:hanging="720"/>
+      </w:pPr>
+    </w:lvl>
+    <w:lvl w:ilvl="8">
+      <w:start w:val="1"/>
+      <w:numFmt w:val="decimal"/>
+      <w:pStyle w:val="Heading9"/>
+      <w:lvlText w:val="%1.%2.%3.%4.%5.%6.%7.%8.%9."/>
+      <w:lvlJc w:val="left"/>
+      <w:pPr>
+        <w:tabs>
+          <w:tab w:val="num" w:pos="720"/>
+        </w:tabs>
+        <w:ind w:left="6480" w:hanging="720"/>
+      </w:pPr>
+    </w:lvl>
+  </w:abstractNum>
+  <w:abstractNum w:abstractNumId="24" w15:restartNumberingAfterBreak="0">
     <w:nsid w:val="55F90190"/>
     <w:multiLevelType w:val="hybridMultilevel"/>
     <w:tmpl w:val="795A0E10"/>
@@ -11496,7 +12751,7 @@
       </w:pPr>
     </w:lvl>
   </w:abstractNum>
-  <w:abstractNum w:abstractNumId="21" w15:restartNumberingAfterBreak="0">
+  <w:abstractNum w:abstractNumId="25" w15:restartNumberingAfterBreak="0">
     <w:nsid w:val="57287470"/>
     <w:multiLevelType w:val="hybridMultilevel"/>
     <w:tmpl w:val="D0A00094"/>
@@ -11585,7 +12840,7 @@
       </w:pPr>
     </w:lvl>
   </w:abstractNum>
-  <w:abstractNum w:abstractNumId="22" w15:restartNumberingAfterBreak="0">
+  <w:abstractNum w:abstractNumId="26" w15:restartNumberingAfterBreak="0">
     <w:nsid w:val="57E815A8"/>
     <w:multiLevelType w:val="hybridMultilevel"/>
     <w:tmpl w:val="ADBED8CC"/>
@@ -11674,7 +12929,7 @@
       </w:pPr>
     </w:lvl>
   </w:abstractNum>
-  <w:abstractNum w:abstractNumId="23" w15:restartNumberingAfterBreak="0">
+  <w:abstractNum w:abstractNumId="27" w15:restartNumberingAfterBreak="0">
     <w:nsid w:val="5A9B3181"/>
     <w:multiLevelType w:val="hybridMultilevel"/>
     <w:tmpl w:val="9A96E63C"/>
@@ -11763,7 +13018,7 @@
       </w:pPr>
     </w:lvl>
   </w:abstractNum>
-  <w:abstractNum w:abstractNumId="24" w15:restartNumberingAfterBreak="0">
+  <w:abstractNum w:abstractNumId="28" w15:restartNumberingAfterBreak="0">
     <w:nsid w:val="5CD9401B"/>
     <w:multiLevelType w:val="hybridMultilevel"/>
     <w:tmpl w:val="9CD65A84"/>
@@ -11852,7 +13107,7 @@
       </w:pPr>
     </w:lvl>
   </w:abstractNum>
-  <w:abstractNum w:abstractNumId="25" w15:restartNumberingAfterBreak="0">
+  <w:abstractNum w:abstractNumId="29" w15:restartNumberingAfterBreak="0">
     <w:nsid w:val="63D76A28"/>
     <w:multiLevelType w:val="hybridMultilevel"/>
     <w:tmpl w:val="D3B6900C"/>
@@ -11941,7 +13196,7 @@
       </w:pPr>
     </w:lvl>
   </w:abstractNum>
-  <w:abstractNum w:abstractNumId="26" w15:restartNumberingAfterBreak="0">
+  <w:abstractNum w:abstractNumId="30" w15:restartNumberingAfterBreak="0">
     <w:nsid w:val="65D97D5E"/>
     <w:multiLevelType w:val="hybridMultilevel"/>
     <w:tmpl w:val="9DE0381C"/>
@@ -12030,7 +13285,7 @@
       </w:pPr>
     </w:lvl>
   </w:abstractNum>
-  <w:abstractNum w:abstractNumId="27" w15:restartNumberingAfterBreak="0">
+  <w:abstractNum w:abstractNumId="31" w15:restartNumberingAfterBreak="0">
     <w:nsid w:val="6A175445"/>
     <w:multiLevelType w:val="hybridMultilevel"/>
     <w:tmpl w:val="EE70F5A8"/>
@@ -12119,7 +13374,7 @@
       </w:pPr>
     </w:lvl>
   </w:abstractNum>
-  <w:abstractNum w:abstractNumId="28" w15:restartNumberingAfterBreak="0">
+  <w:abstractNum w:abstractNumId="32" w15:restartNumberingAfterBreak="0">
     <w:nsid w:val="6C5718CD"/>
     <w:multiLevelType w:val="hybridMultilevel"/>
     <w:tmpl w:val="DF323E54"/>
@@ -12208,7 +13463,7 @@
       </w:pPr>
     </w:lvl>
   </w:abstractNum>
-  <w:abstractNum w:abstractNumId="29" w15:restartNumberingAfterBreak="0">
+  <w:abstractNum w:abstractNumId="33" w15:restartNumberingAfterBreak="0">
     <w:nsid w:val="6E6739DA"/>
     <w:multiLevelType w:val="hybridMultilevel"/>
     <w:tmpl w:val="E6BEC4BE"/>
@@ -12297,7 +13552,7 @@
       </w:pPr>
     </w:lvl>
   </w:abstractNum>
-  <w:abstractNum w:abstractNumId="30" w15:restartNumberingAfterBreak="0">
+  <w:abstractNum w:abstractNumId="34" w15:restartNumberingAfterBreak="0">
     <w:nsid w:val="71494430"/>
     <w:multiLevelType w:val="hybridMultilevel"/>
     <w:tmpl w:val="E90870B2"/>
@@ -12386,7 +13641,7 @@
       </w:pPr>
     </w:lvl>
   </w:abstractNum>
-  <w:abstractNum w:abstractNumId="31" w15:restartNumberingAfterBreak="0">
+  <w:abstractNum w:abstractNumId="35" w15:restartNumberingAfterBreak="0">
     <w:nsid w:val="715650EB"/>
     <w:multiLevelType w:val="hybridMultilevel"/>
     <w:tmpl w:val="175EF8FC"/>
@@ -12475,7 +13730,7 @@
       </w:pPr>
     </w:lvl>
   </w:abstractNum>
-  <w:abstractNum w:abstractNumId="32" w15:restartNumberingAfterBreak="0">
+  <w:abstractNum w:abstractNumId="36" w15:restartNumberingAfterBreak="0">
     <w:nsid w:val="74425328"/>
     <w:multiLevelType w:val="hybridMultilevel"/>
     <w:tmpl w:val="D3586894"/>
@@ -12564,7 +13819,7 @@
       </w:pPr>
     </w:lvl>
   </w:abstractNum>
-  <w:abstractNum w:abstractNumId="33" w15:restartNumberingAfterBreak="0">
+  <w:abstractNum w:abstractNumId="37" w15:restartNumberingAfterBreak="0">
     <w:nsid w:val="76E57643"/>
     <w:multiLevelType w:val="hybridMultilevel"/>
     <w:tmpl w:val="41AA7B2A"/>
@@ -12653,7 +13908,251 @@
       </w:pPr>
     </w:lvl>
   </w:abstractNum>
-  <w:abstractNum w:abstractNumId="34" w15:restartNumberingAfterBreak="0">
+  <w:abstractNum w:abstractNumId="38" w15:restartNumberingAfterBreak="0">
+    <w:nsid w:val="77111995"/>
+    <w:multiLevelType w:val="multilevel"/>
+    <w:tmpl w:val="2058225A"/>
+    <w:lvl w:ilvl="0">
+      <w:start w:val="3"/>
+      <w:numFmt w:val="decimal"/>
+      <w:lvlText w:val="%1"/>
+      <w:lvlJc w:val="left"/>
+      <w:pPr>
+        <w:ind w:left="660" w:hanging="660"/>
+      </w:pPr>
+      <w:rPr>
+        <w:rFonts w:hint="default"/>
+        <w:color w:val="000000"/>
+      </w:rPr>
+    </w:lvl>
+    <w:lvl w:ilvl="1">
+      <w:start w:val="1"/>
+      <w:numFmt w:val="decimal"/>
+      <w:lvlText w:val="%1.%2"/>
+      <w:lvlJc w:val="left"/>
+      <w:pPr>
+        <w:ind w:left="1140" w:hanging="660"/>
+      </w:pPr>
+      <w:rPr>
+        <w:rFonts w:hint="default"/>
+        <w:color w:val="000000"/>
+      </w:rPr>
+    </w:lvl>
+    <w:lvl w:ilvl="2">
+      <w:start w:val="2"/>
+      <w:numFmt w:val="decimal"/>
+      <w:lvlText w:val="%1.%2.%3"/>
+      <w:lvlJc w:val="left"/>
+      <w:pPr>
+        <w:ind w:left="1680" w:hanging="720"/>
+      </w:pPr>
+      <w:rPr>
+        <w:rFonts w:hint="default"/>
+        <w:color w:val="000000"/>
+      </w:rPr>
+    </w:lvl>
+    <w:lvl w:ilvl="3">
+      <w:start w:val="12"/>
+      <w:numFmt w:val="decimal"/>
+      <w:lvlText w:val="%1.%2.%3.%4"/>
+      <w:lvlJc w:val="left"/>
+      <w:pPr>
+        <w:ind w:left="2160" w:hanging="720"/>
+      </w:pPr>
+      <w:rPr>
+        <w:rFonts w:hint="default"/>
+        <w:color w:val="000000"/>
+      </w:rPr>
+    </w:lvl>
+    <w:lvl w:ilvl="4">
+      <w:start w:val="1"/>
+      <w:numFmt w:val="decimal"/>
+      <w:lvlText w:val="%1.%2.%3.%4.%5"/>
+      <w:lvlJc w:val="left"/>
+      <w:pPr>
+        <w:ind w:left="3000" w:hanging="1080"/>
+      </w:pPr>
+      <w:rPr>
+        <w:rFonts w:hint="default"/>
+        <w:color w:val="000000"/>
+      </w:rPr>
+    </w:lvl>
+    <w:lvl w:ilvl="5">
+      <w:start w:val="1"/>
+      <w:numFmt w:val="decimal"/>
+      <w:lvlText w:val="%1.%2.%3.%4.%5.%6"/>
+      <w:lvlJc w:val="left"/>
+      <w:pPr>
+        <w:ind w:left="3480" w:hanging="1080"/>
+      </w:pPr>
+      <w:rPr>
+        <w:rFonts w:hint="default"/>
+        <w:color w:val="000000"/>
+      </w:rPr>
+    </w:lvl>
+    <w:lvl w:ilvl="6">
+      <w:start w:val="1"/>
+      <w:numFmt w:val="decimal"/>
+      <w:lvlText w:val="%1.%2.%3.%4.%5.%6.%7"/>
+      <w:lvlJc w:val="left"/>
+      <w:pPr>
+        <w:ind w:left="4320" w:hanging="1440"/>
+      </w:pPr>
+      <w:rPr>
+        <w:rFonts w:hint="default"/>
+        <w:color w:val="000000"/>
+      </w:rPr>
+    </w:lvl>
+    <w:lvl w:ilvl="7">
+      <w:start w:val="1"/>
+      <w:numFmt w:val="decimal"/>
+      <w:lvlText w:val="%1.%2.%3.%4.%5.%6.%7.%8"/>
+      <w:lvlJc w:val="left"/>
+      <w:pPr>
+        <w:ind w:left="4800" w:hanging="1440"/>
+      </w:pPr>
+      <w:rPr>
+        <w:rFonts w:hint="default"/>
+        <w:color w:val="000000"/>
+      </w:rPr>
+    </w:lvl>
+    <w:lvl w:ilvl="8">
+      <w:start w:val="1"/>
+      <w:numFmt w:val="decimal"/>
+      <w:lvlText w:val="%1.%2.%3.%4.%5.%6.%7.%8.%9"/>
+      <w:lvlJc w:val="left"/>
+      <w:pPr>
+        <w:ind w:left="5640" w:hanging="1800"/>
+      </w:pPr>
+      <w:rPr>
+        <w:rFonts w:hint="default"/>
+        <w:color w:val="000000"/>
+      </w:rPr>
+    </w:lvl>
+  </w:abstractNum>
+  <w:abstractNum w:abstractNumId="39" w15:restartNumberingAfterBreak="0">
+    <w:nsid w:val="7A5301E6"/>
+    <w:multiLevelType w:val="multilevel"/>
+    <w:tmpl w:val="F8FA574E"/>
+    <w:lvl w:ilvl="0">
+      <w:start w:val="3"/>
+      <w:numFmt w:val="decimal"/>
+      <w:lvlText w:val="%1"/>
+      <w:lvlJc w:val="left"/>
+      <w:pPr>
+        <w:ind w:left="560" w:hanging="560"/>
+      </w:pPr>
+      <w:rPr>
+        <w:rFonts w:hint="default"/>
+        <w:color w:val="000000"/>
+      </w:rPr>
+    </w:lvl>
+    <w:lvl w:ilvl="1">
+      <w:start w:val="1"/>
+      <w:numFmt w:val="decimal"/>
+      <w:lvlText w:val="%1.%2"/>
+      <w:lvlJc w:val="left"/>
+      <w:pPr>
+        <w:ind w:left="1040" w:hanging="560"/>
+      </w:pPr>
+      <w:rPr>
+        <w:rFonts w:hint="default"/>
+        <w:color w:val="000000"/>
+      </w:rPr>
+    </w:lvl>
+    <w:lvl w:ilvl="2">
+      <w:start w:val="1"/>
+      <w:numFmt w:val="decimal"/>
+      <w:lvlText w:val="%1.%2.%3"/>
+      <w:lvlJc w:val="left"/>
+      <w:pPr>
+        <w:ind w:left="1680" w:hanging="720"/>
+      </w:pPr>
+      <w:rPr>
+        <w:rFonts w:hint="default"/>
+        <w:color w:val="000000"/>
+      </w:rPr>
+    </w:lvl>
+    <w:lvl w:ilvl="3">
+      <w:start w:val="2"/>
+      <w:numFmt w:val="decimal"/>
+      <w:lvlText w:val="%1.%2.%3.%4"/>
+      <w:lvlJc w:val="left"/>
+      <w:pPr>
+        <w:ind w:left="2160" w:hanging="720"/>
+      </w:pPr>
+      <w:rPr>
+        <w:rFonts w:hint="default"/>
+        <w:color w:val="000000"/>
+      </w:rPr>
+    </w:lvl>
+    <w:lvl w:ilvl="4">
+      <w:start w:val="1"/>
+      <w:numFmt w:val="decimal"/>
+      <w:lvlText w:val="%1.%2.%3.%4.%5"/>
+      <w:lvlJc w:val="left"/>
+      <w:pPr>
+        <w:ind w:left="3000" w:hanging="1080"/>
+      </w:pPr>
+      <w:rPr>
+        <w:rFonts w:hint="default"/>
+        <w:color w:val="000000"/>
+      </w:rPr>
+    </w:lvl>
+    <w:lvl w:ilvl="5">
+      <w:start w:val="1"/>
+      <w:numFmt w:val="decimal"/>
+      <w:lvlText w:val="%1.%2.%3.%4.%5.%6"/>
+      <w:lvlJc w:val="left"/>
+      <w:pPr>
+        <w:ind w:left="3480" w:hanging="1080"/>
+      </w:pPr>
+      <w:rPr>
+        <w:rFonts w:hint="default"/>
+        <w:color w:val="000000"/>
+      </w:rPr>
+    </w:lvl>
+    <w:lvl w:ilvl="6">
+      <w:start w:val="1"/>
+      <w:numFmt w:val="decimal"/>
+      <w:lvlText w:val="%1.%2.%3.%4.%5.%6.%7"/>
+      <w:lvlJc w:val="left"/>
+      <w:pPr>
+        <w:ind w:left="4320" w:hanging="1440"/>
+      </w:pPr>
+      <w:rPr>
+        <w:rFonts w:hint="default"/>
+        <w:color w:val="000000"/>
+      </w:rPr>
+    </w:lvl>
+    <w:lvl w:ilvl="7">
+      <w:start w:val="1"/>
+      <w:numFmt w:val="decimal"/>
+      <w:lvlText w:val="%1.%2.%3.%4.%5.%6.%7.%8"/>
+      <w:lvlJc w:val="left"/>
+      <w:pPr>
+        <w:ind w:left="4800" w:hanging="1440"/>
+      </w:pPr>
+      <w:rPr>
+        <w:rFonts w:hint="default"/>
+        <w:color w:val="000000"/>
+      </w:rPr>
+    </w:lvl>
+    <w:lvl w:ilvl="8">
+      <w:start w:val="1"/>
+      <w:numFmt w:val="decimal"/>
+      <w:lvlText w:val="%1.%2.%3.%4.%5.%6.%7.%8.%9"/>
+      <w:lvlJc w:val="left"/>
+      <w:pPr>
+        <w:ind w:left="5640" w:hanging="1800"/>
+      </w:pPr>
+      <w:rPr>
+        <w:rFonts w:hint="default"/>
+        <w:color w:val="000000"/>
+      </w:rPr>
+    </w:lvl>
+  </w:abstractNum>
+  <w:abstractNum w:abstractNumId="40" w15:restartNumberingAfterBreak="0">
     <w:nsid w:val="7A7405F0"/>
     <w:multiLevelType w:val="hybridMultilevel"/>
     <w:tmpl w:val="34A2A6AE"/>
@@ -12742,7 +14241,7 @@
       </w:pPr>
     </w:lvl>
   </w:abstractNum>
-  <w:abstractNum w:abstractNumId="35" w15:restartNumberingAfterBreak="0">
+  <w:abstractNum w:abstractNumId="41" w15:restartNumberingAfterBreak="0">
     <w:nsid w:val="7CF2130C"/>
     <w:multiLevelType w:val="hybridMultilevel"/>
     <w:tmpl w:val="D5F264C0"/>
@@ -12831,7 +14330,120 @@
       </w:pPr>
     </w:lvl>
   </w:abstractNum>
-  <w:abstractNum w:abstractNumId="36" w15:restartNumberingAfterBreak="0">
+  <w:abstractNum w:abstractNumId="42" w15:restartNumberingAfterBreak="0">
+    <w:nsid w:val="7EB9641A"/>
+    <w:multiLevelType w:val="multilevel"/>
+    <w:tmpl w:val="06A09AEE"/>
+    <w:lvl w:ilvl="0">
+      <w:start w:val="4"/>
+      <w:numFmt w:val="decimal"/>
+      <w:lvlText w:val="%1."/>
+      <w:lvlJc w:val="left"/>
+      <w:pPr>
+        <w:ind w:left="360" w:hanging="360"/>
+      </w:pPr>
+      <w:rPr>
+        <w:rFonts w:hint="default"/>
+      </w:rPr>
+    </w:lvl>
+    <w:lvl w:ilvl="1">
+      <w:start w:val="3"/>
+      <w:numFmt w:val="decimal"/>
+      <w:lvlText w:val="%1.%2."/>
+      <w:lvlJc w:val="left"/>
+      <w:pPr>
+        <w:ind w:left="1080" w:hanging="360"/>
+      </w:pPr>
+      <w:rPr>
+        <w:rFonts w:hint="default"/>
+      </w:rPr>
+    </w:lvl>
+    <w:lvl w:ilvl="2">
+      <w:start w:val="1"/>
+      <w:numFmt w:val="decimal"/>
+      <w:lvlText w:val="%1.%2.%3."/>
+      <w:lvlJc w:val="left"/>
+      <w:pPr>
+        <w:ind w:left="2160" w:hanging="720"/>
+      </w:pPr>
+      <w:rPr>
+        <w:rFonts w:hint="default"/>
+      </w:rPr>
+    </w:lvl>
+    <w:lvl w:ilvl="3">
+      <w:start w:val="1"/>
+      <w:numFmt w:val="decimal"/>
+      <w:lvlText w:val="%1.%2.%3.%4."/>
+      <w:lvlJc w:val="left"/>
+      <w:pPr>
+        <w:ind w:left="2880" w:hanging="720"/>
+      </w:pPr>
+      <w:rPr>
+        <w:rFonts w:hint="default"/>
+      </w:rPr>
+    </w:lvl>
+    <w:lvl w:ilvl="4">
+      <w:start w:val="1"/>
+      <w:numFmt w:val="decimal"/>
+      <w:lvlText w:val="%1.%2.%3.%4.%5."/>
+      <w:lvlJc w:val="left"/>
+      <w:pPr>
+        <w:ind w:left="3960" w:hanging="1080"/>
+      </w:pPr>
+      <w:rPr>
+        <w:rFonts w:hint="default"/>
+      </w:rPr>
+    </w:lvl>
+    <w:lvl w:ilvl="5">
+      <w:start w:val="1"/>
+      <w:numFmt w:val="decimal"/>
+      <w:lvlText w:val="%1.%2.%3.%4.%5.%6."/>
+      <w:lvlJc w:val="left"/>
+      <w:pPr>
+        <w:ind w:left="4680" w:hanging="1080"/>
+      </w:pPr>
+      <w:rPr>
+        <w:rFonts w:hint="default"/>
+      </w:rPr>
+    </w:lvl>
+    <w:lvl w:ilvl="6">
+      <w:start w:val="1"/>
+      <w:numFmt w:val="decimal"/>
+      <w:lvlText w:val="%1.%2.%3.%4.%5.%6.%7."/>
+      <w:lvlJc w:val="left"/>
+      <w:pPr>
+        <w:ind w:left="5760" w:hanging="1440"/>
+      </w:pPr>
+      <w:rPr>
+        <w:rFonts w:hint="default"/>
+      </w:rPr>
+    </w:lvl>
+    <w:lvl w:ilvl="7">
+      <w:start w:val="1"/>
+      <w:numFmt w:val="decimal"/>
+      <w:lvlText w:val="%1.%2.%3.%4.%5.%6.%7.%8."/>
+      <w:lvlJc w:val="left"/>
+      <w:pPr>
+        <w:ind w:left="6480" w:hanging="1440"/>
+      </w:pPr>
+      <w:rPr>
+        <w:rFonts w:hint="default"/>
+      </w:rPr>
+    </w:lvl>
+    <w:lvl w:ilvl="8">
+      <w:start w:val="1"/>
+      <w:numFmt w:val="decimal"/>
+      <w:lvlText w:val="%1.%2.%3.%4.%5.%6.%7.%8.%9."/>
+      <w:lvlJc w:val="left"/>
+      <w:pPr>
+        <w:ind w:left="7560" w:hanging="1800"/>
+      </w:pPr>
+      <w:rPr>
+        <w:rFonts w:hint="default"/>
+      </w:rPr>
+    </w:lvl>
+  </w:abstractNum>
+  <w:abstractNum w:abstractNumId="43" w15:restartNumberingAfterBreak="0">
     <w:nsid w:val="7F407D5A"/>
     <w:multiLevelType w:val="hybridMultilevel"/>
     <w:tmpl w:val="E7F66792"/>
@@ -12921,16 +14533,16 @@
     </w:lvl>
   </w:abstractNum>
   <w:num w:numId="1" w16cid:durableId="113329996">
-    <w:abstractNumId w:val="19"/>
+    <w:abstractNumId w:val="23"/>
   </w:num>
   <w:num w:numId="2" w16cid:durableId="1892300670">
     <w:abstractNumId w:val="3"/>
   </w:num>
   <w:num w:numId="3" w16cid:durableId="134492675">
-    <w:abstractNumId w:val="17"/>
+    <w:abstractNumId w:val="21"/>
   </w:num>
   <w:num w:numId="4" w16cid:durableId="704066318">
-    <w:abstractNumId w:val="10"/>
+    <w:abstractNumId w:val="12"/>
   </w:num>
   <w:num w:numId="5" w16cid:durableId="1405570585">
     <w:abstractNumId w:val="0"/>
@@ -12939,97 +14551,148 @@
     <w:abstractNumId w:val="2"/>
   </w:num>
   <w:num w:numId="7" w16cid:durableId="1836216277">
+    <w:abstractNumId w:val="40"/>
+  </w:num>
+  <w:num w:numId="8" w16cid:durableId="974524817">
+    <w:abstractNumId w:val="16"/>
+  </w:num>
+  <w:num w:numId="9" w16cid:durableId="334764877">
+    <w:abstractNumId w:val="10"/>
+  </w:num>
+  <w:num w:numId="10" w16cid:durableId="1404790490">
+    <w:abstractNumId w:val="43"/>
+  </w:num>
+  <w:num w:numId="11" w16cid:durableId="1441875984">
+    <w:abstractNumId w:val="15"/>
+  </w:num>
+  <w:num w:numId="12" w16cid:durableId="1631548767">
+    <w:abstractNumId w:val="9"/>
+  </w:num>
+  <w:num w:numId="13" w16cid:durableId="1553729205">
+    <w:abstractNumId w:val="41"/>
+  </w:num>
+  <w:num w:numId="14" w16cid:durableId="582110988">
+    <w:abstractNumId w:val="24"/>
+  </w:num>
+  <w:num w:numId="15" w16cid:durableId="488908694">
+    <w:abstractNumId w:val="29"/>
+  </w:num>
+  <w:num w:numId="16" w16cid:durableId="484588679">
+    <w:abstractNumId w:val="22"/>
+  </w:num>
+  <w:num w:numId="17" w16cid:durableId="439178102">
+    <w:abstractNumId w:val="5"/>
+  </w:num>
+  <w:num w:numId="18" w16cid:durableId="1538004879">
+    <w:abstractNumId w:val="31"/>
+  </w:num>
+  <w:num w:numId="19" w16cid:durableId="72700625">
+    <w:abstractNumId w:val="32"/>
+  </w:num>
+  <w:num w:numId="20" w16cid:durableId="993265520">
     <w:abstractNumId w:val="34"/>
   </w:num>
-  <w:num w:numId="8" w16cid:durableId="974524817">
-    <w:abstractNumId w:val="14"/>
-  </w:num>
-  <w:num w:numId="9" w16cid:durableId="334764877">
+  <w:num w:numId="21" w16cid:durableId="613514866">
     <w:abstractNumId w:val="8"/>
   </w:num>
-  <w:num w:numId="10" w16cid:durableId="1404790490">
-    <w:abstractNumId w:val="36"/>
-  </w:num>
-  <w:num w:numId="11" w16cid:durableId="1441875984">
-    <w:abstractNumId w:val="13"/>
-  </w:num>
-  <w:num w:numId="12" w16cid:durableId="1631548767">
+  <w:num w:numId="22" w16cid:durableId="2121487695">
     <w:abstractNumId w:val="7"/>
-  </w:num>
-  <w:num w:numId="13" w16cid:durableId="1553729205">
-    <w:abstractNumId w:val="35"/>
-  </w:num>
-  <w:num w:numId="14" w16cid:durableId="582110988">
-    <w:abstractNumId w:val="20"/>
-  </w:num>
-  <w:num w:numId="15" w16cid:durableId="488908694">
-    <w:abstractNumId w:val="25"/>
-  </w:num>
-  <w:num w:numId="16" w16cid:durableId="484588679">
-    <w:abstractNumId w:val="18"/>
-  </w:num>
-  <w:num w:numId="17" w16cid:durableId="439178102">
-    <w:abstractNumId w:val="4"/>
-  </w:num>
-  <w:num w:numId="18" w16cid:durableId="1538004879">
-    <w:abstractNumId w:val="27"/>
-  </w:num>
-  <w:num w:numId="19" w16cid:durableId="72700625">
-    <w:abstractNumId w:val="28"/>
-  </w:num>
-  <w:num w:numId="20" w16cid:durableId="993265520">
-    <w:abstractNumId w:val="30"/>
-  </w:num>
-  <w:num w:numId="21" w16cid:durableId="613514866">
-    <w:abstractNumId w:val="6"/>
-  </w:num>
-  <w:num w:numId="22" w16cid:durableId="2121487695">
-    <w:abstractNumId w:val="5"/>
   </w:num>
   <w:num w:numId="23" w16cid:durableId="1974631943">
     <w:abstractNumId w:val="1"/>
   </w:num>
   <w:num w:numId="24" w16cid:durableId="1429884544">
+    <w:abstractNumId w:val="30"/>
+  </w:num>
+  <w:num w:numId="25" w16cid:durableId="1286697992">
+    <w:abstractNumId w:val="18"/>
+  </w:num>
+  <w:num w:numId="26" w16cid:durableId="576091688">
+    <w:abstractNumId w:val="14"/>
+  </w:num>
+  <w:num w:numId="27" w16cid:durableId="1732074634">
+    <w:abstractNumId w:val="25"/>
+  </w:num>
+  <w:num w:numId="28" w16cid:durableId="1589270307">
+    <w:abstractNumId w:val="20"/>
+  </w:num>
+  <w:num w:numId="29" w16cid:durableId="838084926">
+    <w:abstractNumId w:val="36"/>
+  </w:num>
+  <w:num w:numId="30" w16cid:durableId="910429533">
+    <w:abstractNumId w:val="28"/>
+  </w:num>
+  <w:num w:numId="31" w16cid:durableId="1062293546">
+    <w:abstractNumId w:val="37"/>
+  </w:num>
+  <w:num w:numId="32" w16cid:durableId="1329016290">
+    <w:abstractNumId w:val="33"/>
+  </w:num>
+  <w:num w:numId="33" w16cid:durableId="122817084">
     <w:abstractNumId w:val="26"/>
   </w:num>
-  <w:num w:numId="25" w16cid:durableId="1286697992">
-    <w:abstractNumId w:val="15"/>
-  </w:num>
-  <w:num w:numId="26" w16cid:durableId="576091688">
-    <w:abstractNumId w:val="12"/>
-  </w:num>
-  <w:num w:numId="27" w16cid:durableId="1732074634">
-    <w:abstractNumId w:val="21"/>
-  </w:num>
-  <w:num w:numId="28" w16cid:durableId="1589270307">
-    <w:abstractNumId w:val="16"/>
-  </w:num>
-  <w:num w:numId="29" w16cid:durableId="838084926">
-    <w:abstractNumId w:val="32"/>
-  </w:num>
-  <w:num w:numId="30" w16cid:durableId="910429533">
-    <w:abstractNumId w:val="24"/>
-  </w:num>
-  <w:num w:numId="31" w16cid:durableId="1062293546">
-    <w:abstractNumId w:val="33"/>
-  </w:num>
-  <w:num w:numId="32" w16cid:durableId="1329016290">
-    <w:abstractNumId w:val="29"/>
-  </w:num>
-  <w:num w:numId="33" w16cid:durableId="122817084">
-    <w:abstractNumId w:val="22"/>
-  </w:num>
   <w:num w:numId="34" w16cid:durableId="716853783">
-    <w:abstractNumId w:val="31"/>
+    <w:abstractNumId w:val="35"/>
   </w:num>
   <w:num w:numId="35" w16cid:durableId="1897735491">
+    <w:abstractNumId w:val="13"/>
+  </w:num>
+  <w:num w:numId="36" w16cid:durableId="2083410438">
     <w:abstractNumId w:val="11"/>
   </w:num>
-  <w:num w:numId="36" w16cid:durableId="2083410438">
-    <w:abstractNumId w:val="9"/>
+  <w:num w:numId="37" w16cid:durableId="1973706623">
+    <w:abstractNumId w:val="27"/>
   </w:num>
-  <w:num w:numId="37" w16cid:durableId="1973706623">
+  <w:num w:numId="38" w16cid:durableId="242186798">
     <w:abstractNumId w:val="23"/>
+    <w:lvlOverride w:ilvl="0">
+      <w:startOverride w:val="1"/>
+    </w:lvlOverride>
+    <w:lvlOverride w:ilvl="1">
+      <w:startOverride w:val="1"/>
+    </w:lvlOverride>
+    <w:lvlOverride w:ilvl="2">
+      <w:startOverride w:val="1"/>
+    </w:lvlOverride>
+    <w:lvlOverride w:ilvl="3">
+      <w:startOverride w:val="1"/>
+    </w:lvlOverride>
+    <w:lvlOverride w:ilvl="4">
+      <w:startOverride w:val="1"/>
+    </w:lvlOverride>
+    <w:lvlOverride w:ilvl="5">
+      <w:startOverride w:val="1"/>
+    </w:lvlOverride>
+    <w:lvlOverride w:ilvl="6">
+      <w:startOverride w:val="1"/>
+    </w:lvlOverride>
+    <w:lvlOverride w:ilvl="7">
+      <w:startOverride w:val="1"/>
+    </w:lvlOverride>
+    <w:lvlOverride w:ilvl="8">
+      <w:startOverride w:val="1"/>
+    </w:lvlOverride>
+  </w:num>
+  <w:num w:numId="39" w16cid:durableId="1721131727">
+    <w:abstractNumId w:val="39"/>
+  </w:num>
+  <w:num w:numId="40" w16cid:durableId="539167758">
+    <w:abstractNumId w:val="38"/>
+  </w:num>
+  <w:num w:numId="41" w16cid:durableId="582178414">
+    <w:abstractNumId w:val="19"/>
+  </w:num>
+  <w:num w:numId="42" w16cid:durableId="518860109">
+    <w:abstractNumId w:val="6"/>
+  </w:num>
+  <w:num w:numId="43" w16cid:durableId="1166282395">
+    <w:abstractNumId w:val="4"/>
+  </w:num>
+  <w:num w:numId="44" w16cid:durableId="386874615">
+    <w:abstractNumId w:val="42"/>
+  </w:num>
+  <w:num w:numId="45" w16cid:durableId="1512530538">
+    <w:abstractNumId w:val="17"/>
   </w:num>
 </w:numbering>
 </file>
